--- a/docs/Documento_Socializacion_Calidad_Calculadora.docx
+++ b/docs/Documento_Socializacion_Calidad_Calculadora.docx
@@ -82,6 +82,19 @@
           <w:sz w:val="22"/>
           <w:szCs w:val="22"/>
         </w:rPr>
+        <w:t xml:space="preserve">Repositorio: https://github.com/carolinacardonaUdeA/calidad-software</w:t>
+      </w:r>
+    </w:p>
+    <w:p>
+      <w:pPr>
+        <w:spacing w:after="60"/>
+      </w:pPr>
+      <w:r>
+        <w:rPr>
+          <w:color w:val="5B6770"/>
+          <w:sz w:val="22"/>
+          <w:szCs w:val="22"/>
+        </w:rPr>
         <w:t xml:space="preserve">Fecha: 18 de octubre de 2026</w:t>
       </w:r>
     </w:p>
@@ -103,7 +116,7 @@
           <w:sz w:val="32"/>
           <w:szCs w:val="32"/>
         </w:rPr>
-        <w:t xml:space="preserve">1. Para qué es este documento</w:t>
+        <w:t xml:space="preserve">1. Resumen ejecutivo</w:t>
       </w:r>
     </w:p>
     <w:p>
@@ -208,6 +221,224 @@
         </w:rPr>
         <w:t xml:space="preserve">.</w:t>
       </w:r>
+    </w:p>
+    <w:tbl>
+      <w:tblPr>
+        <w:tblW w:type="dxa" w:w="9360"/>
+        <w:tblBorders>
+          <w:top w:val="single" w:color="auto" w:sz="4"/>
+          <w:left w:val="single" w:color="auto" w:sz="4"/>
+          <w:bottom w:val="single" w:color="auto" w:sz="4"/>
+          <w:right w:val="single" w:color="auto" w:sz="4"/>
+          <w:insideH w:val="single" w:color="auto" w:sz="4"/>
+          <w:insideV w:val="single" w:color="auto" w:sz="4"/>
+        </w:tblBorders>
+      </w:tblPr>
+      <w:tblGrid>
+        <w:gridCol w:w="2340"/>
+        <w:gridCol w:w="2340"/>
+        <w:gridCol w:w="2340"/>
+        <w:gridCol w:w="2340"/>
+      </w:tblGrid>
+      <w:tr>
+        <w:tc>
+          <w:tcPr>
+            <w:tcW w:type="dxa" w:w="2340"/>
+            <w:tcBorders>
+              <w:top w:val="none" w:color="FFFFFF" w:sz="0"/>
+              <w:left w:val="single" w:color="FFFFFF" w:sz="24"/>
+              <w:bottom w:val="none" w:color="FFFFFF" w:sz="0"/>
+              <w:right w:val="single" w:color="FFFFFF" w:sz="24"/>
+            </w:tcBorders>
+            <w:shd w:fill="EEF3F7" w:val="clear"/>
+            <w:tcMar>
+              <w:top w:type="dxa" w:w="140"/>
+              <w:left w:type="dxa" w:w="120"/>
+              <w:bottom w:type="dxa" w:w="140"/>
+              <w:right w:type="dxa" w:w="120"/>
+            </w:tcMar>
+          </w:tcPr>
+          <w:p>
+            <w:pPr>
+              <w:spacing w:after="40"/>
+              <w:jc w:val="center"/>
+            </w:pPr>
+            <w:r>
+              <w:rPr>
+                <w:b/>
+                <w:bCs/>
+                <w:color w:val="1F5E8C"/>
+                <w:sz w:val="40"/>
+                <w:szCs w:val="40"/>
+              </w:rPr>
+              <w:t xml:space="preserve">87</w:t>
+            </w:r>
+          </w:p>
+          <w:p>
+            <w:pPr>
+              <w:spacing w:after="0" w:line="240"/>
+              <w:jc w:val="center"/>
+            </w:pPr>
+            <w:r>
+              <w:rPr>
+                <w:color w:val="5B6770"/>
+                <w:sz w:val="18"/>
+                <w:szCs w:val="18"/>
+              </w:rPr>
+              <w:t xml:space="preserve">pruebas unitarias</w:t>
+            </w:r>
+          </w:p>
+        </w:tc>
+        <w:tc>
+          <w:tcPr>
+            <w:tcW w:type="dxa" w:w="2340"/>
+            <w:tcBorders>
+              <w:top w:val="none" w:color="FFFFFF" w:sz="0"/>
+              <w:left w:val="single" w:color="FFFFFF" w:sz="24"/>
+              <w:bottom w:val="none" w:color="FFFFFF" w:sz="0"/>
+              <w:right w:val="single" w:color="FFFFFF" w:sz="24"/>
+            </w:tcBorders>
+            <w:shd w:fill="EEF3F7" w:val="clear"/>
+            <w:tcMar>
+              <w:top w:type="dxa" w:w="140"/>
+              <w:left w:type="dxa" w:w="120"/>
+              <w:bottom w:type="dxa" w:w="140"/>
+              <w:right w:type="dxa" w:w="120"/>
+            </w:tcMar>
+          </w:tcPr>
+          <w:p>
+            <w:pPr>
+              <w:spacing w:after="40"/>
+              <w:jc w:val="center"/>
+            </w:pPr>
+            <w:r>
+              <w:rPr>
+                <w:b/>
+                <w:bCs/>
+                <w:color w:val="1F5E8C"/>
+                <w:sz w:val="40"/>
+                <w:szCs w:val="40"/>
+              </w:rPr>
+              <w:t xml:space="preserve">130</w:t>
+            </w:r>
+          </w:p>
+          <w:p>
+            <w:pPr>
+              <w:spacing w:after="0" w:line="240"/>
+              <w:jc w:val="center"/>
+            </w:pPr>
+            <w:r>
+              <w:rPr>
+                <w:color w:val="5B6770"/>
+                <w:sz w:val="18"/>
+                <w:szCs w:val="18"/>
+              </w:rPr>
+              <w:t xml:space="preserve">ejecuciones de aceptación (Karate)</w:t>
+            </w:r>
+          </w:p>
+        </w:tc>
+        <w:tc>
+          <w:tcPr>
+            <w:tcW w:type="dxa" w:w="2340"/>
+            <w:tcBorders>
+              <w:top w:val="none" w:color="FFFFFF" w:sz="0"/>
+              <w:left w:val="single" w:color="FFFFFF" w:sz="24"/>
+              <w:bottom w:val="none" w:color="FFFFFF" w:sz="0"/>
+              <w:right w:val="single" w:color="FFFFFF" w:sz="24"/>
+            </w:tcBorders>
+            <w:shd w:fill="EEF3F7" w:val="clear"/>
+            <w:tcMar>
+              <w:top w:type="dxa" w:w="140"/>
+              <w:left w:type="dxa" w:w="120"/>
+              <w:bottom w:type="dxa" w:w="140"/>
+              <w:right w:type="dxa" w:w="120"/>
+            </w:tcMar>
+          </w:tcPr>
+          <w:p>
+            <w:pPr>
+              <w:spacing w:after="40"/>
+              <w:jc w:val="center"/>
+            </w:pPr>
+            <w:r>
+              <w:rPr>
+                <w:b/>
+                <w:bCs/>
+                <w:color w:val="1F5E8C"/>
+                <w:sz w:val="40"/>
+                <w:szCs w:val="40"/>
+              </w:rPr>
+              <w:t xml:space="preserve">≈ 88 %</w:t>
+            </w:r>
+          </w:p>
+          <w:p>
+            <w:pPr>
+              <w:spacing w:after="0" w:line="240"/>
+              <w:jc w:val="center"/>
+            </w:pPr>
+            <w:r>
+              <w:rPr>
+                <w:color w:val="5B6770"/>
+                <w:sz w:val="18"/>
+                <w:szCs w:val="18"/>
+              </w:rPr>
+              <w:t xml:space="preserve">cobertura combinada estimada</w:t>
+            </w:r>
+          </w:p>
+        </w:tc>
+        <w:tc>
+          <w:tcPr>
+            <w:tcW w:type="dxa" w:w="2340"/>
+            <w:tcBorders>
+              <w:top w:val="none" w:color="FFFFFF" w:sz="0"/>
+              <w:left w:val="single" w:color="FFFFFF" w:sz="24"/>
+              <w:bottom w:val="none" w:color="FFFFFF" w:sz="0"/>
+              <w:right w:val="single" w:color="FFFFFF" w:sz="24"/>
+            </w:tcBorders>
+            <w:shd w:fill="EEF3F7" w:val="clear"/>
+            <w:tcMar>
+              <w:top w:type="dxa" w:w="140"/>
+              <w:left w:type="dxa" w:w="120"/>
+              <w:bottom w:type="dxa" w:w="140"/>
+              <w:right w:type="dxa" w:w="120"/>
+            </w:tcMar>
+          </w:tcPr>
+          <w:p>
+            <w:pPr>
+              <w:spacing w:after="40"/>
+              <w:jc w:val="center"/>
+            </w:pPr>
+            <w:r>
+              <w:rPr>
+                <w:b/>
+                <w:bCs/>
+                <w:color w:val="1F5E8C"/>
+                <w:sz w:val="40"/>
+                <w:szCs w:val="40"/>
+              </w:rPr>
+              <w:t xml:space="preserve">10 / 15</w:t>
+            </w:r>
+          </w:p>
+          <w:p>
+            <w:pPr>
+              <w:spacing w:after="0" w:line="240"/>
+              <w:jc w:val="center"/>
+            </w:pPr>
+            <w:r>
+              <w:rPr>
+                <w:color w:val="5B6770"/>
+                <w:sz w:val="18"/>
+                <w:szCs w:val="18"/>
+              </w:rPr>
+              <w:t xml:space="preserve">umbral ciclomática / cognitiva por método</w:t>
+            </w:r>
+          </w:p>
+        </w:tc>
+      </w:tr>
+    </w:tbl>
+    <w:p>
+      <w:pPr>
+        <w:spacing w:after="120"/>
+      </w:pPr>
     </w:p>
     <w:tbl>
       <w:tblPr>
@@ -309,6 +540,654 @@
         </w:tc>
       </w:tr>
     </w:tbl>
+    <w:p>
+      <w:pPr>
+        <w:pStyle w:val="Heading2"/>
+        <w:spacing w:after="100" w:before="240"/>
+      </w:pPr>
+      <w:r>
+        <w:rPr>
+          <w:b/>
+          <w:bCs/>
+          <w:color w:val="1F2933"/>
+          <w:sz w:val="26"/>
+          <w:szCs w:val="26"/>
+        </w:rPr>
+        <w:t xml:space="preserve">Qué se entrega</w:t>
+      </w:r>
+    </w:p>
+    <w:tbl>
+      <w:tblPr>
+        <w:tblW w:type="dxa" w:w="9360"/>
+        <w:tblBorders>
+          <w:top w:val="single" w:color="auto" w:sz="4"/>
+          <w:left w:val="single" w:color="auto" w:sz="4"/>
+          <w:bottom w:val="single" w:color="auto" w:sz="4"/>
+          <w:right w:val="single" w:color="auto" w:sz="4"/>
+          <w:insideH w:val="single" w:color="auto" w:sz="4"/>
+          <w:insideV w:val="single" w:color="auto" w:sz="4"/>
+        </w:tblBorders>
+      </w:tblPr>
+      <w:tblGrid>
+        <w:gridCol w:w="2700"/>
+        <w:gridCol w:w="3000"/>
+        <w:gridCol w:w="3660"/>
+      </w:tblGrid>
+      <w:tr>
+        <w:trPr>
+          <w:tblHeader/>
+        </w:trPr>
+        <w:tc>
+          <w:tcPr>
+            <w:tcW w:type="dxa" w:w="2700"/>
+            <w:tcBorders>
+              <w:top w:val="single" w:color="D5D9DD" w:sz="4"/>
+              <w:left w:val="single" w:color="D5D9DD" w:sz="4"/>
+              <w:bottom w:val="single" w:color="D5D9DD" w:sz="4"/>
+              <w:right w:val="single" w:color="D5D9DD" w:sz="4"/>
+            </w:tcBorders>
+            <w:shd w:fill="1F5E8C" w:val="clear"/>
+            <w:tcMar>
+              <w:top w:type="dxa" w:w="70"/>
+              <w:left w:type="dxa" w:w="110"/>
+              <w:bottom w:type="dxa" w:w="70"/>
+              <w:right w:type="dxa" w:w="110"/>
+            </w:tcMar>
+          </w:tcPr>
+          <w:p>
+            <w:pPr>
+              <w:spacing w:after="0" w:line="252"/>
+            </w:pPr>
+            <w:r>
+              <w:rPr>
+                <w:b/>
+                <w:bCs/>
+                <w:color w:val="FFFFFF"/>
+                <w:sz w:val="20"/>
+                <w:szCs w:val="20"/>
+              </w:rPr>
+              <w:t xml:space="preserve">Entregable</w:t>
+            </w:r>
+          </w:p>
+        </w:tc>
+        <w:tc>
+          <w:tcPr>
+            <w:tcW w:type="dxa" w:w="3000"/>
+            <w:tcBorders>
+              <w:top w:val="single" w:color="D5D9DD" w:sz="4"/>
+              <w:left w:val="single" w:color="D5D9DD" w:sz="4"/>
+              <w:bottom w:val="single" w:color="D5D9DD" w:sz="4"/>
+              <w:right w:val="single" w:color="D5D9DD" w:sz="4"/>
+            </w:tcBorders>
+            <w:shd w:fill="1F5E8C" w:val="clear"/>
+            <w:tcMar>
+              <w:top w:type="dxa" w:w="70"/>
+              <w:left w:type="dxa" w:w="110"/>
+              <w:bottom w:type="dxa" w:w="70"/>
+              <w:right w:type="dxa" w:w="110"/>
+            </w:tcMar>
+          </w:tcPr>
+          <w:p>
+            <w:pPr>
+              <w:spacing w:after="0" w:line="252"/>
+            </w:pPr>
+            <w:r>
+              <w:rPr>
+                <w:b/>
+                <w:bCs/>
+                <w:color w:val="FFFFFF"/>
+                <w:sz w:val="20"/>
+                <w:szCs w:val="20"/>
+              </w:rPr>
+              <w:t xml:space="preserve">Dónde está</w:t>
+            </w:r>
+          </w:p>
+        </w:tc>
+        <w:tc>
+          <w:tcPr>
+            <w:tcW w:type="dxa" w:w="3660"/>
+            <w:tcBorders>
+              <w:top w:val="single" w:color="D5D9DD" w:sz="4"/>
+              <w:left w:val="single" w:color="D5D9DD" w:sz="4"/>
+              <w:bottom w:val="single" w:color="D5D9DD" w:sz="4"/>
+              <w:right w:val="single" w:color="D5D9DD" w:sz="4"/>
+            </w:tcBorders>
+            <w:shd w:fill="1F5E8C" w:val="clear"/>
+            <w:tcMar>
+              <w:top w:type="dxa" w:w="70"/>
+              <w:left w:type="dxa" w:w="110"/>
+              <w:bottom w:type="dxa" w:w="70"/>
+              <w:right w:type="dxa" w:w="110"/>
+            </w:tcMar>
+          </w:tcPr>
+          <w:p>
+            <w:pPr>
+              <w:spacing w:after="0" w:line="252"/>
+            </w:pPr>
+            <w:r>
+              <w:rPr>
+                <w:b/>
+                <w:bCs/>
+                <w:color w:val="FFFFFF"/>
+                <w:sz w:val="20"/>
+                <w:szCs w:val="20"/>
+              </w:rPr>
+              <w:t xml:space="preserve">Para qué sirve</w:t>
+            </w:r>
+          </w:p>
+        </w:tc>
+      </w:tr>
+      <w:tr>
+        <w:trPr>
+          <w:cantSplit/>
+        </w:trPr>
+        <w:tc>
+          <w:tcPr>
+            <w:tcW w:type="dxa" w:w="2700"/>
+            <w:tcBorders>
+              <w:top w:val="single" w:color="D5D9DD" w:sz="4"/>
+              <w:left w:val="single" w:color="D5D9DD" w:sz="4"/>
+              <w:bottom w:val="single" w:color="D5D9DD" w:sz="4"/>
+              <w:right w:val="single" w:color="D5D9DD" w:sz="4"/>
+            </w:tcBorders>
+            <w:tcMar>
+              <w:top w:type="dxa" w:w="70"/>
+              <w:left w:type="dxa" w:w="110"/>
+              <w:bottom w:type="dxa" w:w="70"/>
+              <w:right w:type="dxa" w:w="110"/>
+            </w:tcMar>
+          </w:tcPr>
+          <w:p>
+            <w:pPr>
+              <w:spacing w:after="0" w:line="252"/>
+            </w:pPr>
+            <w:r>
+              <w:rPr>
+                <w:color w:val="1F2933"/>
+                <w:sz w:val="20"/>
+                <w:szCs w:val="20"/>
+              </w:rPr>
+              <w:t xml:space="preserve">Pruebas de aceptación Karate</w:t>
+            </w:r>
+          </w:p>
+        </w:tc>
+        <w:tc>
+          <w:tcPr>
+            <w:tcW w:type="dxa" w:w="3000"/>
+            <w:tcBorders>
+              <w:top w:val="single" w:color="D5D9DD" w:sz="4"/>
+              <w:left w:val="single" w:color="D5D9DD" w:sz="4"/>
+              <w:bottom w:val="single" w:color="D5D9DD" w:sz="4"/>
+              <w:right w:val="single" w:color="D5D9DD" w:sz="4"/>
+            </w:tcBorders>
+            <w:tcMar>
+              <w:top w:type="dxa" w:w="70"/>
+              <w:left w:type="dxa" w:w="110"/>
+              <w:bottom w:type="dxa" w:w="70"/>
+              <w:right w:type="dxa" w:w="110"/>
+            </w:tcMar>
+          </w:tcPr>
+          <w:p>
+            <w:pPr>
+              <w:spacing w:after="0" w:line="252"/>
+            </w:pPr>
+            <w:r>
+              <w:rPr>
+                <w:rFonts w:ascii="Consolas" w:cs="Consolas" w:eastAsia="Consolas" w:hAnsi="Consolas"/>
+                <w:color w:val="7A2E0E"/>
+                <w:sz w:val="18"/>
+                <w:szCs w:val="18"/>
+              </w:rPr>
+              <w:t xml:space="preserve">pruebas-aceptacion/</w:t>
+            </w:r>
+          </w:p>
+        </w:tc>
+        <w:tc>
+          <w:tcPr>
+            <w:tcW w:type="dxa" w:w="3660"/>
+            <w:tcBorders>
+              <w:top w:val="single" w:color="D5D9DD" w:sz="4"/>
+              <w:left w:val="single" w:color="D5D9DD" w:sz="4"/>
+              <w:bottom w:val="single" w:color="D5D9DD" w:sz="4"/>
+              <w:right w:val="single" w:color="D5D9DD" w:sz="4"/>
+            </w:tcBorders>
+            <w:tcMar>
+              <w:top w:type="dxa" w:w="70"/>
+              <w:left w:type="dxa" w:w="110"/>
+              <w:bottom w:type="dxa" w:w="70"/>
+              <w:right w:type="dxa" w:w="110"/>
+            </w:tcMar>
+          </w:tcPr>
+          <w:p>
+            <w:pPr>
+              <w:spacing w:after="0" w:line="252"/>
+            </w:pPr>
+            <w:r>
+              <w:rPr>
+                <w:color w:val="1F2933"/>
+                <w:sz w:val="20"/>
+                <w:szCs w:val="20"/>
+              </w:rPr>
+              <w:t xml:space="preserve">7 features, 44 escenarios, 130 ejecuciones sobre motor, interfaz y consola</w:t>
+            </w:r>
+          </w:p>
+        </w:tc>
+      </w:tr>
+      <w:tr>
+        <w:trPr>
+          <w:cantSplit/>
+        </w:trPr>
+        <w:tc>
+          <w:tcPr>
+            <w:tcW w:type="dxa" w:w="2700"/>
+            <w:tcBorders>
+              <w:top w:val="single" w:color="D5D9DD" w:sz="4"/>
+              <w:left w:val="single" w:color="D5D9DD" w:sz="4"/>
+              <w:bottom w:val="single" w:color="D5D9DD" w:sz="4"/>
+              <w:right w:val="single" w:color="D5D9DD" w:sz="4"/>
+            </w:tcBorders>
+            <w:tcMar>
+              <w:top w:type="dxa" w:w="70"/>
+              <w:left w:type="dxa" w:w="110"/>
+              <w:bottom w:type="dxa" w:w="70"/>
+              <w:right w:type="dxa" w:w="110"/>
+            </w:tcMar>
+          </w:tcPr>
+          <w:p>
+            <w:pPr>
+              <w:spacing w:after="0" w:line="252"/>
+            </w:pPr>
+            <w:r>
+              <w:rPr>
+                <w:color w:val="1F2933"/>
+                <w:sz w:val="20"/>
+                <w:szCs w:val="20"/>
+              </w:rPr>
+              <w:t xml:space="preserve">Quality Gate y Quality Profile</w:t>
+            </w:r>
+          </w:p>
+        </w:tc>
+        <w:tc>
+          <w:tcPr>
+            <w:tcW w:type="dxa" w:w="3000"/>
+            <w:tcBorders>
+              <w:top w:val="single" w:color="D5D9DD" w:sz="4"/>
+              <w:left w:val="single" w:color="D5D9DD" w:sz="4"/>
+              <w:bottom w:val="single" w:color="D5D9DD" w:sz="4"/>
+              <w:right w:val="single" w:color="D5D9DD" w:sz="4"/>
+            </w:tcBorders>
+            <w:tcMar>
+              <w:top w:type="dxa" w:w="70"/>
+              <w:left w:type="dxa" w:w="110"/>
+              <w:bottom w:type="dxa" w:w="70"/>
+              <w:right w:type="dxa" w:w="110"/>
+            </w:tcMar>
+          </w:tcPr>
+          <w:p>
+            <w:pPr>
+              <w:spacing w:after="0" w:line="252"/>
+            </w:pPr>
+            <w:r>
+              <w:rPr>
+                <w:rFonts w:ascii="Consolas" w:cs="Consolas" w:eastAsia="Consolas" w:hAnsi="Consolas"/>
+                <w:color w:val="7A2E0E"/>
+                <w:sz w:val="18"/>
+                <w:szCs w:val="18"/>
+              </w:rPr>
+              <w:t xml:space="preserve">sonar/setup-sonarcloud.sh</w:t>
+            </w:r>
+          </w:p>
+        </w:tc>
+        <w:tc>
+          <w:tcPr>
+            <w:tcW w:type="dxa" w:w="3660"/>
+            <w:tcBorders>
+              <w:top w:val="single" w:color="D5D9DD" w:sz="4"/>
+              <w:left w:val="single" w:color="D5D9DD" w:sz="4"/>
+              <w:bottom w:val="single" w:color="D5D9DD" w:sz="4"/>
+              <w:right w:val="single" w:color="D5D9DD" w:sz="4"/>
+            </w:tcBorders>
+            <w:tcMar>
+              <w:top w:type="dxa" w:w="70"/>
+              <w:left w:type="dxa" w:w="110"/>
+              <w:bottom w:type="dxa" w:w="70"/>
+              <w:right w:type="dxa" w:w="110"/>
+            </w:tcMar>
+          </w:tcPr>
+          <w:p>
+            <w:pPr>
+              <w:spacing w:after="0" w:line="252"/>
+            </w:pPr>
+            <w:r>
+              <w:rPr>
+                <w:color w:val="1F2933"/>
+                <w:sz w:val="20"/>
+                <w:szCs w:val="20"/>
+              </w:rPr>
+              <w:t xml:space="preserve">Crean y configuran el gate y el profile en SonarCloud con una sola orden</w:t>
+            </w:r>
+          </w:p>
+        </w:tc>
+      </w:tr>
+      <w:tr>
+        <w:trPr>
+          <w:cantSplit/>
+        </w:trPr>
+        <w:tc>
+          <w:tcPr>
+            <w:tcW w:type="dxa" w:w="2700"/>
+            <w:tcBorders>
+              <w:top w:val="single" w:color="D5D9DD" w:sz="4"/>
+              <w:left w:val="single" w:color="D5D9DD" w:sz="4"/>
+              <w:bottom w:val="single" w:color="D5D9DD" w:sz="4"/>
+              <w:right w:val="single" w:color="D5D9DD" w:sz="4"/>
+            </w:tcBorders>
+            <w:tcMar>
+              <w:top w:type="dxa" w:w="70"/>
+              <w:left w:type="dxa" w:w="110"/>
+              <w:bottom w:type="dxa" w:w="70"/>
+              <w:right w:type="dxa" w:w="110"/>
+            </w:tcMar>
+          </w:tcPr>
+          <w:p>
+            <w:pPr>
+              <w:spacing w:after="0" w:line="252"/>
+            </w:pPr>
+            <w:r>
+              <w:rPr>
+                <w:color w:val="1F2933"/>
+                <w:sz w:val="20"/>
+                <w:szCs w:val="20"/>
+              </w:rPr>
+              <w:t xml:space="preserve">Integración continua</w:t>
+            </w:r>
+          </w:p>
+        </w:tc>
+        <w:tc>
+          <w:tcPr>
+            <w:tcW w:type="dxa" w:w="3000"/>
+            <w:tcBorders>
+              <w:top w:val="single" w:color="D5D9DD" w:sz="4"/>
+              <w:left w:val="single" w:color="D5D9DD" w:sz="4"/>
+              <w:bottom w:val="single" w:color="D5D9DD" w:sz="4"/>
+              <w:right w:val="single" w:color="D5D9DD" w:sz="4"/>
+            </w:tcBorders>
+            <w:tcMar>
+              <w:top w:type="dxa" w:w="70"/>
+              <w:left w:type="dxa" w:w="110"/>
+              <w:bottom w:type="dxa" w:w="70"/>
+              <w:right w:type="dxa" w:w="110"/>
+            </w:tcMar>
+          </w:tcPr>
+          <w:p>
+            <w:pPr>
+              <w:spacing w:after="0" w:line="252"/>
+            </w:pPr>
+            <w:r>
+              <w:rPr>
+                <w:rFonts w:ascii="Consolas" w:cs="Consolas" w:eastAsia="Consolas" w:hAnsi="Consolas"/>
+                <w:color w:val="7A2E0E"/>
+                <w:sz w:val="18"/>
+                <w:szCs w:val="18"/>
+              </w:rPr>
+              <w:t xml:space="preserve">.github/workflows/sonarcloud.yml</w:t>
+            </w:r>
+            <w:r>
+              <w:rPr>
+                <w:color w:val="1F2933"/>
+                <w:sz w:val="20"/>
+                <w:szCs w:val="20"/>
+              </w:rPr>
+              <w:t xml:space="preserve"> (copia en </w:t>
+            </w:r>
+            <w:r>
+              <w:rPr>
+                <w:rFonts w:ascii="Consolas" w:cs="Consolas" w:eastAsia="Consolas" w:hAnsi="Consolas"/>
+                <w:color w:val="7A2E0E"/>
+                <w:sz w:val="18"/>
+                <w:szCs w:val="18"/>
+              </w:rPr>
+              <w:t xml:space="preserve">sonar/</w:t>
+            </w:r>
+            <w:r>
+              <w:rPr>
+                <w:color w:val="1F2933"/>
+                <w:sz w:val="20"/>
+                <w:szCs w:val="20"/>
+              </w:rPr>
+              <w:t xml:space="preserve">)</w:t>
+            </w:r>
+          </w:p>
+        </w:tc>
+        <w:tc>
+          <w:tcPr>
+            <w:tcW w:type="dxa" w:w="3660"/>
+            <w:tcBorders>
+              <w:top w:val="single" w:color="D5D9DD" w:sz="4"/>
+              <w:left w:val="single" w:color="D5D9DD" w:sz="4"/>
+              <w:bottom w:val="single" w:color="D5D9DD" w:sz="4"/>
+              <w:right w:val="single" w:color="D5D9DD" w:sz="4"/>
+            </w:tcBorders>
+            <w:tcMar>
+              <w:top w:type="dxa" w:w="70"/>
+              <w:left w:type="dxa" w:w="110"/>
+              <w:bottom w:type="dxa" w:w="70"/>
+              <w:right w:type="dxa" w:w="110"/>
+            </w:tcMar>
+          </w:tcPr>
+          <w:p>
+            <w:pPr>
+              <w:spacing w:after="0" w:line="252"/>
+            </w:pPr>
+            <w:r>
+              <w:rPr>
+                <w:color w:val="1F2933"/>
+                <w:sz w:val="20"/>
+                <w:szCs w:val="20"/>
+              </w:rPr>
+              <w:t xml:space="preserve">Ejecuta pruebas, cobertura y análisis en cada push o pull request</w:t>
+            </w:r>
+          </w:p>
+        </w:tc>
+      </w:tr>
+      <w:tr>
+        <w:trPr>
+          <w:cantSplit/>
+        </w:trPr>
+        <w:tc>
+          <w:tcPr>
+            <w:tcW w:type="dxa" w:w="2700"/>
+            <w:tcBorders>
+              <w:top w:val="single" w:color="D5D9DD" w:sz="4"/>
+              <w:left w:val="single" w:color="D5D9DD" w:sz="4"/>
+              <w:bottom w:val="single" w:color="D5D9DD" w:sz="4"/>
+              <w:right w:val="single" w:color="D5D9DD" w:sz="4"/>
+            </w:tcBorders>
+            <w:tcMar>
+              <w:top w:type="dxa" w:w="70"/>
+              <w:left w:type="dxa" w:w="110"/>
+              <w:bottom w:type="dxa" w:w="70"/>
+              <w:right w:type="dxa" w:w="110"/>
+            </w:tcMar>
+          </w:tcPr>
+          <w:p>
+            <w:pPr>
+              <w:spacing w:after="0" w:line="252"/>
+            </w:pPr>
+            <w:r>
+              <w:rPr>
+                <w:color w:val="1F2933"/>
+                <w:sz w:val="20"/>
+                <w:szCs w:val="20"/>
+              </w:rPr>
+              <w:t xml:space="preserve">Verificación de umbrales</w:t>
+            </w:r>
+          </w:p>
+        </w:tc>
+        <w:tc>
+          <w:tcPr>
+            <w:tcW w:type="dxa" w:w="3000"/>
+            <w:tcBorders>
+              <w:top w:val="single" w:color="D5D9DD" w:sz="4"/>
+              <w:left w:val="single" w:color="D5D9DD" w:sz="4"/>
+              <w:bottom w:val="single" w:color="D5D9DD" w:sz="4"/>
+              <w:right w:val="single" w:color="D5D9DD" w:sz="4"/>
+            </w:tcBorders>
+            <w:tcMar>
+              <w:top w:type="dxa" w:w="70"/>
+              <w:left w:type="dxa" w:w="110"/>
+              <w:bottom w:type="dxa" w:w="70"/>
+              <w:right w:type="dxa" w:w="110"/>
+            </w:tcMar>
+          </w:tcPr>
+          <w:p>
+            <w:pPr>
+              <w:spacing w:after="0" w:line="252"/>
+            </w:pPr>
+            <w:r>
+              <w:rPr>
+                <w:rFonts w:ascii="Consolas" w:cs="Consolas" w:eastAsia="Consolas" w:hAnsi="Consolas"/>
+                <w:color w:val="7A2E0E"/>
+                <w:sz w:val="18"/>
+                <w:szCs w:val="18"/>
+              </w:rPr>
+              <w:t xml:space="preserve">sonar/check-metrics.sh</w:t>
+            </w:r>
+          </w:p>
+        </w:tc>
+        <w:tc>
+          <w:tcPr>
+            <w:tcW w:type="dxa" w:w="3660"/>
+            <w:tcBorders>
+              <w:top w:val="single" w:color="D5D9DD" w:sz="4"/>
+              <w:left w:val="single" w:color="D5D9DD" w:sz="4"/>
+              <w:bottom w:val="single" w:color="D5D9DD" w:sz="4"/>
+              <w:right w:val="single" w:color="D5D9DD" w:sz="4"/>
+            </w:tcBorders>
+            <w:tcMar>
+              <w:top w:type="dxa" w:w="70"/>
+              <w:left w:type="dxa" w:w="110"/>
+              <w:bottom w:type="dxa" w:w="70"/>
+              <w:right w:type="dxa" w:w="110"/>
+            </w:tcMar>
+          </w:tcPr>
+          <w:p>
+            <w:pPr>
+              <w:spacing w:after="0" w:line="252"/>
+            </w:pPr>
+            <w:r>
+              <w:rPr>
+                <w:color w:val="1F2933"/>
+                <w:sz w:val="20"/>
+                <w:szCs w:val="20"/>
+              </w:rPr>
+              <w:t xml:space="preserve">Respaldo en CI: falla si se superan los topes de complejidad o baja la cobertura</w:t>
+            </w:r>
+          </w:p>
+        </w:tc>
+      </w:tr>
+      <w:tr>
+        <w:trPr>
+          <w:cantSplit/>
+        </w:trPr>
+        <w:tc>
+          <w:tcPr>
+            <w:tcW w:type="dxa" w:w="2700"/>
+            <w:tcBorders>
+              <w:top w:val="single" w:color="D5D9DD" w:sz="4"/>
+              <w:left w:val="single" w:color="D5D9DD" w:sz="4"/>
+              <w:bottom w:val="single" w:color="D5D9DD" w:sz="4"/>
+              <w:right w:val="single" w:color="D5D9DD" w:sz="4"/>
+            </w:tcBorders>
+            <w:tcMar>
+              <w:top w:type="dxa" w:w="70"/>
+              <w:left w:type="dxa" w:w="110"/>
+              <w:bottom w:type="dxa" w:w="70"/>
+              <w:right w:type="dxa" w:w="110"/>
+            </w:tcMar>
+          </w:tcPr>
+          <w:p>
+            <w:pPr>
+              <w:spacing w:after="0" w:line="252"/>
+            </w:pPr>
+            <w:r>
+              <w:rPr>
+                <w:color w:val="1F2933"/>
+                <w:sz w:val="20"/>
+                <w:szCs w:val="20"/>
+              </w:rPr>
+              <w:t xml:space="preserve">Documentación</w:t>
+            </w:r>
+          </w:p>
+        </w:tc>
+        <w:tc>
+          <w:tcPr>
+            <w:tcW w:type="dxa" w:w="3000"/>
+            <w:tcBorders>
+              <w:top w:val="single" w:color="D5D9DD" w:sz="4"/>
+              <w:left w:val="single" w:color="D5D9DD" w:sz="4"/>
+              <w:bottom w:val="single" w:color="D5D9DD" w:sz="4"/>
+              <w:right w:val="single" w:color="D5D9DD" w:sz="4"/>
+            </w:tcBorders>
+            <w:tcMar>
+              <w:top w:type="dxa" w:w="70"/>
+              <w:left w:type="dxa" w:w="110"/>
+              <w:bottom w:type="dxa" w:w="70"/>
+              <w:right w:type="dxa" w:w="110"/>
+            </w:tcMar>
+          </w:tcPr>
+          <w:p>
+            <w:pPr>
+              <w:spacing w:after="0" w:line="252"/>
+            </w:pPr>
+            <w:r>
+              <w:rPr>
+                <w:rFonts w:ascii="Consolas" w:cs="Consolas" w:eastAsia="Consolas" w:hAnsi="Consolas"/>
+                <w:color w:val="7A2E0E"/>
+                <w:sz w:val="18"/>
+                <w:szCs w:val="18"/>
+              </w:rPr>
+              <w:t xml:space="preserve">docs/</w:t>
+            </w:r>
+          </w:p>
+        </w:tc>
+        <w:tc>
+          <w:tcPr>
+            <w:tcW w:type="dxa" w:w="3660"/>
+            <w:tcBorders>
+              <w:top w:val="single" w:color="D5D9DD" w:sz="4"/>
+              <w:left w:val="single" w:color="D5D9DD" w:sz="4"/>
+              <w:bottom w:val="single" w:color="D5D9DD" w:sz="4"/>
+              <w:right w:val="single" w:color="D5D9DD" w:sz="4"/>
+            </w:tcBorders>
+            <w:tcMar>
+              <w:top w:type="dxa" w:w="70"/>
+              <w:left w:type="dxa" w:w="110"/>
+              <w:bottom w:type="dxa" w:w="70"/>
+              <w:right w:type="dxa" w:w="110"/>
+            </w:tcMar>
+          </w:tcPr>
+          <w:p>
+            <w:pPr>
+              <w:spacing w:after="0" w:line="252"/>
+            </w:pPr>
+            <w:r>
+              <w:rPr>
+                <w:color w:val="1F2933"/>
+                <w:sz w:val="20"/>
+                <w:szCs w:val="20"/>
+              </w:rPr>
+              <w:t xml:space="preserve">Este documento, la guía paso a paso y la presentación</w:t>
+            </w:r>
+          </w:p>
+        </w:tc>
+      </w:tr>
+    </w:tbl>
+    <w:p>
+      <w:pPr>
+        <w:spacing w:after="120"/>
+      </w:pPr>
+    </w:p>
     <w:p>
       <w:pPr>
         <w:pStyle w:val="Heading1"/>
@@ -589,7 +1468,7 @@
                 <w:sz w:val="20"/>
                 <w:szCs w:val="20"/>
               </w:rPr>
-              <w:t xml:space="preserve">Operaciones</w:t>
+              <w:t xml:space="preserve">Tamaño</w:t>
             </w:r>
           </w:p>
         </w:tc>
@@ -619,7 +1498,7 @@
                 <w:sz w:val="20"/>
                 <w:szCs w:val="20"/>
               </w:rPr>
-              <w:t xml:space="preserve">Suma, resta, multiplicación, división, potencia y raíz cuadrada; historial de las últimas 100 operaciones</w:t>
+              <w:t xml:space="preserve">18 clases · ≈ 660 líneas de código de producción · 57 métodos</w:t>
             </w:r>
           </w:p>
         </w:tc>
@@ -654,7 +1533,7 @@
                 <w:sz w:val="20"/>
                 <w:szCs w:val="20"/>
               </w:rPr>
-              <w:t xml:space="preserve">Arquitectura</w:t>
+              <w:t xml:space="preserve">Operaciones</w:t>
             </w:r>
           </w:p>
         </w:tc>
@@ -684,41 +1563,7 @@
                 <w:sz w:val="20"/>
                 <w:szCs w:val="20"/>
               </w:rPr>
-              <w:t xml:space="preserve">SOLID: </w:t>
-            </w:r>
-            <w:r>
-              <w:rPr>
-                <w:rFonts w:ascii="Consolas" w:cs="Consolas" w:eastAsia="Consolas" w:hAnsi="Consolas"/>
-                <w:color w:val="7A2E0E"/>
-                <w:sz w:val="18"/>
-                <w:szCs w:val="18"/>
-              </w:rPr>
-              <w:t xml:space="preserve">Calculator</w:t>
-            </w:r>
-            <w:r>
-              <w:rPr>
-                <w:color w:val="1F2933"/>
-                <w:sz w:val="20"/>
-                <w:szCs w:val="20"/>
-              </w:rPr>
-              <w:t xml:space="preserve"> orquesta operaciones intercambiables; la UI sigue MVP (</w:t>
-            </w:r>
-            <w:r>
-              <w:rPr>
-                <w:rFonts w:ascii="Consolas" w:cs="Consolas" w:eastAsia="Consolas" w:hAnsi="Consolas"/>
-                <w:color w:val="7A2E0E"/>
-                <w:sz w:val="18"/>
-                <w:szCs w:val="18"/>
-              </w:rPr>
-              <w:t xml:space="preserve">CalculatorPresenter</w:t>
-            </w:r>
-            <w:r>
-              <w:rPr>
-                <w:color w:val="1F2933"/>
-                <w:sz w:val="20"/>
-                <w:szCs w:val="20"/>
-              </w:rPr>
-              <w:t xml:space="preserve"> + vista Swing sin lógica)</w:t>
+              <w:t xml:space="preserve">Suma, resta, multiplicación, división, potencia y raíz cuadrada; historial de las últimas 100 operaciones</w:t>
             </w:r>
           </w:p>
         </w:tc>
@@ -753,6 +1598,105 @@
                 <w:sz w:val="20"/>
                 <w:szCs w:val="20"/>
               </w:rPr>
+              <w:t xml:space="preserve">Arquitectura</w:t>
+            </w:r>
+          </w:p>
+        </w:tc>
+        <w:tc>
+          <w:tcPr>
+            <w:tcW w:type="dxa" w:w="7160"/>
+            <w:tcBorders>
+              <w:top w:val="single" w:color="D5D9DD" w:sz="4"/>
+              <w:left w:val="single" w:color="D5D9DD" w:sz="4"/>
+              <w:bottom w:val="single" w:color="D5D9DD" w:sz="4"/>
+              <w:right w:val="single" w:color="D5D9DD" w:sz="4"/>
+            </w:tcBorders>
+            <w:tcMar>
+              <w:top w:type="dxa" w:w="70"/>
+              <w:left w:type="dxa" w:w="110"/>
+              <w:bottom w:type="dxa" w:w="70"/>
+              <w:right w:type="dxa" w:w="110"/>
+            </w:tcMar>
+          </w:tcPr>
+          <w:p>
+            <w:pPr>
+              <w:spacing w:after="0" w:line="252"/>
+            </w:pPr>
+            <w:r>
+              <w:rPr>
+                <w:color w:val="1F2933"/>
+                <w:sz w:val="20"/>
+                <w:szCs w:val="20"/>
+              </w:rPr>
+              <w:t xml:space="preserve">SOLID: </w:t>
+            </w:r>
+            <w:r>
+              <w:rPr>
+                <w:rFonts w:ascii="Consolas" w:cs="Consolas" w:eastAsia="Consolas" w:hAnsi="Consolas"/>
+                <w:color w:val="7A2E0E"/>
+                <w:sz w:val="18"/>
+                <w:szCs w:val="18"/>
+              </w:rPr>
+              <w:t xml:space="preserve">Calculator</w:t>
+            </w:r>
+            <w:r>
+              <w:rPr>
+                <w:color w:val="1F2933"/>
+                <w:sz w:val="20"/>
+                <w:szCs w:val="20"/>
+              </w:rPr>
+              <w:t xml:space="preserve"> orquesta operaciones intercambiables; la UI sigue MVP (</w:t>
+            </w:r>
+            <w:r>
+              <w:rPr>
+                <w:rFonts w:ascii="Consolas" w:cs="Consolas" w:eastAsia="Consolas" w:hAnsi="Consolas"/>
+                <w:color w:val="7A2E0E"/>
+                <w:sz w:val="18"/>
+                <w:szCs w:val="18"/>
+              </w:rPr>
+              <w:t xml:space="preserve">CalculatorPresenter</w:t>
+            </w:r>
+            <w:r>
+              <w:rPr>
+                <w:color w:val="1F2933"/>
+                <w:sz w:val="20"/>
+                <w:szCs w:val="20"/>
+              </w:rPr>
+              <w:t xml:space="preserve"> + vista Swing sin lógica)</w:t>
+            </w:r>
+          </w:p>
+        </w:tc>
+      </w:tr>
+      <w:tr>
+        <w:trPr>
+          <w:cantSplit/>
+        </w:trPr>
+        <w:tc>
+          <w:tcPr>
+            <w:tcW w:type="dxa" w:w="2200"/>
+            <w:tcBorders>
+              <w:top w:val="single" w:color="D5D9DD" w:sz="4"/>
+              <w:left w:val="single" w:color="D5D9DD" w:sz="4"/>
+              <w:bottom w:val="single" w:color="D5D9DD" w:sz="4"/>
+              <w:right w:val="single" w:color="D5D9DD" w:sz="4"/>
+            </w:tcBorders>
+            <w:tcMar>
+              <w:top w:type="dxa" w:w="70"/>
+              <w:left w:type="dxa" w:w="110"/>
+              <w:bottom w:type="dxa" w:w="70"/>
+              <w:right w:type="dxa" w:w="110"/>
+            </w:tcMar>
+          </w:tcPr>
+          <w:p>
+            <w:pPr>
+              <w:spacing w:after="0" w:line="252"/>
+            </w:pPr>
+            <w:r>
+              <w:rPr>
+                <w:color w:val="1F2933"/>
+                <w:sz w:val="20"/>
+                <w:szCs w:val="20"/>
+              </w:rPr>
               <w:t xml:space="preserve">Pruebas existentes</w:t>
             </w:r>
           </w:p>
@@ -784,6 +1728,71 @@
                 <w:szCs w:val="20"/>
               </w:rPr>
               <w:t xml:space="preserve">87 pruebas unitarias; cobertura JaCoCo: instrucciones 93,3 %, ramas 77,6 %, líneas 91,7 %; umbral mínimo de 90 % configurado en Gradle</w:t>
+            </w:r>
+          </w:p>
+        </w:tc>
+      </w:tr>
+      <w:tr>
+        <w:trPr>
+          <w:cantSplit/>
+        </w:trPr>
+        <w:tc>
+          <w:tcPr>
+            <w:tcW w:type="dxa" w:w="2200"/>
+            <w:tcBorders>
+              <w:top w:val="single" w:color="D5D9DD" w:sz="4"/>
+              <w:left w:val="single" w:color="D5D9DD" w:sz="4"/>
+              <w:bottom w:val="single" w:color="D5D9DD" w:sz="4"/>
+              <w:right w:val="single" w:color="D5D9DD" w:sz="4"/>
+            </w:tcBorders>
+            <w:tcMar>
+              <w:top w:type="dxa" w:w="70"/>
+              <w:left w:type="dxa" w:w="110"/>
+              <w:bottom w:type="dxa" w:w="70"/>
+              <w:right w:type="dxa" w:w="110"/>
+            </w:tcMar>
+          </w:tcPr>
+          <w:p>
+            <w:pPr>
+              <w:spacing w:after="0" w:line="252"/>
+            </w:pPr>
+            <w:r>
+              <w:rPr>
+                <w:color w:val="1F2933"/>
+                <w:sz w:val="20"/>
+                <w:szCs w:val="20"/>
+              </w:rPr>
+              <w:t xml:space="preserve">Repositorio</w:t>
+            </w:r>
+          </w:p>
+        </w:tc>
+        <w:tc>
+          <w:tcPr>
+            <w:tcW w:type="dxa" w:w="7160"/>
+            <w:tcBorders>
+              <w:top w:val="single" w:color="D5D9DD" w:sz="4"/>
+              <w:left w:val="single" w:color="D5D9DD" w:sz="4"/>
+              <w:bottom w:val="single" w:color="D5D9DD" w:sz="4"/>
+              <w:right w:val="single" w:color="D5D9DD" w:sz="4"/>
+            </w:tcBorders>
+            <w:tcMar>
+              <w:top w:type="dxa" w:w="70"/>
+              <w:left w:type="dxa" w:w="110"/>
+              <w:bottom w:type="dxa" w:w="70"/>
+              <w:right w:type="dxa" w:w="110"/>
+            </w:tcMar>
+          </w:tcPr>
+          <w:p>
+            <w:pPr>
+              <w:spacing w:after="0" w:line="252"/>
+            </w:pPr>
+            <w:r>
+              <w:rPr>
+                <w:color w:val="1F2933"/>
+                <w:sz w:val="20"/>
+                <w:szCs w:val="20"/>
+              </w:rPr>
+              <w:t xml:space="preserve">https://github.com/carolinacardonaUdeA/calidad-software</w:t>
             </w:r>
           </w:p>
         </w:tc>
@@ -808,6 +1817,69 @@
           <w:szCs w:val="32"/>
         </w:rPr>
         <w:t xml:space="preserve">3. Estrategia de calidad en tres capas</w:t>
+      </w:r>
+    </w:p>
+    <w:p>
+      <w:pPr>
+        <w:keepNext/>
+        <w:spacing w:after="40" w:before="120"/>
+        <w:jc w:val="center"/>
+      </w:pPr>
+      <w:r>
+        <w:drawing>
+          <wp:inline distT="0" distB="0" distL="0" distR="0">
+            <wp:extent cx="5943600" cy="2286000"/>
+            <wp:effectExtent t="0" r="0" b="0" l="0"/>
+            <wp:docPr id="1" name="capas.png" descr="Tres capas de calidad: unitaria, aceptación y análisis estático" title="Tres capas de calidad: unitaria, aceptación y análisis estático"/>
+            <wp:cNvGraphicFramePr>
+              <a:graphicFrameLocks xmlns:a="http://schemas.openxmlformats.org/drawingml/2006/main" noChangeAspect="1"/>
+            </wp:cNvGraphicFramePr>
+            <a:graphic xmlns:a="http://schemas.openxmlformats.org/drawingml/2006/main">
+              <a:graphicData uri="http://schemas.openxmlformats.org/drawingml/2006/picture">
+                <pic:pic xmlns:pic="http://schemas.openxmlformats.org/drawingml/2006/picture">
+                  <pic:nvPicPr>
+                    <pic:cNvPr id="0" name="" descr=""/>
+                    <pic:cNvPicPr>
+                      <a:picLocks noChangeAspect="1" noChangeArrowheads="1"/>
+                    </pic:cNvPicPr>
+                  </pic:nvPicPr>
+                  <pic:blipFill>
+                    <a:blip r:embed="rId8" cstate="none"/>
+                    <a:srcRect/>
+                    <a:stretch>
+                      <a:fillRect/>
+                    </a:stretch>
+                  </pic:blipFill>
+                  <pic:spPr bwMode="auto">
+                    <a:xfrm>
+                      <a:off x="0" y="0"/>
+                      <a:ext cx="5943600" cy="2286000"/>
+                    </a:xfrm>
+                    <a:prstGeom prst="rect">
+                      <a:avLst/>
+                    </a:prstGeom>
+                  </pic:spPr>
+                </pic:pic>
+              </a:graphicData>
+            </a:graphic>
+          </wp:inline>
+        </w:drawing>
+      </w:r>
+    </w:p>
+    <w:p>
+      <w:pPr>
+        <w:spacing w:after="180"/>
+        <w:jc w:val="center"/>
+      </w:pPr>
+      <w:r>
+        <w:rPr>
+          <w:i/>
+          <w:iCs/>
+          <w:color w:val="5B6770"/>
+          <w:sz w:val="18"/>
+          <w:szCs w:val="18"/>
+        </w:rPr>
+        <w:t xml:space="preserve">Figura 1. Cada capa responde una pregunta distinta.</w:t>
       </w:r>
     </w:p>
     <w:tbl>
@@ -1376,7 +2448,7 @@
           <w:sz w:val="22"/>
           <w:szCs w:val="22"/>
         </w:rPr>
-        <w:t xml:space="preserve">Las tres capas se ejecutan con comandos de Gradle y se pueden encadenar en integración continua (GitHub Actions), de modo que </w:t>
+        <w:t xml:space="preserve">Las tres capas se ejecutan con comandos de Gradle y se encadenan en integración continua (GitHub Actions), de modo que </w:t>
       </w:r>
       <w:r>
         <w:rPr>
@@ -1743,6 +2815,69 @@
           <w:szCs w:val="26"/>
         </w:rPr>
         <w:t xml:space="preserve">4.2 Qué cubre la suite</w:t>
+      </w:r>
+    </w:p>
+    <w:p>
+      <w:pPr>
+        <w:keepNext/>
+        <w:spacing w:after="40" w:before="120"/>
+        <w:jc w:val="center"/>
+      </w:pPr>
+      <w:r>
+        <w:drawing>
+          <wp:inline distT="0" distB="0" distL="0" distR="0">
+            <wp:extent cx="5943600" cy="2743200"/>
+            <wp:effectExtent t="0" r="0" b="0" l="0"/>
+            <wp:docPr id="1" name="ejecuciones.png" descr="Ejecuciones de Karate por feature" title="Ejecuciones de Karate por feature"/>
+            <wp:cNvGraphicFramePr>
+              <a:graphicFrameLocks xmlns:a="http://schemas.openxmlformats.org/drawingml/2006/main" noChangeAspect="1"/>
+            </wp:cNvGraphicFramePr>
+            <a:graphic xmlns:a="http://schemas.openxmlformats.org/drawingml/2006/main">
+              <a:graphicData uri="http://schemas.openxmlformats.org/drawingml/2006/picture">
+                <pic:pic xmlns:pic="http://schemas.openxmlformats.org/drawingml/2006/picture">
+                  <pic:nvPicPr>
+                    <pic:cNvPr id="0" name="" descr=""/>
+                    <pic:cNvPicPr>
+                      <a:picLocks noChangeAspect="1" noChangeArrowheads="1"/>
+                    </pic:cNvPicPr>
+                  </pic:nvPicPr>
+                  <pic:blipFill>
+                    <a:blip r:embed="rId9" cstate="none"/>
+                    <a:srcRect/>
+                    <a:stretch>
+                      <a:fillRect/>
+                    </a:stretch>
+                  </pic:blipFill>
+                  <pic:spPr bwMode="auto">
+                    <a:xfrm>
+                      <a:off x="0" y="0"/>
+                      <a:ext cx="5943600" cy="2743200"/>
+                    </a:xfrm>
+                    <a:prstGeom prst="rect">
+                      <a:avLst/>
+                    </a:prstGeom>
+                  </pic:spPr>
+                </pic:pic>
+              </a:graphicData>
+            </a:graphic>
+          </wp:inline>
+        </w:drawing>
+      </w:r>
+    </w:p>
+    <w:p>
+      <w:pPr>
+        <w:spacing w:after="180"/>
+        <w:jc w:val="center"/>
+      </w:pPr>
+      <w:r>
+        <w:rPr>
+          <w:i/>
+          <w:iCs/>
+          <w:color w:val="5B6770"/>
+          <w:sz w:val="18"/>
+          <w:szCs w:val="18"/>
+        </w:rPr>
+        <w:t xml:space="preserve">Figura 2. 130 ejecuciones repartidas en 7 features (cada fila de Examples cuenta como una).</w:t>
       </w:r>
     </w:p>
     <w:tbl>
@@ -1759,8 +2894,8 @@
       </w:tblPr>
       <w:tblGrid>
         <w:gridCol w:w="2500"/>
-        <w:gridCol w:w="5560"/>
-        <w:gridCol w:w="1300"/>
+        <w:gridCol w:w="5960"/>
+        <w:gridCol w:w="900"/>
       </w:tblGrid>
       <w:tr>
         <w:trPr>
@@ -1801,7 +2936,7 @@
         </w:tc>
         <w:tc>
           <w:tcPr>
-            <w:tcW w:type="dxa" w:w="5560"/>
+            <w:tcW w:type="dxa" w:w="5960"/>
             <w:tcBorders>
               <w:top w:val="single" w:color="D5D9DD" w:sz="4"/>
               <w:left w:val="single" w:color="D5D9DD" w:sz="4"/>
@@ -1834,7 +2969,7 @@
         </w:tc>
         <w:tc>
           <w:tcPr>
-            <w:tcW w:type="dxa" w:w="1300"/>
+            <w:tcW w:type="dxa" w:w="900"/>
             <w:tcBorders>
               <w:top w:val="single" w:color="D5D9DD" w:sz="4"/>
               <w:left w:val="single" w:color="D5D9DD" w:sz="4"/>
@@ -1861,7 +2996,7 @@
                 <w:sz w:val="20"/>
                 <w:szCs w:val="20"/>
               </w:rPr>
-              <w:t xml:space="preserve">Ejecuciones</w:t>
+              <w:t xml:space="preserve">Ejec.</w:t>
             </w:r>
           </w:p>
         </w:tc>
@@ -1902,7 +3037,7 @@
         </w:tc>
         <w:tc>
           <w:tcPr>
-            <w:tcW w:type="dxa" w:w="5560"/>
+            <w:tcW w:type="dxa" w:w="5960"/>
             <w:tcBorders>
               <w:top w:val="single" w:color="D5D9DD" w:sz="4"/>
               <w:left w:val="single" w:color="D5D9DD" w:sz="4"/>
@@ -1932,7 +3067,7 @@
         </w:tc>
         <w:tc>
           <w:tcPr>
-            <w:tcW w:type="dxa" w:w="1300"/>
+            <w:tcW w:type="dxa" w:w="900"/>
             <w:tcBorders>
               <w:top w:val="single" w:color="D5D9DD" w:sz="4"/>
               <w:left w:val="single" w:color="D5D9DD" w:sz="4"/>
@@ -1997,7 +3132,7 @@
         </w:tc>
         <w:tc>
           <w:tcPr>
-            <w:tcW w:type="dxa" w:w="5560"/>
+            <w:tcW w:type="dxa" w:w="5960"/>
             <w:tcBorders>
               <w:top w:val="single" w:color="D5D9DD" w:sz="4"/>
               <w:left w:val="single" w:color="D5D9DD" w:sz="4"/>
@@ -2027,7 +3162,7 @@
         </w:tc>
         <w:tc>
           <w:tcPr>
-            <w:tcW w:type="dxa" w:w="1300"/>
+            <w:tcW w:type="dxa" w:w="900"/>
             <w:tcBorders>
               <w:top w:val="single" w:color="D5D9DD" w:sz="4"/>
               <w:left w:val="single" w:color="D5D9DD" w:sz="4"/>
@@ -2092,7 +3227,7 @@
         </w:tc>
         <w:tc>
           <w:tcPr>
-            <w:tcW w:type="dxa" w:w="5560"/>
+            <w:tcW w:type="dxa" w:w="5960"/>
             <w:tcBorders>
               <w:top w:val="single" w:color="D5D9DD" w:sz="4"/>
               <w:left w:val="single" w:color="D5D9DD" w:sz="4"/>
@@ -2122,7 +3257,7 @@
         </w:tc>
         <w:tc>
           <w:tcPr>
-            <w:tcW w:type="dxa" w:w="1300"/>
+            <w:tcW w:type="dxa" w:w="900"/>
             <w:tcBorders>
               <w:top w:val="single" w:color="D5D9DD" w:sz="4"/>
               <w:left w:val="single" w:color="D5D9DD" w:sz="4"/>
@@ -2187,7 +3322,7 @@
         </w:tc>
         <w:tc>
           <w:tcPr>
-            <w:tcW w:type="dxa" w:w="5560"/>
+            <w:tcW w:type="dxa" w:w="5960"/>
             <w:tcBorders>
               <w:top w:val="single" w:color="D5D9DD" w:sz="4"/>
               <w:left w:val="single" w:color="D5D9DD" w:sz="4"/>
@@ -2234,7 +3369,7 @@
         </w:tc>
         <w:tc>
           <w:tcPr>
-            <w:tcW w:type="dxa" w:w="1300"/>
+            <w:tcW w:type="dxa" w:w="900"/>
             <w:tcBorders>
               <w:top w:val="single" w:color="D5D9DD" w:sz="4"/>
               <w:left w:val="single" w:color="D5D9DD" w:sz="4"/>
@@ -2299,7 +3434,7 @@
         </w:tc>
         <w:tc>
           <w:tcPr>
-            <w:tcW w:type="dxa" w:w="5560"/>
+            <w:tcW w:type="dxa" w:w="5960"/>
             <w:tcBorders>
               <w:top w:val="single" w:color="D5D9DD" w:sz="4"/>
               <w:left w:val="single" w:color="D5D9DD" w:sz="4"/>
@@ -2329,7 +3464,7 @@
         </w:tc>
         <w:tc>
           <w:tcPr>
-            <w:tcW w:type="dxa" w:w="1300"/>
+            <w:tcW w:type="dxa" w:w="900"/>
             <w:tcBorders>
               <w:top w:val="single" w:color="D5D9DD" w:sz="4"/>
               <w:left w:val="single" w:color="D5D9DD" w:sz="4"/>
@@ -2394,7 +3529,7 @@
         </w:tc>
         <w:tc>
           <w:tcPr>
-            <w:tcW w:type="dxa" w:w="5560"/>
+            <w:tcW w:type="dxa" w:w="5960"/>
             <w:tcBorders>
               <w:top w:val="single" w:color="D5D9DD" w:sz="4"/>
               <w:left w:val="single" w:color="D5D9DD" w:sz="4"/>
@@ -2424,7 +3559,7 @@
         </w:tc>
         <w:tc>
           <w:tcPr>
-            <w:tcW w:type="dxa" w:w="1300"/>
+            <w:tcW w:type="dxa" w:w="900"/>
             <w:tcBorders>
               <w:top w:val="single" w:color="D5D9DD" w:sz="4"/>
               <w:left w:val="single" w:color="D5D9DD" w:sz="4"/>
@@ -2489,7 +3624,7 @@
         </w:tc>
         <w:tc>
           <w:tcPr>
-            <w:tcW w:type="dxa" w:w="5560"/>
+            <w:tcW w:type="dxa" w:w="5960"/>
             <w:tcBorders>
               <w:top w:val="single" w:color="D5D9DD" w:sz="4"/>
               <w:left w:val="single" w:color="D5D9DD" w:sz="4"/>
@@ -2519,7 +3654,7 @@
         </w:tc>
         <w:tc>
           <w:tcPr>
-            <w:tcW w:type="dxa" w:w="1300"/>
+            <w:tcW w:type="dxa" w:w="900"/>
             <w:tcBorders>
               <w:top w:val="single" w:color="D5D9DD" w:sz="4"/>
               <w:left w:val="single" w:color="D5D9DD" w:sz="4"/>
@@ -2586,7 +3721,7 @@
         </w:tc>
         <w:tc>
           <w:tcPr>
-            <w:tcW w:type="dxa" w:w="5560"/>
+            <w:tcW w:type="dxa" w:w="5960"/>
             <w:tcBorders>
               <w:top w:val="single" w:color="D5D9DD" w:sz="4"/>
               <w:left w:val="single" w:color="D5D9DD" w:sz="4"/>
@@ -2616,7 +3751,7 @@
         </w:tc>
         <w:tc>
           <w:tcPr>
-            <w:tcW w:type="dxa" w:w="1300"/>
+            <w:tcW w:type="dxa" w:w="900"/>
             <w:tcBorders>
               <w:top w:val="single" w:color="D5D9DD" w:sz="4"/>
               <w:left w:val="single" w:color="D5D9DD" w:sz="4"/>
@@ -2831,7 +3966,143 @@
           <w:sz w:val="22"/>
           <w:szCs w:val="22"/>
         </w:rPr>
-        <w:t xml:space="preserve">Una tabla de ejemplos convierte un escenario en muchos casos de prueba: agregar un caso nuevo es agregar una fila.</w:t>
+        <w:t xml:space="preserve">Una tabla de ejemplos convierte un escenario en muchos casos de prueba: agregar un caso nuevo es agregar una fila. Los escenarios llevan etiquetas (</w:t>
+      </w:r>
+      <w:r>
+        <w:rPr>
+          <w:rFonts w:ascii="Consolas" w:cs="Consolas" w:eastAsia="Consolas" w:hAnsi="Consolas"/>
+          <w:color w:val="7A2E0E"/>
+          <w:sz w:val="20"/>
+          <w:szCs w:val="20"/>
+        </w:rPr>
+        <w:t xml:space="preserve">@smoke</w:t>
+      </w:r>
+      <w:r>
+        <w:rPr>
+          <w:color w:val="1F2933"/>
+          <w:sz w:val="22"/>
+          <w:szCs w:val="22"/>
+        </w:rPr>
+        <w:t xml:space="preserve">, </w:t>
+      </w:r>
+      <w:r>
+        <w:rPr>
+          <w:rFonts w:ascii="Consolas" w:cs="Consolas" w:eastAsia="Consolas" w:hAnsi="Consolas"/>
+          <w:color w:val="7A2E0E"/>
+          <w:sz w:val="20"/>
+          <w:szCs w:val="20"/>
+        </w:rPr>
+        <w:t xml:space="preserve">@happy-path</w:t>
+      </w:r>
+      <w:r>
+        <w:rPr>
+          <w:color w:val="1F2933"/>
+          <w:sz w:val="22"/>
+          <w:szCs w:val="22"/>
+        </w:rPr>
+        <w:t xml:space="preserve">, </w:t>
+      </w:r>
+      <w:r>
+        <w:rPr>
+          <w:rFonts w:ascii="Consolas" w:cs="Consolas" w:eastAsia="Consolas" w:hAnsi="Consolas"/>
+          <w:color w:val="7A2E0E"/>
+          <w:sz w:val="20"/>
+          <w:szCs w:val="20"/>
+        </w:rPr>
+        <w:t xml:space="preserve">@exceptional-path</w:t>
+      </w:r>
+      <w:r>
+        <w:rPr>
+          <w:color w:val="1F2933"/>
+          <w:sz w:val="22"/>
+          <w:szCs w:val="22"/>
+        </w:rPr>
+        <w:t xml:space="preserve">, </w:t>
+      </w:r>
+      <w:r>
+        <w:rPr>
+          <w:rFonts w:ascii="Consolas" w:cs="Consolas" w:eastAsia="Consolas" w:hAnsi="Consolas"/>
+          <w:color w:val="7A2E0E"/>
+          <w:sz w:val="20"/>
+          <w:szCs w:val="20"/>
+        </w:rPr>
+        <w:t xml:space="preserve">@motor</w:t>
+      </w:r>
+      <w:r>
+        <w:rPr>
+          <w:color w:val="1F2933"/>
+          <w:sz w:val="22"/>
+          <w:szCs w:val="22"/>
+        </w:rPr>
+        <w:t xml:space="preserve">, </w:t>
+      </w:r>
+      <w:r>
+        <w:rPr>
+          <w:rFonts w:ascii="Consolas" w:cs="Consolas" w:eastAsia="Consolas" w:hAnsi="Consolas"/>
+          <w:color w:val="7A2E0E"/>
+          <w:sz w:val="20"/>
+          <w:szCs w:val="20"/>
+        </w:rPr>
+        <w:t xml:space="preserve">@ui</w:t>
+      </w:r>
+      <w:r>
+        <w:rPr>
+          <w:color w:val="1F2933"/>
+          <w:sz w:val="22"/>
+          <w:szCs w:val="22"/>
+        </w:rPr>
+        <w:t xml:space="preserve">, </w:t>
+      </w:r>
+      <w:r>
+        <w:rPr>
+          <w:rFonts w:ascii="Consolas" w:cs="Consolas" w:eastAsia="Consolas" w:hAnsi="Consolas"/>
+          <w:color w:val="7A2E0E"/>
+          <w:sz w:val="20"/>
+          <w:szCs w:val="20"/>
+        </w:rPr>
+        <w:t xml:space="preserve">@cli</w:t>
+      </w:r>
+      <w:r>
+        <w:rPr>
+          <w:color w:val="1F2933"/>
+          <w:sz w:val="22"/>
+          <w:szCs w:val="22"/>
+        </w:rPr>
+        <w:t xml:space="preserve">, </w:t>
+      </w:r>
+      <w:r>
+        <w:rPr>
+          <w:rFonts w:ascii="Consolas" w:cs="Consolas" w:eastAsia="Consolas" w:hAnsi="Consolas"/>
+          <w:color w:val="7A2E0E"/>
+          <w:sz w:val="20"/>
+          <w:szCs w:val="20"/>
+        </w:rPr>
+        <w:t xml:space="preserve">@historial</w:t>
+      </w:r>
+      <w:r>
+        <w:rPr>
+          <w:color w:val="1F2933"/>
+          <w:sz w:val="22"/>
+          <w:szCs w:val="22"/>
+        </w:rPr>
+        <w:t xml:space="preserve">, </w:t>
+      </w:r>
+      <w:r>
+        <w:rPr>
+          <w:rFonts w:ascii="Consolas" w:cs="Consolas" w:eastAsia="Consolas" w:hAnsi="Consolas"/>
+          <w:color w:val="7A2E0E"/>
+          <w:sz w:val="20"/>
+          <w:szCs w:val="20"/>
+        </w:rPr>
+        <w:t xml:space="preserve">@ocp</w:t>
+      </w:r>
+      <w:r>
+        <w:rPr>
+          <w:color w:val="1F2933"/>
+          <w:sz w:val="22"/>
+          <w:szCs w:val="22"/>
+        </w:rPr>
+        <w:t xml:space="preserve">) para ejecutar solo una parte.</w:t>
       </w:r>
     </w:p>
     <w:p>
@@ -2882,6 +4153,38 @@
           <w:sz w:val="18"/>
           <w:szCs w:val="18"/>
         </w:rPr>
+        <w:t xml:space="preserve"># solo el camino excepcional:</w:t>
+      </w:r>
+    </w:p>
+    <w:p>
+      <w:pPr>
+        <w:shd w:fill="F3F4F6" w:val="clear"/>
+        <w:spacing w:after="0" w:line="252"/>
+        <w:ind w:left="120"/>
+      </w:pPr>
+      <w:r>
+        <w:rPr>
+          <w:rFonts w:ascii="Consolas" w:cs="Consolas" w:eastAsia="Consolas" w:hAnsi="Consolas"/>
+          <w:color w:val="24292F"/>
+          <w:sz w:val="18"/>
+          <w:szCs w:val="18"/>
+        </w:rPr>
+        <w:t xml:space="preserve">./gradlew acceptanceTest -Dkarate.options='--tags @exceptional-path'</w:t>
+      </w:r>
+    </w:p>
+    <w:p>
+      <w:pPr>
+        <w:shd w:fill="F3F4F6" w:val="clear"/>
+        <w:spacing w:after="0" w:line="252"/>
+        <w:ind w:left="120"/>
+      </w:pPr>
+      <w:r>
+        <w:rPr>
+          <w:rFonts w:ascii="Consolas" w:cs="Consolas" w:eastAsia="Consolas" w:hAnsi="Consolas"/>
+          <w:color w:val="24292F"/>
+          <w:sz w:val="18"/>
+          <w:szCs w:val="18"/>
+        </w:rPr>
         <w:t xml:space="preserve"># reporte HTML navegable:</w:t>
       </w:r>
     </w:p>
@@ -3059,7 +4362,43 @@
           <w:sz w:val="22"/>
           <w:szCs w:val="22"/>
         </w:rPr>
-        <w:t xml:space="preserve"> es el semáforo que decide si el código “pasa” o “no pasa”. Se definió “Calculadora Quality Gate” con estas condiciones:</w:t>
+        <w:t xml:space="preserve"> es el semáforo que decide si el código “pasa” o “no pasa”. Se definió “Calculadora Quality Gate” con 10 condiciones: el </w:t>
+      </w:r>
+      <w:r>
+        <w:rPr>
+          <w:b/>
+          <w:bCs/>
+          <w:color w:val="1F2933"/>
+          <w:sz w:val="22"/>
+          <w:szCs w:val="22"/>
+        </w:rPr>
+        <w:t xml:space="preserve">código nuevo</w:t>
+      </w:r>
+      <w:r>
+        <w:rPr>
+          <w:color w:val="1F2933"/>
+          <w:sz w:val="22"/>
+          <w:szCs w:val="22"/>
+        </w:rPr>
+        <w:t xml:space="preserve"> se exige de forma estricta y el </w:t>
+      </w:r>
+      <w:r>
+        <w:rPr>
+          <w:b/>
+          <w:bCs/>
+          <w:color w:val="1F2933"/>
+          <w:sz w:val="22"/>
+          <w:szCs w:val="22"/>
+        </w:rPr>
+        <w:t xml:space="preserve">código total</w:t>
+      </w:r>
+      <w:r>
+        <w:rPr>
+          <w:color w:val="1F2933"/>
+          <w:sz w:val="22"/>
+          <w:szCs w:val="22"/>
+        </w:rPr>
+        <w:t xml:space="preserve"> tiene topes más holgados.</w:t>
       </w:r>
     </w:p>
     <w:tbl>
@@ -4172,7 +5511,7 @@
                 <w:sz w:val="20"/>
                 <w:szCs w:val="20"/>
               </w:rPr>
-              <w:t xml:space="preserve">Tope de crecimiento global (valor inicial a calibrar)</w:t>
+              <w:t xml:space="preserve">Tope de crecimiento global</w:t>
             </w:r>
           </w:p>
         </w:tc>
@@ -4314,7 +5653,7 @@
                 <w:sz w:val="20"/>
                 <w:szCs w:val="20"/>
               </w:rPr>
-              <w:t xml:space="preserve">Tope de crecimiento global (valor inicial a calibrar)</w:t>
+              <w:t xml:space="preserve">Tope de crecimiento global</w:t>
             </w:r>
           </w:p>
         </w:tc>
@@ -4327,33 +5666,200 @@
     </w:p>
     <w:p>
       <w:pPr>
-        <w:spacing w:after="120" w:line="288"/>
-      </w:pPr>
-      <w:r>
-        <w:rPr>
-          <w:color w:val="1F2933"/>
-          <w:sz w:val="22"/>
-          <w:szCs w:val="22"/>
-        </w:rPr>
-        <w:t xml:space="preserve">Con los datos del último reporte de JaCoCo (176 de 192 líneas y 59 de 76 ramas cubiertas) la cobertura combinada que calcularía Sonar es de aproximadamente </w:t>
-      </w:r>
+        <w:keepNext/>
+        <w:spacing w:after="40" w:before="120"/>
+        <w:jc w:val="center"/>
+      </w:pPr>
+      <w:r>
+        <w:drawing>
+          <wp:inline distT="0" distB="0" distL="0" distR="0">
+            <wp:extent cx="5943600" cy="2647950"/>
+            <wp:effectExtent t="0" r="0" b="0" l="0"/>
+            <wp:docPr id="1" name="cobertura.png" descr="Cobertura actual frente a los umbrales del gate y de Gradle" title="Cobertura actual frente a los umbrales del gate y de Gradle"/>
+            <wp:cNvGraphicFramePr>
+              <a:graphicFrameLocks xmlns:a="http://schemas.openxmlformats.org/drawingml/2006/main" noChangeAspect="1"/>
+            </wp:cNvGraphicFramePr>
+            <a:graphic xmlns:a="http://schemas.openxmlformats.org/drawingml/2006/main">
+              <a:graphicData uri="http://schemas.openxmlformats.org/drawingml/2006/picture">
+                <pic:pic xmlns:pic="http://schemas.openxmlformats.org/drawingml/2006/picture">
+                  <pic:nvPicPr>
+                    <pic:cNvPr id="0" name="" descr=""/>
+                    <pic:cNvPicPr>
+                      <a:picLocks noChangeAspect="1" noChangeArrowheads="1"/>
+                    </pic:cNvPicPr>
+                  </pic:nvPicPr>
+                  <pic:blipFill>
+                    <a:blip r:embed="rId10" cstate="none"/>
+                    <a:srcRect/>
+                    <a:stretch>
+                      <a:fillRect/>
+                    </a:stretch>
+                  </pic:blipFill>
+                  <pic:spPr bwMode="auto">
+                    <a:xfrm>
+                      <a:off x="0" y="0"/>
+                      <a:ext cx="5943600" cy="2647950"/>
+                    </a:xfrm>
+                    <a:prstGeom prst="rect">
+                      <a:avLst/>
+                    </a:prstGeom>
+                  </pic:spPr>
+                </pic:pic>
+              </a:graphicData>
+            </a:graphic>
+          </wp:inline>
+        </w:drawing>
+      </w:r>
+    </w:p>
+    <w:p>
+      <w:pPr>
+        <w:spacing w:after="180"/>
+        <w:jc w:val="center"/>
+      </w:pPr>
+      <w:r>
+        <w:rPr>
+          <w:i/>
+          <w:iCs/>
+          <w:color w:val="5B6770"/>
+          <w:sz w:val="18"/>
+          <w:szCs w:val="18"/>
+        </w:rPr>
+        <w:t xml:space="preserve">Figura 3. Con JaCoCo, la cobertura combinada que calcularía Sonar es ≈ 87,7 % (176 de 192 líneas y 59 de 76 ramas).</w:t>
+      </w:r>
+    </w:p>
+    <w:p>
+      <w:pPr>
+        <w:pStyle w:val="Heading3"/>
+        <w:spacing w:after="60" w:before="160"/>
+      </w:pPr>
       <w:r>
         <w:rPr>
           <w:b/>
           <w:bCs/>
-          <w:color w:val="1F2933"/>
-          <w:sz w:val="22"/>
-          <w:szCs w:val="22"/>
-        </w:rPr>
-        <w:t xml:space="preserve">87,7 %</w:t>
-      </w:r>
-      <w:r>
-        <w:rPr>
-          <w:color w:val="1F2933"/>
-          <w:sz w:val="22"/>
-          <w:szCs w:val="22"/>
-        </w:rPr>
-        <w:t xml:space="preserve">, por encima del umbral de 80 %.</w:t>
+          <w:color w:val="5B6770"/>
+          <w:sz w:val="23"/>
+          <w:szCs w:val="23"/>
+        </w:rPr>
+        <w:t xml:space="preserve">Por qué 250 y 120</w:t>
+      </w:r>
+    </w:p>
+    <w:p>
+      <w:pPr>
+        <w:spacing w:after="120" w:line="288"/>
+      </w:pPr>
+      <w:r>
+        <w:rPr>
+          <w:color w:val="1F2933"/>
+          <w:sz w:val="22"/>
+          <w:szCs w:val="22"/>
+        </w:rPr>
+        <w:t xml:space="preserve">Una estimación local del código de producción (herramienta </w:t>
+      </w:r>
+      <w:r>
+        <w:rPr>
+          <w:rFonts w:ascii="Consolas" w:cs="Consolas" w:eastAsia="Consolas" w:hAnsi="Consolas"/>
+          <w:color w:val="7A2E0E"/>
+          <w:sz w:val="20"/>
+          <w:szCs w:val="20"/>
+        </w:rPr>
+        <w:t xml:space="preserve">lizard</w:t>
+      </w:r>
+      <w:r>
+        <w:rPr>
+          <w:color w:val="1F2933"/>
+          <w:sz w:val="22"/>
+          <w:szCs w:val="22"/>
+        </w:rPr>
+        <w:t xml:space="preserve">) da una complejidad ciclomática total de </w:t>
+      </w:r>
+      <w:r>
+        <w:rPr>
+          <w:b/>
+          <w:bCs/>
+          <w:color w:val="1F2933"/>
+          <w:sz w:val="22"/>
+          <w:szCs w:val="22"/>
+        </w:rPr>
+        <w:t xml:space="preserve">119</w:t>
+      </w:r>
+      <w:r>
+        <w:rPr>
+          <w:color w:val="1F2933"/>
+          <w:sz w:val="22"/>
+          <w:szCs w:val="22"/>
+        </w:rPr>
+        <w:t xml:space="preserve"> en 57 métodos; el método más complejo es </w:t>
+      </w:r>
+      <w:r>
+        <w:rPr>
+          <w:rFonts w:ascii="Consolas" w:cs="Consolas" w:eastAsia="Consolas" w:hAnsi="Consolas"/>
+          <w:color w:val="7A2E0E"/>
+          <w:sz w:val="20"/>
+          <w:szCs w:val="20"/>
+        </w:rPr>
+        <w:t xml:space="preserve">Main::runConsole</w:t>
+      </w:r>
+      <w:r>
+        <w:rPr>
+          <w:color w:val="1F2933"/>
+          <w:sz w:val="22"/>
+          <w:szCs w:val="22"/>
+        </w:rPr>
+        <w:t xml:space="preserve">, con </w:t>
+      </w:r>
+      <w:r>
+        <w:rPr>
+          <w:b/>
+          <w:bCs/>
+          <w:color w:val="1F2933"/>
+          <w:sz w:val="22"/>
+          <w:szCs w:val="22"/>
+        </w:rPr>
+        <w:t xml:space="preserve">10</w:t>
+      </w:r>
+      <w:r>
+        <w:rPr>
+          <w:color w:val="1F2933"/>
+          <w:sz w:val="22"/>
+          <w:szCs w:val="22"/>
+        </w:rPr>
+        <w:t xml:space="preserve">, justo en el límite del profile. El tope de </w:t>
+      </w:r>
+      <w:r>
+        <w:rPr>
+          <w:b/>
+          <w:bCs/>
+          <w:color w:val="1F2933"/>
+          <w:sz w:val="22"/>
+          <w:szCs w:val="22"/>
+        </w:rPr>
+        <w:t xml:space="preserve">250</w:t>
+      </w:r>
+      <w:r>
+        <w:rPr>
+          <w:color w:val="1F2933"/>
+          <w:sz w:val="22"/>
+          <w:szCs w:val="22"/>
+        </w:rPr>
+        <w:t xml:space="preserve"> deja un margen de crecimiento de aproximadamente el doble, y </w:t>
+      </w:r>
+      <w:r>
+        <w:rPr>
+          <w:b/>
+          <w:bCs/>
+          <w:color w:val="1F2933"/>
+          <w:sz w:val="22"/>
+          <w:szCs w:val="22"/>
+        </w:rPr>
+        <w:t xml:space="preserve">120</w:t>
+      </w:r>
+      <w:r>
+        <w:rPr>
+          <w:color w:val="1F2933"/>
+          <w:sz w:val="22"/>
+          <w:szCs w:val="22"/>
+        </w:rPr>
+        <w:t xml:space="preserve"> juega el mismo papel para la complejidad cognitiva. Son valores iniciales: se calibran con el primer análisis real de Sonar.</w:t>
       </w:r>
     </w:p>
     <w:p>
@@ -4400,7 +5906,7 @@
           <w:sz w:val="22"/>
           <w:szCs w:val="22"/>
         </w:rPr>
-        <w:t xml:space="preserve"> es el conjunto de reglas que Sonar aplica al analizar Java. El perfil por defecto (“Sonar way”) es de solo lectura, por lo que se crea </w:t>
+        <w:t xml:space="preserve"> es el conjunto de reglas que Sonar aplica al analizar Java. Los perfiles integrados (“Sonar way core / extended / comprehensive”) son de solo lectura, por lo que se crea </w:t>
       </w:r>
       <w:r>
         <w:rPr>
@@ -4410,7 +5916,7 @@
           <w:sz w:val="22"/>
           <w:szCs w:val="22"/>
         </w:rPr>
-        <w:t xml:space="preserve">“Calculadora Java Profile” como copia</w:t>
+        <w:t xml:space="preserve">“Calculadora Java Profile” como copia de “Sonar way comprehensive”</w:t>
       </w:r>
       <w:r>
         <w:rPr>
@@ -4888,6 +6394,69 @@
     </w:p>
     <w:p>
       <w:pPr>
+        <w:keepNext/>
+        <w:spacing w:after="40" w:before="120"/>
+        <w:jc w:val="center"/>
+      </w:pPr>
+      <w:r>
+        <w:drawing>
+          <wp:inline distT="0" distB="0" distL="0" distR="0">
+            <wp:extent cx="5943600" cy="2381250"/>
+            <wp:effectExtent t="0" r="0" b="0" l="0"/>
+            <wp:docPr id="1" name="gate_profile.png" descr="El profile detecta y el gate bloquea" title="El profile detecta y el gate bloquea"/>
+            <wp:cNvGraphicFramePr>
+              <a:graphicFrameLocks xmlns:a="http://schemas.openxmlformats.org/drawingml/2006/main" noChangeAspect="1"/>
+            </wp:cNvGraphicFramePr>
+            <a:graphic xmlns:a="http://schemas.openxmlformats.org/drawingml/2006/main">
+              <a:graphicData uri="http://schemas.openxmlformats.org/drawingml/2006/picture">
+                <pic:pic xmlns:pic="http://schemas.openxmlformats.org/drawingml/2006/picture">
+                  <pic:nvPicPr>
+                    <pic:cNvPr id="0" name="" descr=""/>
+                    <pic:cNvPicPr>
+                      <a:picLocks noChangeAspect="1" noChangeArrowheads="1"/>
+                    </pic:cNvPicPr>
+                  </pic:nvPicPr>
+                  <pic:blipFill>
+                    <a:blip r:embed="rId11" cstate="none"/>
+                    <a:srcRect/>
+                    <a:stretch>
+                      <a:fillRect/>
+                    </a:stretch>
+                  </pic:blipFill>
+                  <pic:spPr bwMode="auto">
+                    <a:xfrm>
+                      <a:off x="0" y="0"/>
+                      <a:ext cx="5943600" cy="2381250"/>
+                    </a:xfrm>
+                    <a:prstGeom prst="rect">
+                      <a:avLst/>
+                    </a:prstGeom>
+                  </pic:spPr>
+                </pic:pic>
+              </a:graphicData>
+            </a:graphic>
+          </wp:inline>
+        </w:drawing>
+      </w:r>
+    </w:p>
+    <w:p>
+      <w:pPr>
+        <w:spacing w:after="180"/>
+        <w:jc w:val="center"/>
+      </w:pPr>
+      <w:r>
+        <w:rPr>
+          <w:i/>
+          <w:iCs/>
+          <w:color w:val="5B6770"/>
+          <w:sz w:val="18"/>
+          <w:szCs w:val="18"/>
+        </w:rPr>
+        <w:t xml:space="preserve">Figura 4. El profile detecta cada método que excede el umbral; el gate bloquea cuando aparece un issue nuevo.</w:t>
+      </w:r>
+    </w:p>
+    <w:p>
+      <w:pPr>
         <w:spacing w:after="120" w:line="288"/>
       </w:pPr>
       <w:r>
@@ -4896,60 +6465,7 @@
           <w:sz w:val="22"/>
           <w:szCs w:val="22"/>
         </w:rPr>
-        <w:t xml:space="preserve">El Quality Profile </w:t>
-      </w:r>
-      <w:r>
-        <w:rPr>
-          <w:b/>
-          <w:bCs/>
-          <w:color w:val="1F2933"/>
-          <w:sz w:val="22"/>
-          <w:szCs w:val="22"/>
-        </w:rPr>
-        <w:t xml:space="preserve">detecta</w:t>
-      </w:r>
-      <w:r>
-        <w:rPr>
-          <w:color w:val="1F2933"/>
-          <w:sz w:val="22"/>
-          <w:szCs w:val="22"/>
-        </w:rPr>
-        <w:t xml:space="preserve"> cada método que supera los umbrales y lo reporta como issue; el Quality Gate </w:t>
-      </w:r>
-      <w:r>
-        <w:rPr>
-          <w:b/>
-          <w:bCs/>
-          <w:color w:val="1F2933"/>
-          <w:sz w:val="22"/>
-          <w:szCs w:val="22"/>
-        </w:rPr>
-        <w:t xml:space="preserve">bloquea</w:t>
-      </w:r>
-      <w:r>
-        <w:rPr>
-          <w:color w:val="1F2933"/>
-          <w:sz w:val="22"/>
-          <w:szCs w:val="22"/>
-        </w:rPr>
-        <w:t xml:space="preserve"> cuando aparece un issue nuevo (</w:t>
-      </w:r>
-      <w:r>
-        <w:rPr>
-          <w:rFonts w:ascii="Consolas" w:cs="Consolas" w:eastAsia="Consolas" w:hAnsi="Consolas"/>
-          <w:color w:val="7A2E0E"/>
-          <w:sz w:val="20"/>
-          <w:szCs w:val="20"/>
-        </w:rPr>
-        <w:t xml:space="preserve">new_violations = 0</w:t>
-      </w:r>
-      <w:r>
-        <w:rPr>
-          <w:color w:val="1F2933"/>
-          <w:sz w:val="22"/>
-          <w:szCs w:val="22"/>
-        </w:rPr>
-        <w:t xml:space="preserve">). Así, la complejidad se controla método a método, y los topes globales del gate vigilan que el sistema entero no crezca sin control.</w:t>
+        <w:t xml:space="preserve">Así, la complejidad se controla método a método con el profile, y los topes globales del gate vigilan que el sistema entero no crezca sin control.</w:t>
       </w:r>
     </w:p>
     <w:p>
@@ -5531,6 +7047,69 @@
     </w:p>
     <w:p>
       <w:pPr>
+        <w:keepNext/>
+        <w:spacing w:after="40" w:before="120"/>
+        <w:jc w:val="center"/>
+      </w:pPr>
+      <w:r>
+        <w:drawing>
+          <wp:inline distT="0" distB="0" distL="0" distR="0">
+            <wp:extent cx="5943600" cy="1552575"/>
+            <wp:effectExtent t="0" r="0" b="0" l="0"/>
+            <wp:docPr id="1" name="pipeline.png" descr="Flujo de integración continua" title="Flujo de integración continua"/>
+            <wp:cNvGraphicFramePr>
+              <a:graphicFrameLocks xmlns:a="http://schemas.openxmlformats.org/drawingml/2006/main" noChangeAspect="1"/>
+            </wp:cNvGraphicFramePr>
+            <a:graphic xmlns:a="http://schemas.openxmlformats.org/drawingml/2006/main">
+              <a:graphicData uri="http://schemas.openxmlformats.org/drawingml/2006/picture">
+                <pic:pic xmlns:pic="http://schemas.openxmlformats.org/drawingml/2006/picture">
+                  <pic:nvPicPr>
+                    <pic:cNvPr id="0" name="" descr=""/>
+                    <pic:cNvPicPr>
+                      <a:picLocks noChangeAspect="1" noChangeArrowheads="1"/>
+                    </pic:cNvPicPr>
+                  </pic:nvPicPr>
+                  <pic:blipFill>
+                    <a:blip r:embed="rId12" cstate="none"/>
+                    <a:srcRect/>
+                    <a:stretch>
+                      <a:fillRect/>
+                    </a:stretch>
+                  </pic:blipFill>
+                  <pic:spPr bwMode="auto">
+                    <a:xfrm>
+                      <a:off x="0" y="0"/>
+                      <a:ext cx="5943600" cy="1552575"/>
+                    </a:xfrm>
+                    <a:prstGeom prst="rect">
+                      <a:avLst/>
+                    </a:prstGeom>
+                  </pic:spPr>
+                </pic:pic>
+              </a:graphicData>
+            </a:graphic>
+          </wp:inline>
+        </w:drawing>
+      </w:r>
+    </w:p>
+    <w:p>
+      <w:pPr>
+        <w:spacing w:after="180"/>
+        <w:jc w:val="center"/>
+      </w:pPr>
+      <w:r>
+        <w:rPr>
+          <w:i/>
+          <w:iCs/>
+          <w:color w:val="5B6770"/>
+          <w:sz w:val="18"/>
+          <w:szCs w:val="18"/>
+        </w:rPr>
+        <w:t xml:space="preserve">Figura 5. Del commit al semáforo.</w:t>
+      </w:r>
+    </w:p>
+    <w:p>
+      <w:pPr>
         <w:pStyle w:val="ListParagraph"/>
         <w:numPr>
           <w:ilvl w:val="0"/>
@@ -5646,6 +7225,33 @@
       </w:pPr>
       <w:r>
         <w:rPr>
+          <w:rFonts w:ascii="Consolas" w:cs="Consolas" w:eastAsia="Consolas" w:hAnsi="Consolas"/>
+          <w:color w:val="7A2E0E"/>
+          <w:sz w:val="20"/>
+          <w:szCs w:val="20"/>
+        </w:rPr>
+        <w:t xml:space="preserve">sonar/check-metrics.sh</w:t>
+      </w:r>
+      <w:r>
+        <w:rPr>
+          <w:color w:val="1F2933"/>
+          <w:sz w:val="22"/>
+          <w:szCs w:val="22"/>
+        </w:rPr>
+        <w:t xml:space="preserve"> consulta la API de Sonar y falla si la complejidad total o la cobertura salen de los umbrales definidos (respaldo para cuando termine la prueba del plan Team y el plan gratuito no permita asignar el gate propio).</w:t>
+      </w:r>
+    </w:p>
+    <w:p>
+      <w:pPr>
+        <w:pStyle w:val="ListParagraph"/>
+        <w:numPr>
+          <w:ilvl w:val="0"/>
+          <w:numId w:val="3"/>
+        </w:numPr>
+        <w:spacing w:after="80" w:line="276"/>
+      </w:pPr>
+      <w:r>
+        <w:rPr>
           <w:color w:val="1F2933"/>
           <w:sz w:val="22"/>
           <w:szCs w:val="22"/>
@@ -5666,23 +7272,909 @@
           <w:sz w:val="32"/>
           <w:szCs w:val="32"/>
         </w:rPr>
-        <w:t xml:space="preserve">8. Beneficios, límites y próximos pasos</w:t>
-      </w:r>
-    </w:p>
-    <w:p>
-      <w:pPr>
-        <w:pStyle w:val="Heading3"/>
-        <w:spacing w:after="60" w:before="160"/>
+        <w:t xml:space="preserve">8. Estado actual</w:t>
+      </w:r>
+    </w:p>
+    <w:tbl>
+      <w:tblPr>
+        <w:tblW w:type="dxa" w:w="9360"/>
+        <w:tblBorders>
+          <w:top w:val="single" w:color="auto" w:sz="4"/>
+          <w:left w:val="single" w:color="auto" w:sz="4"/>
+          <w:bottom w:val="single" w:color="auto" w:sz="4"/>
+          <w:right w:val="single" w:color="auto" w:sz="4"/>
+          <w:insideH w:val="single" w:color="auto" w:sz="4"/>
+          <w:insideV w:val="single" w:color="auto" w:sz="4"/>
+        </w:tblBorders>
+      </w:tblPr>
+      <w:tblGrid>
+        <w:gridCol w:w="3300"/>
+        <w:gridCol w:w="1300"/>
+        <w:gridCol w:w="4760"/>
+      </w:tblGrid>
+      <w:tr>
+        <w:trPr>
+          <w:tblHeader/>
+        </w:trPr>
+        <w:tc>
+          <w:tcPr>
+            <w:tcW w:type="dxa" w:w="3300"/>
+            <w:tcBorders>
+              <w:top w:val="single" w:color="D5D9DD" w:sz="4"/>
+              <w:left w:val="single" w:color="D5D9DD" w:sz="4"/>
+              <w:bottom w:val="single" w:color="D5D9DD" w:sz="4"/>
+              <w:right w:val="single" w:color="D5D9DD" w:sz="4"/>
+            </w:tcBorders>
+            <w:shd w:fill="1F5E8C" w:val="clear"/>
+            <w:tcMar>
+              <w:top w:type="dxa" w:w="70"/>
+              <w:left w:type="dxa" w:w="110"/>
+              <w:bottom w:type="dxa" w:w="70"/>
+              <w:right w:type="dxa" w:w="110"/>
+            </w:tcMar>
+          </w:tcPr>
+          <w:p>
+            <w:pPr>
+              <w:spacing w:after="0" w:line="252"/>
+            </w:pPr>
+            <w:r>
+              <w:rPr>
+                <w:b/>
+                <w:bCs/>
+                <w:color w:val="FFFFFF"/>
+                <w:sz w:val="20"/>
+                <w:szCs w:val="20"/>
+              </w:rPr>
+              <w:t xml:space="preserve">Elemento</w:t>
+            </w:r>
+          </w:p>
+        </w:tc>
+        <w:tc>
+          <w:tcPr>
+            <w:tcW w:type="dxa" w:w="1300"/>
+            <w:tcBorders>
+              <w:top w:val="single" w:color="D5D9DD" w:sz="4"/>
+              <w:left w:val="single" w:color="D5D9DD" w:sz="4"/>
+              <w:bottom w:val="single" w:color="D5D9DD" w:sz="4"/>
+              <w:right w:val="single" w:color="D5D9DD" w:sz="4"/>
+            </w:tcBorders>
+            <w:shd w:fill="1F5E8C" w:val="clear"/>
+            <w:tcMar>
+              <w:top w:type="dxa" w:w="70"/>
+              <w:left w:type="dxa" w:w="110"/>
+              <w:bottom w:type="dxa" w:w="70"/>
+              <w:right w:type="dxa" w:w="110"/>
+            </w:tcMar>
+          </w:tcPr>
+          <w:p>
+            <w:pPr>
+              <w:spacing w:after="0" w:line="252"/>
+            </w:pPr>
+            <w:r>
+              <w:rPr>
+                <w:b/>
+                <w:bCs/>
+                <w:color w:val="FFFFFF"/>
+                <w:sz w:val="20"/>
+                <w:szCs w:val="20"/>
+              </w:rPr>
+              <w:t xml:space="preserve">Estado</w:t>
+            </w:r>
+          </w:p>
+        </w:tc>
+        <w:tc>
+          <w:tcPr>
+            <w:tcW w:type="dxa" w:w="4760"/>
+            <w:tcBorders>
+              <w:top w:val="single" w:color="D5D9DD" w:sz="4"/>
+              <w:left w:val="single" w:color="D5D9DD" w:sz="4"/>
+              <w:bottom w:val="single" w:color="D5D9DD" w:sz="4"/>
+              <w:right w:val="single" w:color="D5D9DD" w:sz="4"/>
+            </w:tcBorders>
+            <w:shd w:fill="1F5E8C" w:val="clear"/>
+            <w:tcMar>
+              <w:top w:type="dxa" w:w="70"/>
+              <w:left w:type="dxa" w:w="110"/>
+              <w:bottom w:type="dxa" w:w="70"/>
+              <w:right w:type="dxa" w:w="110"/>
+            </w:tcMar>
+          </w:tcPr>
+          <w:p>
+            <w:pPr>
+              <w:spacing w:after="0" w:line="252"/>
+            </w:pPr>
+            <w:r>
+              <w:rPr>
+                <w:b/>
+                <w:bCs/>
+                <w:color w:val="FFFFFF"/>
+                <w:sz w:val="20"/>
+                <w:szCs w:val="20"/>
+              </w:rPr>
+              <w:t xml:space="preserve">Detalle</w:t>
+            </w:r>
+          </w:p>
+        </w:tc>
+      </w:tr>
+      <w:tr>
+        <w:trPr>
+          <w:cantSplit/>
+        </w:trPr>
+        <w:tc>
+          <w:tcPr>
+            <w:tcW w:type="dxa" w:w="3300"/>
+            <w:tcBorders>
+              <w:top w:val="single" w:color="D5D9DD" w:sz="4"/>
+              <w:left w:val="single" w:color="D5D9DD" w:sz="4"/>
+              <w:bottom w:val="single" w:color="D5D9DD" w:sz="4"/>
+              <w:right w:val="single" w:color="D5D9DD" w:sz="4"/>
+            </w:tcBorders>
+            <w:tcMar>
+              <w:top w:type="dxa" w:w="70"/>
+              <w:left w:type="dxa" w:w="110"/>
+              <w:bottom w:type="dxa" w:w="70"/>
+              <w:right w:type="dxa" w:w="110"/>
+            </w:tcMar>
+          </w:tcPr>
+          <w:p>
+            <w:pPr>
+              <w:spacing w:after="0" w:line="252"/>
+            </w:pPr>
+            <w:r>
+              <w:rPr>
+                <w:color w:val="1F2933"/>
+                <w:sz w:val="20"/>
+                <w:szCs w:val="20"/>
+              </w:rPr>
+              <w:t xml:space="preserve">Pruebas Karate (7 features, 130 ejecuciones)</w:t>
+            </w:r>
+          </w:p>
+        </w:tc>
+        <w:tc>
+          <w:tcPr>
+            <w:tcW w:type="dxa" w:w="1300"/>
+            <w:tcBorders>
+              <w:top w:val="single" w:color="D5D9DD" w:sz="4"/>
+              <w:left w:val="single" w:color="D5D9DD" w:sz="4"/>
+              <w:bottom w:val="single" w:color="D5D9DD" w:sz="4"/>
+              <w:right w:val="single" w:color="D5D9DD" w:sz="4"/>
+            </w:tcBorders>
+            <w:tcMar>
+              <w:top w:type="dxa" w:w="70"/>
+              <w:left w:type="dxa" w:w="110"/>
+              <w:bottom w:type="dxa" w:w="70"/>
+              <w:right w:type="dxa" w:w="110"/>
+            </w:tcMar>
+          </w:tcPr>
+          <w:p>
+            <w:pPr>
+              <w:spacing w:after="0" w:line="252"/>
+            </w:pPr>
+            <w:r>
+              <w:rPr>
+                <w:color w:val="1F2933"/>
+                <w:sz w:val="20"/>
+                <w:szCs w:val="20"/>
+              </w:rPr>
+              <w:t xml:space="preserve">Listo</w:t>
+            </w:r>
+          </w:p>
+        </w:tc>
+        <w:tc>
+          <w:tcPr>
+            <w:tcW w:type="dxa" w:w="4760"/>
+            <w:tcBorders>
+              <w:top w:val="single" w:color="D5D9DD" w:sz="4"/>
+              <w:left w:val="single" w:color="D5D9DD" w:sz="4"/>
+              <w:bottom w:val="single" w:color="D5D9DD" w:sz="4"/>
+              <w:right w:val="single" w:color="D5D9DD" w:sz="4"/>
+            </w:tcBorders>
+            <w:tcMar>
+              <w:top w:type="dxa" w:w="70"/>
+              <w:left w:type="dxa" w:w="110"/>
+              <w:bottom w:type="dxa" w:w="70"/>
+              <w:right w:type="dxa" w:w="110"/>
+            </w:tcMar>
+          </w:tcPr>
+          <w:p>
+            <w:pPr>
+              <w:spacing w:after="0" w:line="252"/>
+            </w:pPr>
+            <w:r>
+              <w:rPr>
+                <w:color w:val="1F2933"/>
+                <w:sz w:val="20"/>
+                <w:szCs w:val="20"/>
+              </w:rPr>
+              <w:t xml:space="preserve">Valores esperados verificados contra el código real con un arnés equivalente en Java: 130 de 130. Primera corrida de Karate pendiente en un equipo con acceso a Maven Central</w:t>
+            </w:r>
+          </w:p>
+        </w:tc>
+      </w:tr>
+      <w:tr>
+        <w:trPr>
+          <w:cantSplit/>
+        </w:trPr>
+        <w:tc>
+          <w:tcPr>
+            <w:tcW w:type="dxa" w:w="3300"/>
+            <w:tcBorders>
+              <w:top w:val="single" w:color="D5D9DD" w:sz="4"/>
+              <w:left w:val="single" w:color="D5D9DD" w:sz="4"/>
+              <w:bottom w:val="single" w:color="D5D9DD" w:sz="4"/>
+              <w:right w:val="single" w:color="D5D9DD" w:sz="4"/>
+            </w:tcBorders>
+            <w:tcMar>
+              <w:top w:type="dxa" w:w="70"/>
+              <w:left w:type="dxa" w:w="110"/>
+              <w:bottom w:type="dxa" w:w="70"/>
+              <w:right w:type="dxa" w:w="110"/>
+            </w:tcMar>
+          </w:tcPr>
+          <w:p>
+            <w:pPr>
+              <w:spacing w:after="0" w:line="252"/>
+            </w:pPr>
+            <w:r>
+              <w:rPr>
+                <w:color w:val="1F2933"/>
+                <w:sz w:val="20"/>
+                <w:szCs w:val="20"/>
+              </w:rPr>
+              <w:t xml:space="preserve">Repositorio en GitHub</w:t>
+            </w:r>
+          </w:p>
+        </w:tc>
+        <w:tc>
+          <w:tcPr>
+            <w:tcW w:type="dxa" w:w="1300"/>
+            <w:tcBorders>
+              <w:top w:val="single" w:color="D5D9DD" w:sz="4"/>
+              <w:left w:val="single" w:color="D5D9DD" w:sz="4"/>
+              <w:bottom w:val="single" w:color="D5D9DD" w:sz="4"/>
+              <w:right w:val="single" w:color="D5D9DD" w:sz="4"/>
+            </w:tcBorders>
+            <w:tcMar>
+              <w:top w:type="dxa" w:w="70"/>
+              <w:left w:type="dxa" w:w="110"/>
+              <w:bottom w:type="dxa" w:w="70"/>
+              <w:right w:type="dxa" w:w="110"/>
+            </w:tcMar>
+          </w:tcPr>
+          <w:p>
+            <w:pPr>
+              <w:spacing w:after="0" w:line="252"/>
+            </w:pPr>
+            <w:r>
+              <w:rPr>
+                <w:color w:val="1F2933"/>
+                <w:sz w:val="20"/>
+                <w:szCs w:val="20"/>
+              </w:rPr>
+              <w:t xml:space="preserve">Listo</w:t>
+            </w:r>
+          </w:p>
+        </w:tc>
+        <w:tc>
+          <w:tcPr>
+            <w:tcW w:type="dxa" w:w="4760"/>
+            <w:tcBorders>
+              <w:top w:val="single" w:color="D5D9DD" w:sz="4"/>
+              <w:left w:val="single" w:color="D5D9DD" w:sz="4"/>
+              <w:bottom w:val="single" w:color="D5D9DD" w:sz="4"/>
+              <w:right w:val="single" w:color="D5D9DD" w:sz="4"/>
+            </w:tcBorders>
+            <w:tcMar>
+              <w:top w:type="dxa" w:w="70"/>
+              <w:left w:type="dxa" w:w="110"/>
+              <w:bottom w:type="dxa" w:w="70"/>
+              <w:right w:type="dxa" w:w="110"/>
+            </w:tcMar>
+          </w:tcPr>
+          <w:p>
+            <w:pPr>
+              <w:spacing w:after="0" w:line="252"/>
+            </w:pPr>
+            <w:r>
+              <w:rPr>
+                <w:color w:val="1F2933"/>
+                <w:sz w:val="20"/>
+                <w:szCs w:val="20"/>
+              </w:rPr>
+              <w:t xml:space="preserve">https://github.com/carolinacardonaUdeA/calidad-software</w:t>
+            </w:r>
+          </w:p>
+        </w:tc>
+      </w:tr>
+      <w:tr>
+        <w:trPr>
+          <w:cantSplit/>
+        </w:trPr>
+        <w:tc>
+          <w:tcPr>
+            <w:tcW w:type="dxa" w:w="3300"/>
+            <w:tcBorders>
+              <w:top w:val="single" w:color="D5D9DD" w:sz="4"/>
+              <w:left w:val="single" w:color="D5D9DD" w:sz="4"/>
+              <w:bottom w:val="single" w:color="D5D9DD" w:sz="4"/>
+              <w:right w:val="single" w:color="D5D9DD" w:sz="4"/>
+            </w:tcBorders>
+            <w:tcMar>
+              <w:top w:type="dxa" w:w="70"/>
+              <w:left w:type="dxa" w:w="110"/>
+              <w:bottom w:type="dxa" w:w="70"/>
+              <w:right w:type="dxa" w:w="110"/>
+            </w:tcMar>
+          </w:tcPr>
+          <w:p>
+            <w:pPr>
+              <w:spacing w:after="0" w:line="252"/>
+            </w:pPr>
+            <w:r>
+              <w:rPr>
+                <w:color w:val="1F2933"/>
+                <w:sz w:val="20"/>
+                <w:szCs w:val="20"/>
+              </w:rPr>
+              <w:t xml:space="preserve">Proyecto en SonarCloud</w:t>
+            </w:r>
+          </w:p>
+        </w:tc>
+        <w:tc>
+          <w:tcPr>
+            <w:tcW w:type="dxa" w:w="1300"/>
+            <w:tcBorders>
+              <w:top w:val="single" w:color="D5D9DD" w:sz="4"/>
+              <w:left w:val="single" w:color="D5D9DD" w:sz="4"/>
+              <w:bottom w:val="single" w:color="D5D9DD" w:sz="4"/>
+              <w:right w:val="single" w:color="D5D9DD" w:sz="4"/>
+            </w:tcBorders>
+            <w:tcMar>
+              <w:top w:type="dxa" w:w="70"/>
+              <w:left w:type="dxa" w:w="110"/>
+              <w:bottom w:type="dxa" w:w="70"/>
+              <w:right w:type="dxa" w:w="110"/>
+            </w:tcMar>
+          </w:tcPr>
+          <w:p>
+            <w:pPr>
+              <w:spacing w:after="0" w:line="252"/>
+            </w:pPr>
+            <w:r>
+              <w:rPr>
+                <w:color w:val="1F2933"/>
+                <w:sz w:val="20"/>
+                <w:szCs w:val="20"/>
+              </w:rPr>
+              <w:t xml:space="preserve">Listo</w:t>
+            </w:r>
+          </w:p>
+        </w:tc>
+        <w:tc>
+          <w:tcPr>
+            <w:tcW w:type="dxa" w:w="4760"/>
+            <w:tcBorders>
+              <w:top w:val="single" w:color="D5D9DD" w:sz="4"/>
+              <w:left w:val="single" w:color="D5D9DD" w:sz="4"/>
+              <w:bottom w:val="single" w:color="D5D9DD" w:sz="4"/>
+              <w:right w:val="single" w:color="D5D9DD" w:sz="4"/>
+            </w:tcBorders>
+            <w:tcMar>
+              <w:top w:type="dxa" w:w="70"/>
+              <w:left w:type="dxa" w:w="110"/>
+              <w:bottom w:type="dxa" w:w="70"/>
+              <w:right w:type="dxa" w:w="110"/>
+            </w:tcMar>
+          </w:tcPr>
+          <w:p>
+            <w:pPr>
+              <w:spacing w:after="0" w:line="252"/>
+            </w:pPr>
+            <w:r>
+              <w:rPr>
+                <w:color w:val="1F2933"/>
+                <w:sz w:val="20"/>
+                <w:szCs w:val="20"/>
+              </w:rPr>
+              <w:t xml:space="preserve">Organización </w:t>
+            </w:r>
+            <w:r>
+              <w:rPr>
+                <w:rFonts w:ascii="Consolas" w:cs="Consolas" w:eastAsia="Consolas" w:hAnsi="Consolas"/>
+                <w:color w:val="7A2E0E"/>
+                <w:sz w:val="18"/>
+                <w:szCs w:val="18"/>
+              </w:rPr>
+              <w:t xml:space="preserve">julian7965</w:t>
+            </w:r>
+            <w:r>
+              <w:rPr>
+                <w:color w:val="1F2933"/>
+                <w:sz w:val="20"/>
+                <w:szCs w:val="20"/>
+              </w:rPr>
+              <w:t xml:space="preserve"> · clave </w:t>
+            </w:r>
+            <w:r>
+              <w:rPr>
+                <w:rFonts w:ascii="Consolas" w:cs="Consolas" w:eastAsia="Consolas" w:hAnsi="Consolas"/>
+                <w:color w:val="7A2E0E"/>
+                <w:sz w:val="18"/>
+                <w:szCs w:val="18"/>
+              </w:rPr>
+              <w:t xml:space="preserve">julian7965_calidad-software</w:t>
+            </w:r>
+          </w:p>
+        </w:tc>
+      </w:tr>
+      <w:tr>
+        <w:trPr>
+          <w:cantSplit/>
+        </w:trPr>
+        <w:tc>
+          <w:tcPr>
+            <w:tcW w:type="dxa" w:w="3300"/>
+            <w:tcBorders>
+              <w:top w:val="single" w:color="D5D9DD" w:sz="4"/>
+              <w:left w:val="single" w:color="D5D9DD" w:sz="4"/>
+              <w:bottom w:val="single" w:color="D5D9DD" w:sz="4"/>
+              <w:right w:val="single" w:color="D5D9DD" w:sz="4"/>
+            </w:tcBorders>
+            <w:tcMar>
+              <w:top w:type="dxa" w:w="70"/>
+              <w:left w:type="dxa" w:w="110"/>
+              <w:bottom w:type="dxa" w:w="70"/>
+              <w:right w:type="dxa" w:w="110"/>
+            </w:tcMar>
+          </w:tcPr>
+          <w:p>
+            <w:pPr>
+              <w:spacing w:after="0" w:line="252"/>
+            </w:pPr>
+            <w:r>
+              <w:rPr>
+                <w:color w:val="1F2933"/>
+                <w:sz w:val="20"/>
+                <w:szCs w:val="20"/>
+              </w:rPr>
+              <w:t xml:space="preserve">Quality Gate “Calculadora Quality Gate”</w:t>
+            </w:r>
+          </w:p>
+        </w:tc>
+        <w:tc>
+          <w:tcPr>
+            <w:tcW w:type="dxa" w:w="1300"/>
+            <w:tcBorders>
+              <w:top w:val="single" w:color="D5D9DD" w:sz="4"/>
+              <w:left w:val="single" w:color="D5D9DD" w:sz="4"/>
+              <w:bottom w:val="single" w:color="D5D9DD" w:sz="4"/>
+              <w:right w:val="single" w:color="D5D9DD" w:sz="4"/>
+            </w:tcBorders>
+            <w:tcMar>
+              <w:top w:type="dxa" w:w="70"/>
+              <w:left w:type="dxa" w:w="110"/>
+              <w:bottom w:type="dxa" w:w="70"/>
+              <w:right w:type="dxa" w:w="110"/>
+            </w:tcMar>
+          </w:tcPr>
+          <w:p>
+            <w:pPr>
+              <w:spacing w:after="0" w:line="252"/>
+            </w:pPr>
+            <w:r>
+              <w:rPr>
+                <w:color w:val="1F2933"/>
+                <w:sz w:val="20"/>
+                <w:szCs w:val="20"/>
+              </w:rPr>
+              <w:t xml:space="preserve">Listo</w:t>
+            </w:r>
+          </w:p>
+        </w:tc>
+        <w:tc>
+          <w:tcPr>
+            <w:tcW w:type="dxa" w:w="4760"/>
+            <w:tcBorders>
+              <w:top w:val="single" w:color="D5D9DD" w:sz="4"/>
+              <w:left w:val="single" w:color="D5D9DD" w:sz="4"/>
+              <w:bottom w:val="single" w:color="D5D9DD" w:sz="4"/>
+              <w:right w:val="single" w:color="D5D9DD" w:sz="4"/>
+            </w:tcBorders>
+            <w:tcMar>
+              <w:top w:type="dxa" w:w="70"/>
+              <w:left w:type="dxa" w:w="110"/>
+              <w:bottom w:type="dxa" w:w="70"/>
+              <w:right w:type="dxa" w:w="110"/>
+            </w:tcMar>
+          </w:tcPr>
+          <w:p>
+            <w:pPr>
+              <w:spacing w:after="0" w:line="252"/>
+            </w:pPr>
+            <w:r>
+              <w:rPr>
+                <w:color w:val="1F2933"/>
+                <w:sz w:val="20"/>
+                <w:szCs w:val="20"/>
+              </w:rPr>
+              <w:t xml:space="preserve">10 condiciones (cobertura, issues, duplicación, ratings, hotspots, complejidad)</w:t>
+            </w:r>
+          </w:p>
+        </w:tc>
+      </w:tr>
+      <w:tr>
+        <w:trPr>
+          <w:cantSplit/>
+        </w:trPr>
+        <w:tc>
+          <w:tcPr>
+            <w:tcW w:type="dxa" w:w="3300"/>
+            <w:tcBorders>
+              <w:top w:val="single" w:color="D5D9DD" w:sz="4"/>
+              <w:left w:val="single" w:color="D5D9DD" w:sz="4"/>
+              <w:bottom w:val="single" w:color="D5D9DD" w:sz="4"/>
+              <w:right w:val="single" w:color="D5D9DD" w:sz="4"/>
+            </w:tcBorders>
+            <w:tcMar>
+              <w:top w:type="dxa" w:w="70"/>
+              <w:left w:type="dxa" w:w="110"/>
+              <w:bottom w:type="dxa" w:w="70"/>
+              <w:right w:type="dxa" w:w="110"/>
+            </w:tcMar>
+          </w:tcPr>
+          <w:p>
+            <w:pPr>
+              <w:spacing w:after="0" w:line="252"/>
+            </w:pPr>
+            <w:r>
+              <w:rPr>
+                <w:color w:val="1F2933"/>
+                <w:sz w:val="20"/>
+                <w:szCs w:val="20"/>
+              </w:rPr>
+              <w:t xml:space="preserve">Quality Profile “Calculadora Java Profile”</w:t>
+            </w:r>
+          </w:p>
+        </w:tc>
+        <w:tc>
+          <w:tcPr>
+            <w:tcW w:type="dxa" w:w="1300"/>
+            <w:tcBorders>
+              <w:top w:val="single" w:color="D5D9DD" w:sz="4"/>
+              <w:left w:val="single" w:color="D5D9DD" w:sz="4"/>
+              <w:bottom w:val="single" w:color="D5D9DD" w:sz="4"/>
+              <w:right w:val="single" w:color="D5D9DD" w:sz="4"/>
+            </w:tcBorders>
+            <w:tcMar>
+              <w:top w:type="dxa" w:w="70"/>
+              <w:left w:type="dxa" w:w="110"/>
+              <w:bottom w:type="dxa" w:w="70"/>
+              <w:right w:type="dxa" w:w="110"/>
+            </w:tcMar>
+          </w:tcPr>
+          <w:p>
+            <w:pPr>
+              <w:spacing w:after="0" w:line="252"/>
+            </w:pPr>
+            <w:r>
+              <w:rPr>
+                <w:color w:val="1F2933"/>
+                <w:sz w:val="20"/>
+                <w:szCs w:val="20"/>
+              </w:rPr>
+              <w:t xml:space="preserve">Listo</w:t>
+            </w:r>
+          </w:p>
+        </w:tc>
+        <w:tc>
+          <w:tcPr>
+            <w:tcW w:type="dxa" w:w="4760"/>
+            <w:tcBorders>
+              <w:top w:val="single" w:color="D5D9DD" w:sz="4"/>
+              <w:left w:val="single" w:color="D5D9DD" w:sz="4"/>
+              <w:bottom w:val="single" w:color="D5D9DD" w:sz="4"/>
+              <w:right w:val="single" w:color="D5D9DD" w:sz="4"/>
+            </w:tcBorders>
+            <w:tcMar>
+              <w:top w:type="dxa" w:w="70"/>
+              <w:left w:type="dxa" w:w="110"/>
+              <w:bottom w:type="dxa" w:w="70"/>
+              <w:right w:type="dxa" w:w="110"/>
+            </w:tcMar>
+          </w:tcPr>
+          <w:p>
+            <w:pPr>
+              <w:spacing w:after="0" w:line="252"/>
+            </w:pPr>
+            <w:r>
+              <w:rPr>
+                <w:color w:val="1F2933"/>
+                <w:sz w:val="20"/>
+                <w:szCs w:val="20"/>
+              </w:rPr>
+              <w:t xml:space="preserve">Copia de Sonar way comprehensive con </w:t>
+            </w:r>
+            <w:r>
+              <w:rPr>
+                <w:rFonts w:ascii="Consolas" w:cs="Consolas" w:eastAsia="Consolas" w:hAnsi="Consolas"/>
+                <w:color w:val="7A2E0E"/>
+                <w:sz w:val="18"/>
+                <w:szCs w:val="18"/>
+              </w:rPr>
+              <w:t xml:space="preserve">java:S1541</w:t>
+            </w:r>
+            <w:r>
+              <w:rPr>
+                <w:color w:val="1F2933"/>
+                <w:sz w:val="20"/>
+                <w:szCs w:val="20"/>
+              </w:rPr>
+              <w:t xml:space="preserve"> (Threshold=10) y </w:t>
+            </w:r>
+            <w:r>
+              <w:rPr>
+                <w:rFonts w:ascii="Consolas" w:cs="Consolas" w:eastAsia="Consolas" w:hAnsi="Consolas"/>
+                <w:color w:val="7A2E0E"/>
+                <w:sz w:val="18"/>
+                <w:szCs w:val="18"/>
+              </w:rPr>
+              <w:t xml:space="preserve">java:S3776</w:t>
+            </w:r>
+            <w:r>
+              <w:rPr>
+                <w:color w:val="1F2933"/>
+                <w:sz w:val="20"/>
+                <w:szCs w:val="20"/>
+              </w:rPr>
+              <w:t xml:space="preserve"> (Threshold=15)</w:t>
+            </w:r>
+          </w:p>
+        </w:tc>
+      </w:tr>
+      <w:tr>
+        <w:trPr>
+          <w:cantSplit/>
+        </w:trPr>
+        <w:tc>
+          <w:tcPr>
+            <w:tcW w:type="dxa" w:w="3300"/>
+            <w:tcBorders>
+              <w:top w:val="single" w:color="D5D9DD" w:sz="4"/>
+              <w:left w:val="single" w:color="D5D9DD" w:sz="4"/>
+              <w:bottom w:val="single" w:color="D5D9DD" w:sz="4"/>
+              <w:right w:val="single" w:color="D5D9DD" w:sz="4"/>
+            </w:tcBorders>
+            <w:tcMar>
+              <w:top w:type="dxa" w:w="70"/>
+              <w:left w:type="dxa" w:w="110"/>
+              <w:bottom w:type="dxa" w:w="70"/>
+              <w:right w:type="dxa" w:w="110"/>
+            </w:tcMar>
+          </w:tcPr>
+          <w:p>
+            <w:pPr>
+              <w:spacing w:after="0" w:line="252"/>
+            </w:pPr>
+            <w:r>
+              <w:rPr>
+                <w:color w:val="1F2933"/>
+                <w:sz w:val="20"/>
+                <w:szCs w:val="20"/>
+              </w:rPr>
+              <w:t xml:space="preserve">Asignación del gate y del profile al proyecto</w:t>
+            </w:r>
+          </w:p>
+        </w:tc>
+        <w:tc>
+          <w:tcPr>
+            <w:tcW w:type="dxa" w:w="1300"/>
+            <w:tcBorders>
+              <w:top w:val="single" w:color="D5D9DD" w:sz="4"/>
+              <w:left w:val="single" w:color="D5D9DD" w:sz="4"/>
+              <w:bottom w:val="single" w:color="D5D9DD" w:sz="4"/>
+              <w:right w:val="single" w:color="D5D9DD" w:sz="4"/>
+            </w:tcBorders>
+            <w:tcMar>
+              <w:top w:type="dxa" w:w="70"/>
+              <w:left w:type="dxa" w:w="110"/>
+              <w:bottom w:type="dxa" w:w="70"/>
+              <w:right w:type="dxa" w:w="110"/>
+            </w:tcMar>
+          </w:tcPr>
+          <w:p>
+            <w:pPr>
+              <w:spacing w:after="0" w:line="252"/>
+            </w:pPr>
+            <w:r>
+              <w:rPr>
+                <w:color w:val="1F2933"/>
+                <w:sz w:val="20"/>
+                <w:szCs w:val="20"/>
+              </w:rPr>
+              <w:t xml:space="preserve">Listo · prueba hasta 1 nov</w:t>
+            </w:r>
+          </w:p>
+        </w:tc>
+        <w:tc>
+          <w:tcPr>
+            <w:tcW w:type="dxa" w:w="4760"/>
+            <w:tcBorders>
+              <w:top w:val="single" w:color="D5D9DD" w:sz="4"/>
+              <w:left w:val="single" w:color="D5D9DD" w:sz="4"/>
+              <w:bottom w:val="single" w:color="D5D9DD" w:sz="4"/>
+              <w:right w:val="single" w:color="D5D9DD" w:sz="4"/>
+            </w:tcBorders>
+            <w:tcMar>
+              <w:top w:type="dxa" w:w="70"/>
+              <w:left w:type="dxa" w:w="110"/>
+              <w:bottom w:type="dxa" w:w="70"/>
+              <w:right w:type="dxa" w:w="110"/>
+            </w:tcMar>
+          </w:tcPr>
+          <w:p>
+            <w:pPr>
+              <w:spacing w:after="0" w:line="252"/>
+            </w:pPr>
+            <w:r>
+              <w:rPr>
+                <w:color w:val="1F2933"/>
+                <w:sz w:val="20"/>
+                <w:szCs w:val="20"/>
+              </w:rPr>
+              <w:t xml:space="preserve">Asignados al proyecto durante la prueba de 14 días del plan Team (hasta el 1 de noviembre de 2026); con el plan gratuito SonarCloud no permite asignar gates ni profiles propios</w:t>
+            </w:r>
+          </w:p>
+        </w:tc>
+      </w:tr>
+      <w:tr>
+        <w:trPr>
+          <w:cantSplit/>
+        </w:trPr>
+        <w:tc>
+          <w:tcPr>
+            <w:tcW w:type="dxa" w:w="3300"/>
+            <w:tcBorders>
+              <w:top w:val="single" w:color="D5D9DD" w:sz="4"/>
+              <w:left w:val="single" w:color="D5D9DD" w:sz="4"/>
+              <w:bottom w:val="single" w:color="D5D9DD" w:sz="4"/>
+              <w:right w:val="single" w:color="D5D9DD" w:sz="4"/>
+            </w:tcBorders>
+            <w:tcMar>
+              <w:top w:type="dxa" w:w="70"/>
+              <w:left w:type="dxa" w:w="110"/>
+              <w:bottom w:type="dxa" w:w="70"/>
+              <w:right w:type="dxa" w:w="110"/>
+            </w:tcMar>
+          </w:tcPr>
+          <w:p>
+            <w:pPr>
+              <w:spacing w:after="0" w:line="252"/>
+            </w:pPr>
+            <w:r>
+              <w:rPr>
+                <w:color w:val="1F2933"/>
+                <w:sz w:val="20"/>
+                <w:szCs w:val="20"/>
+              </w:rPr>
+              <w:t xml:space="preserve">Análisis desde Gradle/CI</w:t>
+            </w:r>
+          </w:p>
+        </w:tc>
+        <w:tc>
+          <w:tcPr>
+            <w:tcW w:type="dxa" w:w="1300"/>
+            <w:tcBorders>
+              <w:top w:val="single" w:color="D5D9DD" w:sz="4"/>
+              <w:left w:val="single" w:color="D5D9DD" w:sz="4"/>
+              <w:bottom w:val="single" w:color="D5D9DD" w:sz="4"/>
+              <w:right w:val="single" w:color="D5D9DD" w:sz="4"/>
+            </w:tcBorders>
+            <w:tcMar>
+              <w:top w:type="dxa" w:w="70"/>
+              <w:left w:type="dxa" w:w="110"/>
+              <w:bottom w:type="dxa" w:w="70"/>
+              <w:right w:type="dxa" w:w="110"/>
+            </w:tcMar>
+          </w:tcPr>
+          <w:p>
+            <w:pPr>
+              <w:spacing w:after="0" w:line="252"/>
+            </w:pPr>
+            <w:r>
+              <w:rPr>
+                <w:color w:val="1F2933"/>
+                <w:sz w:val="20"/>
+                <w:szCs w:val="20"/>
+              </w:rPr>
+              <w:t xml:space="preserve">Pendiente</w:t>
+            </w:r>
+          </w:p>
+        </w:tc>
+        <w:tc>
+          <w:tcPr>
+            <w:tcW w:type="dxa" w:w="4760"/>
+            <w:tcBorders>
+              <w:top w:val="single" w:color="D5D9DD" w:sz="4"/>
+              <w:left w:val="single" w:color="D5D9DD" w:sz="4"/>
+              <w:bottom w:val="single" w:color="D5D9DD" w:sz="4"/>
+              <w:right w:val="single" w:color="D5D9DD" w:sz="4"/>
+            </w:tcBorders>
+            <w:tcMar>
+              <w:top w:type="dxa" w:w="70"/>
+              <w:left w:type="dxa" w:w="110"/>
+              <w:bottom w:type="dxa" w:w="70"/>
+              <w:right w:type="dxa" w:w="110"/>
+            </w:tcMar>
+          </w:tcPr>
+          <w:p>
+            <w:pPr>
+              <w:spacing w:after="0" w:line="252"/>
+            </w:pPr>
+            <w:r>
+              <w:rPr>
+                <w:color w:val="1F2933"/>
+                <w:sz w:val="20"/>
+                <w:szCs w:val="20"/>
+              </w:rPr>
+              <w:t xml:space="preserve">Workflow ya incluido en </w:t>
+            </w:r>
+            <w:r>
+              <w:rPr>
+                <w:rFonts w:ascii="Consolas" w:cs="Consolas" w:eastAsia="Consolas" w:hAnsi="Consolas"/>
+                <w:color w:val="7A2E0E"/>
+                <w:sz w:val="18"/>
+                <w:szCs w:val="18"/>
+              </w:rPr>
+              <w:t xml:space="preserve">.github/workflows/</w:t>
+            </w:r>
+            <w:r>
+              <w:rPr>
+                <w:color w:val="1F2933"/>
+                <w:sz w:val="20"/>
+                <w:szCs w:val="20"/>
+              </w:rPr>
+              <w:t xml:space="preserve">; necesita el secret </w:t>
+            </w:r>
+            <w:r>
+              <w:rPr>
+                <w:rFonts w:ascii="Consolas" w:cs="Consolas" w:eastAsia="Consolas" w:hAnsi="Consolas"/>
+                <w:color w:val="7A2E0E"/>
+                <w:sz w:val="18"/>
+                <w:szCs w:val="18"/>
+              </w:rPr>
+              <w:t xml:space="preserve">SONAR_TOKEN</w:t>
+            </w:r>
+            <w:r>
+              <w:rPr>
+                <w:color w:val="1F2933"/>
+                <w:sz w:val="20"/>
+                <w:szCs w:val="20"/>
+              </w:rPr>
+              <w:t xml:space="preserve"> en GitHub</w:t>
+            </w:r>
+          </w:p>
+        </w:tc>
+      </w:tr>
+    </w:tbl>
+    <w:p>
+      <w:pPr>
+        <w:spacing w:after="120"/>
+      </w:pPr>
+    </w:p>
+    <w:p>
+      <w:pPr>
+        <w:pStyle w:val="Heading2"/>
+        <w:spacing w:after="100" w:before="240"/>
       </w:pPr>
       <w:r>
         <w:rPr>
           <w:b/>
           <w:bCs/>
-          <w:color w:val="5B6770"/>
-          <w:sz w:val="23"/>
-          <w:szCs w:val="23"/>
-        </w:rPr>
-        <w:t xml:space="preserve">Beneficios</w:t>
+          <w:color w:val="1F2933"/>
+          <w:sz w:val="26"/>
+          <w:szCs w:val="26"/>
+        </w:rPr>
+        <w:t xml:space="preserve">Lo que se descubrió al configurar SonarCloud</w:t>
       </w:r>
     </w:p>
     <w:p>
@@ -5700,25 +8192,7 @@
           <w:sz w:val="22"/>
           <w:szCs w:val="22"/>
         </w:rPr>
-        <w:t xml:space="preserve">Los criterios de aceptación quedan </w:t>
-      </w:r>
-      <w:r>
-        <w:rPr>
-          <w:b/>
-          <w:bCs/>
-          <w:color w:val="1F2933"/>
-          <w:sz w:val="22"/>
-          <w:szCs w:val="22"/>
-        </w:rPr>
-        <w:t xml:space="preserve">documentados y ejecutables</w:t>
-      </w:r>
-      <w:r>
-        <w:rPr>
-          <w:color w:val="1F2933"/>
-          <w:sz w:val="22"/>
-          <w:szCs w:val="22"/>
-        </w:rPr>
-        <w:t xml:space="preserve">, entendibles sin leer Java.</w:t>
+        <w:t xml:space="preserve">El perfil base ya no se llama “Sonar way”: SonarCloud ofrece “Sonar way core”, “extended” y “comprehensive” (este último es el predeterminado).</w:t>
       </w:r>
     </w:p>
     <w:p>
@@ -5736,7 +8210,42 @@
           <w:sz w:val="22"/>
           <w:szCs w:val="22"/>
         </w:rPr>
-        <w:t xml:space="preserve">Un cambio de comportamiento visible para el usuario rompe una prueba concreta, no pasa inadvertido.</w:t>
+        <w:t xml:space="preserve">La API identifica un Quality Gate por </w:t>
+      </w:r>
+      <w:r>
+        <w:rPr>
+          <w:b/>
+          <w:bCs/>
+          <w:color w:val="1F2933"/>
+          <w:sz w:val="22"/>
+          <w:szCs w:val="22"/>
+        </w:rPr>
+        <w:t xml:space="preserve">id numérico</w:t>
+      </w:r>
+      <w:r>
+        <w:rPr>
+          <w:color w:val="1F2933"/>
+          <w:sz w:val="22"/>
+          <w:szCs w:val="22"/>
+        </w:rPr>
+        <w:t xml:space="preserve"> (</w:t>
+      </w:r>
+      <w:r>
+        <w:rPr>
+          <w:rFonts w:ascii="Consolas" w:cs="Consolas" w:eastAsia="Consolas" w:hAnsi="Consolas"/>
+          <w:color w:val="7A2E0E"/>
+          <w:sz w:val="20"/>
+          <w:szCs w:val="20"/>
+        </w:rPr>
+        <w:t xml:space="preserve">gateId</w:t>
+      </w:r>
+      <w:r>
+        <w:rPr>
+          <w:color w:val="1F2933"/>
+          <w:sz w:val="22"/>
+          <w:szCs w:val="22"/>
+        </w:rPr>
+        <w:t xml:space="preserve">), no por nombre; el script ya lo resuelve solo.</w:t>
       </w:r>
     </w:p>
     <w:p>
@@ -5754,23 +8263,41 @@
           <w:sz w:val="22"/>
           <w:szCs w:val="22"/>
         </w:rPr>
-        <w:t xml:space="preserve">La calidad deja de depender de la memoria del equipo: la define un gate automático.</w:t>
-      </w:r>
-    </w:p>
-    <w:p>
-      <w:pPr>
-        <w:pStyle w:val="Heading3"/>
-        <w:spacing w:after="60" w:before="160"/>
-      </w:pPr>
-      <w:r>
-        <w:rPr>
-          <w:b/>
-          <w:bCs/>
-          <w:color w:val="5B6770"/>
-          <w:sz w:val="23"/>
-          <w:szCs w:val="23"/>
-        </w:rPr>
-        <w:t xml:space="preserve">Límites actuales</w:t>
+        <w:t xml:space="preserve">Con un perfil identificado por </w:t>
+      </w:r>
+      <w:r>
+        <w:rPr>
+          <w:rFonts w:ascii="Consolas" w:cs="Consolas" w:eastAsia="Consolas" w:hAnsi="Consolas"/>
+          <w:color w:val="7A2E0E"/>
+          <w:sz w:val="20"/>
+          <w:szCs w:val="20"/>
+        </w:rPr>
+        <w:t xml:space="preserve">key</w:t>
+      </w:r>
+      <w:r>
+        <w:rPr>
+          <w:color w:val="1F2933"/>
+          <w:sz w:val="22"/>
+          <w:szCs w:val="22"/>
+        </w:rPr>
+        <w:t xml:space="preserve">, la API de asociación rechaza el parámetro </w:t>
+      </w:r>
+      <w:r>
+        <w:rPr>
+          <w:rFonts w:ascii="Consolas" w:cs="Consolas" w:eastAsia="Consolas" w:hAnsi="Consolas"/>
+          <w:color w:val="7A2E0E"/>
+          <w:sz w:val="20"/>
+          <w:szCs w:val="20"/>
+        </w:rPr>
+        <w:t xml:space="preserve">organization</w:t>
+      </w:r>
+      <w:r>
+        <w:rPr>
+          <w:color w:val="1F2933"/>
+          <w:sz w:val="22"/>
+          <w:szCs w:val="22"/>
+        </w:rPr>
+        <w:t xml:space="preserve">.</w:t>
       </w:r>
     </w:p>
     <w:p>
@@ -5788,25 +8315,24 @@
           <w:sz w:val="22"/>
           <w:szCs w:val="22"/>
         </w:rPr>
-        <w:t xml:space="preserve">Las pruebas de aceptación </w:t>
-      </w:r>
-      <w:r>
-        <w:rPr>
-          <w:b/>
-          <w:bCs/>
-          <w:color w:val="1F2933"/>
-          <w:sz w:val="22"/>
-          <w:szCs w:val="22"/>
-        </w:rPr>
-        <w:t xml:space="preserve">no se ejecutaron en el entorno donde se escribieron</w:t>
-      </w:r>
-      <w:r>
-        <w:rPr>
-          <w:color w:val="1F2933"/>
-          <w:sz w:val="22"/>
-          <w:szCs w:val="22"/>
-        </w:rPr>
-        <w:t xml:space="preserve"> (sin acceso a Maven Central). Los valores esperados sí se verificaron contra el código real con un arnés equivalente en Java: las 130 ejecuciones coincidieron. La primera corrida real de Karate y de Sonar debe hacerse en un equipo con internet.</w:t>
+        <w:t xml:space="preserve">Asignar un gate o un profile propio es una función de pago: funciona durante la prueba de 14 días del plan Team (hasta el 1 de noviembre de 2026) y no con el plan gratuito (en una organización sin prueba, la API respondió “not allowed” y la interfaz pidió cambiar de plan). Por eso se agregó </w:t>
+      </w:r>
+      <w:r>
+        <w:rPr>
+          <w:rFonts w:ascii="Consolas" w:cs="Consolas" w:eastAsia="Consolas" w:hAnsi="Consolas"/>
+          <w:color w:val="7A2E0E"/>
+          <w:sz w:val="20"/>
+          <w:szCs w:val="20"/>
+        </w:rPr>
+        <w:t xml:space="preserve">check-metrics.sh</w:t>
+      </w:r>
+      <w:r>
+        <w:rPr>
+          <w:color w:val="1F2933"/>
+          <w:sz w:val="22"/>
+          <w:szCs w:val="22"/>
+        </w:rPr>
+        <w:t xml:space="preserve">, que aplica los topes de complejidad y cobertura desde CI sin depender del plan.</w:t>
       </w:r>
     </w:p>
     <w:p>
@@ -5824,7 +8350,58 @@
           <w:sz w:val="22"/>
           <w:szCs w:val="22"/>
         </w:rPr>
-        <w:t xml:space="preserve">Los umbrales de complejidad total (250 y 120) son iniciales: conviene ajustarlos tras el primer análisis.</w:t>
+        <w:t xml:space="preserve">Las dos reglas de complejidad tienen un único parámetro, llamado </w:t>
+      </w:r>
+      <w:r>
+        <w:rPr>
+          <w:rFonts w:ascii="Consolas" w:cs="Consolas" w:eastAsia="Consolas" w:hAnsi="Consolas"/>
+          <w:color w:val="7A2E0E"/>
+          <w:sz w:val="20"/>
+          <w:szCs w:val="20"/>
+        </w:rPr>
+        <w:t xml:space="preserve">Threshold</w:t>
+      </w:r>
+      <w:r>
+        <w:rPr>
+          <w:color w:val="1F2933"/>
+          <w:sz w:val="22"/>
+          <w:szCs w:val="22"/>
+        </w:rPr>
+        <w:t xml:space="preserve"> (valores por defecto 10 y 15); los nombres </w:t>
+      </w:r>
+      <w:r>
+        <w:rPr>
+          <w:rFonts w:ascii="Consolas" w:cs="Consolas" w:eastAsia="Consolas" w:hAnsi="Consolas"/>
+          <w:color w:val="7A2E0E"/>
+          <w:sz w:val="20"/>
+          <w:szCs w:val="20"/>
+        </w:rPr>
+        <w:t xml:space="preserve">Max</w:t>
+      </w:r>
+      <w:r>
+        <w:rPr>
+          <w:color w:val="1F2933"/>
+          <w:sz w:val="22"/>
+          <w:szCs w:val="22"/>
+        </w:rPr>
+        <w:t xml:space="preserve"> o </w:t>
+      </w:r>
+      <w:r>
+        <w:rPr>
+          <w:rFonts w:ascii="Consolas" w:cs="Consolas" w:eastAsia="Consolas" w:hAnsi="Consolas"/>
+          <w:color w:val="7A2E0E"/>
+          <w:sz w:val="20"/>
+          <w:szCs w:val="20"/>
+        </w:rPr>
+        <w:t xml:space="preserve">threshold</w:t>
+      </w:r>
+      <w:r>
+        <w:rPr>
+          <w:color w:val="1F2933"/>
+          <w:sz w:val="22"/>
+          <w:szCs w:val="22"/>
+        </w:rPr>
+        <w:t xml:space="preserve"> se ignoran en silencio.</w:t>
       </w:r>
     </w:p>
     <w:p>
@@ -5842,7 +8419,756 @@
           <w:sz w:val="22"/>
           <w:szCs w:val="22"/>
         </w:rPr>
-        <w:t xml:space="preserve">El proyecto aún no es un repositorio Git; SonarCloud con GitHub requiere publicarlo primero.</w:t>
+        <w:t xml:space="preserve">Un repositorio ajeno (aquí, de otra cuenta de GitHub) no se puede importar con el enlace a GitHub; el proyecto se crea </w:t>
+      </w:r>
+      <w:r>
+        <w:rPr>
+          <w:b/>
+          <w:bCs/>
+          <w:color w:val="1F2933"/>
+          <w:sz w:val="22"/>
+          <w:szCs w:val="22"/>
+        </w:rPr>
+        <w:t xml:space="preserve">manualmente</w:t>
+      </w:r>
+      <w:r>
+        <w:rPr>
+          <w:color w:val="1F2933"/>
+          <w:sz w:val="22"/>
+          <w:szCs w:val="22"/>
+        </w:rPr>
+        <w:t xml:space="preserve"> y se analiza desde CI con el token.</w:t>
+      </w:r>
+    </w:p>
+    <w:p>
+      <w:pPr>
+        <w:pStyle w:val="Heading1"/>
+        <w:spacing w:after="140" w:before="360"/>
+      </w:pPr>
+      <w:r>
+        <w:rPr>
+          <w:b/>
+          <w:bCs/>
+          <w:color w:val="1F5E8C"/>
+          <w:sz w:val="32"/>
+          <w:szCs w:val="32"/>
+        </w:rPr>
+        <w:t xml:space="preserve">9. Riesgos y mitigaciones</w:t>
+      </w:r>
+    </w:p>
+    <w:tbl>
+      <w:tblPr>
+        <w:tblW w:type="dxa" w:w="9360"/>
+        <w:tblBorders>
+          <w:top w:val="single" w:color="auto" w:sz="4"/>
+          <w:left w:val="single" w:color="auto" w:sz="4"/>
+          <w:bottom w:val="single" w:color="auto" w:sz="4"/>
+          <w:right w:val="single" w:color="auto" w:sz="4"/>
+          <w:insideH w:val="single" w:color="auto" w:sz="4"/>
+          <w:insideV w:val="single" w:color="auto" w:sz="4"/>
+        </w:tblBorders>
+      </w:tblPr>
+      <w:tblGrid>
+        <w:gridCol w:w="3300"/>
+        <w:gridCol w:w="2300"/>
+        <w:gridCol w:w="3760"/>
+      </w:tblGrid>
+      <w:tr>
+        <w:trPr>
+          <w:tblHeader/>
+        </w:trPr>
+        <w:tc>
+          <w:tcPr>
+            <w:tcW w:type="dxa" w:w="3300"/>
+            <w:tcBorders>
+              <w:top w:val="single" w:color="D5D9DD" w:sz="4"/>
+              <w:left w:val="single" w:color="D5D9DD" w:sz="4"/>
+              <w:bottom w:val="single" w:color="D5D9DD" w:sz="4"/>
+              <w:right w:val="single" w:color="D5D9DD" w:sz="4"/>
+            </w:tcBorders>
+            <w:shd w:fill="1F5E8C" w:val="clear"/>
+            <w:tcMar>
+              <w:top w:type="dxa" w:w="70"/>
+              <w:left w:type="dxa" w:w="110"/>
+              <w:bottom w:type="dxa" w:w="70"/>
+              <w:right w:type="dxa" w:w="110"/>
+            </w:tcMar>
+          </w:tcPr>
+          <w:p>
+            <w:pPr>
+              <w:spacing w:after="0" w:line="252"/>
+            </w:pPr>
+            <w:r>
+              <w:rPr>
+                <w:b/>
+                <w:bCs/>
+                <w:color w:val="FFFFFF"/>
+                <w:sz w:val="20"/>
+                <w:szCs w:val="20"/>
+              </w:rPr>
+              <w:t xml:space="preserve">Riesgo</w:t>
+            </w:r>
+          </w:p>
+        </w:tc>
+        <w:tc>
+          <w:tcPr>
+            <w:tcW w:type="dxa" w:w="2300"/>
+            <w:tcBorders>
+              <w:top w:val="single" w:color="D5D9DD" w:sz="4"/>
+              <w:left w:val="single" w:color="D5D9DD" w:sz="4"/>
+              <w:bottom w:val="single" w:color="D5D9DD" w:sz="4"/>
+              <w:right w:val="single" w:color="D5D9DD" w:sz="4"/>
+            </w:tcBorders>
+            <w:shd w:fill="1F5E8C" w:val="clear"/>
+            <w:tcMar>
+              <w:top w:type="dxa" w:w="70"/>
+              <w:left w:type="dxa" w:w="110"/>
+              <w:bottom w:type="dxa" w:w="70"/>
+              <w:right w:type="dxa" w:w="110"/>
+            </w:tcMar>
+          </w:tcPr>
+          <w:p>
+            <w:pPr>
+              <w:spacing w:after="0" w:line="252"/>
+            </w:pPr>
+            <w:r>
+              <w:rPr>
+                <w:b/>
+                <w:bCs/>
+                <w:color w:val="FFFFFF"/>
+                <w:sz w:val="20"/>
+                <w:szCs w:val="20"/>
+              </w:rPr>
+              <w:t xml:space="preserve">Impacto</w:t>
+            </w:r>
+          </w:p>
+        </w:tc>
+        <w:tc>
+          <w:tcPr>
+            <w:tcW w:type="dxa" w:w="3760"/>
+            <w:tcBorders>
+              <w:top w:val="single" w:color="D5D9DD" w:sz="4"/>
+              <w:left w:val="single" w:color="D5D9DD" w:sz="4"/>
+              <w:bottom w:val="single" w:color="D5D9DD" w:sz="4"/>
+              <w:right w:val="single" w:color="D5D9DD" w:sz="4"/>
+            </w:tcBorders>
+            <w:shd w:fill="1F5E8C" w:val="clear"/>
+            <w:tcMar>
+              <w:top w:type="dxa" w:w="70"/>
+              <w:left w:type="dxa" w:w="110"/>
+              <w:bottom w:type="dxa" w:w="70"/>
+              <w:right w:type="dxa" w:w="110"/>
+            </w:tcMar>
+          </w:tcPr>
+          <w:p>
+            <w:pPr>
+              <w:spacing w:after="0" w:line="252"/>
+            </w:pPr>
+            <w:r>
+              <w:rPr>
+                <w:b/>
+                <w:bCs/>
+                <w:color w:val="FFFFFF"/>
+                <w:sz w:val="20"/>
+                <w:szCs w:val="20"/>
+              </w:rPr>
+              <w:t xml:space="preserve">Mitigación</w:t>
+            </w:r>
+          </w:p>
+        </w:tc>
+      </w:tr>
+      <w:tr>
+        <w:trPr>
+          <w:cantSplit/>
+        </w:trPr>
+        <w:tc>
+          <w:tcPr>
+            <w:tcW w:type="dxa" w:w="3300"/>
+            <w:tcBorders>
+              <w:top w:val="single" w:color="D5D9DD" w:sz="4"/>
+              <w:left w:val="single" w:color="D5D9DD" w:sz="4"/>
+              <w:bottom w:val="single" w:color="D5D9DD" w:sz="4"/>
+              <w:right w:val="single" w:color="D5D9DD" w:sz="4"/>
+            </w:tcBorders>
+            <w:tcMar>
+              <w:top w:type="dxa" w:w="70"/>
+              <w:left w:type="dxa" w:w="110"/>
+              <w:bottom w:type="dxa" w:w="70"/>
+              <w:right w:type="dxa" w:w="110"/>
+            </w:tcMar>
+          </w:tcPr>
+          <w:p>
+            <w:pPr>
+              <w:spacing w:after="0" w:line="252"/>
+            </w:pPr>
+            <w:r>
+              <w:rPr>
+                <w:color w:val="1F2933"/>
+                <w:sz w:val="20"/>
+                <w:szCs w:val="20"/>
+              </w:rPr>
+              <w:t xml:space="preserve">Karate o el plugin de Sonar no resuelven su versión en Gradle</w:t>
+            </w:r>
+          </w:p>
+        </w:tc>
+        <w:tc>
+          <w:tcPr>
+            <w:tcW w:type="dxa" w:w="2300"/>
+            <w:tcBorders>
+              <w:top w:val="single" w:color="D5D9DD" w:sz="4"/>
+              <w:left w:val="single" w:color="D5D9DD" w:sz="4"/>
+              <w:bottom w:val="single" w:color="D5D9DD" w:sz="4"/>
+              <w:right w:val="single" w:color="D5D9DD" w:sz="4"/>
+            </w:tcBorders>
+            <w:tcMar>
+              <w:top w:type="dxa" w:w="70"/>
+              <w:left w:type="dxa" w:w="110"/>
+              <w:bottom w:type="dxa" w:w="70"/>
+              <w:right w:type="dxa" w:w="110"/>
+            </w:tcMar>
+          </w:tcPr>
+          <w:p>
+            <w:pPr>
+              <w:spacing w:after="0" w:line="252"/>
+            </w:pPr>
+            <w:r>
+              <w:rPr>
+                <w:color w:val="1F2933"/>
+                <w:sz w:val="20"/>
+                <w:szCs w:val="20"/>
+              </w:rPr>
+              <w:t xml:space="preserve">La primera corrida falla</w:t>
+            </w:r>
+          </w:p>
+        </w:tc>
+        <w:tc>
+          <w:tcPr>
+            <w:tcW w:type="dxa" w:w="3760"/>
+            <w:tcBorders>
+              <w:top w:val="single" w:color="D5D9DD" w:sz="4"/>
+              <w:left w:val="single" w:color="D5D9DD" w:sz="4"/>
+              <w:bottom w:val="single" w:color="D5D9DD" w:sz="4"/>
+              <w:right w:val="single" w:color="D5D9DD" w:sz="4"/>
+            </w:tcBorders>
+            <w:tcMar>
+              <w:top w:type="dxa" w:w="70"/>
+              <w:left w:type="dxa" w:w="110"/>
+              <w:bottom w:type="dxa" w:w="70"/>
+              <w:right w:type="dxa" w:w="110"/>
+            </w:tcMar>
+          </w:tcPr>
+          <w:p>
+            <w:pPr>
+              <w:spacing w:after="0" w:line="252"/>
+            </w:pPr>
+            <w:r>
+              <w:rPr>
+                <w:color w:val="1F2933"/>
+                <w:sz w:val="20"/>
+                <w:szCs w:val="20"/>
+              </w:rPr>
+              <w:t xml:space="preserve">Versiones fijadas (Karate 1.5.1, plugin 7.0.0.6105); si no resuelven, ajustar a la vigente</w:t>
+            </w:r>
+          </w:p>
+        </w:tc>
+      </w:tr>
+      <w:tr>
+        <w:trPr>
+          <w:cantSplit/>
+        </w:trPr>
+        <w:tc>
+          <w:tcPr>
+            <w:tcW w:type="dxa" w:w="3300"/>
+            <w:tcBorders>
+              <w:top w:val="single" w:color="D5D9DD" w:sz="4"/>
+              <w:left w:val="single" w:color="D5D9DD" w:sz="4"/>
+              <w:bottom w:val="single" w:color="D5D9DD" w:sz="4"/>
+              <w:right w:val="single" w:color="D5D9DD" w:sz="4"/>
+            </w:tcBorders>
+            <w:tcMar>
+              <w:top w:type="dxa" w:w="70"/>
+              <w:left w:type="dxa" w:w="110"/>
+              <w:bottom w:type="dxa" w:w="70"/>
+              <w:right w:type="dxa" w:w="110"/>
+            </w:tcMar>
+          </w:tcPr>
+          <w:p>
+            <w:pPr>
+              <w:spacing w:after="0" w:line="252"/>
+            </w:pPr>
+            <w:r>
+              <w:rPr>
+                <w:color w:val="1F2933"/>
+                <w:sz w:val="20"/>
+                <w:szCs w:val="20"/>
+              </w:rPr>
+              <w:t xml:space="preserve">Umbrales de complejidad total mal calibrados</w:t>
+            </w:r>
+          </w:p>
+        </w:tc>
+        <w:tc>
+          <w:tcPr>
+            <w:tcW w:type="dxa" w:w="2300"/>
+            <w:tcBorders>
+              <w:top w:val="single" w:color="D5D9DD" w:sz="4"/>
+              <w:left w:val="single" w:color="D5D9DD" w:sz="4"/>
+              <w:bottom w:val="single" w:color="D5D9DD" w:sz="4"/>
+              <w:right w:val="single" w:color="D5D9DD" w:sz="4"/>
+            </w:tcBorders>
+            <w:tcMar>
+              <w:top w:type="dxa" w:w="70"/>
+              <w:left w:type="dxa" w:w="110"/>
+              <w:bottom w:type="dxa" w:w="70"/>
+              <w:right w:type="dxa" w:w="110"/>
+            </w:tcMar>
+          </w:tcPr>
+          <w:p>
+            <w:pPr>
+              <w:spacing w:after="0" w:line="252"/>
+            </w:pPr>
+            <w:r>
+              <w:rPr>
+                <w:color w:val="1F2933"/>
+                <w:sz w:val="20"/>
+                <w:szCs w:val="20"/>
+              </w:rPr>
+              <w:t xml:space="preserve">Falsos bloqueos o gate demasiado laxo</w:t>
+            </w:r>
+          </w:p>
+        </w:tc>
+        <w:tc>
+          <w:tcPr>
+            <w:tcW w:type="dxa" w:w="3760"/>
+            <w:tcBorders>
+              <w:top w:val="single" w:color="D5D9DD" w:sz="4"/>
+              <w:left w:val="single" w:color="D5D9DD" w:sz="4"/>
+              <w:bottom w:val="single" w:color="D5D9DD" w:sz="4"/>
+              <w:right w:val="single" w:color="D5D9DD" w:sz="4"/>
+            </w:tcBorders>
+            <w:tcMar>
+              <w:top w:type="dxa" w:w="70"/>
+              <w:left w:type="dxa" w:w="110"/>
+              <w:bottom w:type="dxa" w:w="70"/>
+              <w:right w:type="dxa" w:w="110"/>
+            </w:tcMar>
+          </w:tcPr>
+          <w:p>
+            <w:pPr>
+              <w:spacing w:after="0" w:line="252"/>
+            </w:pPr>
+            <w:r>
+              <w:rPr>
+                <w:color w:val="1F2933"/>
+                <w:sz w:val="20"/>
+                <w:szCs w:val="20"/>
+              </w:rPr>
+              <w:t xml:space="preserve">Calibrar con el primer análisis real; están en un solo lugar del script</w:t>
+            </w:r>
+          </w:p>
+        </w:tc>
+      </w:tr>
+      <w:tr>
+        <w:trPr>
+          <w:cantSplit/>
+        </w:trPr>
+        <w:tc>
+          <w:tcPr>
+            <w:tcW w:type="dxa" w:w="3300"/>
+            <w:tcBorders>
+              <w:top w:val="single" w:color="D5D9DD" w:sz="4"/>
+              <w:left w:val="single" w:color="D5D9DD" w:sz="4"/>
+              <w:bottom w:val="single" w:color="D5D9DD" w:sz="4"/>
+              <w:right w:val="single" w:color="D5D9DD" w:sz="4"/>
+            </w:tcBorders>
+            <w:tcMar>
+              <w:top w:type="dxa" w:w="70"/>
+              <w:left w:type="dxa" w:w="110"/>
+              <w:bottom w:type="dxa" w:w="70"/>
+              <w:right w:type="dxa" w:w="110"/>
+            </w:tcMar>
+          </w:tcPr>
+          <w:p>
+            <w:pPr>
+              <w:spacing w:after="0" w:line="252"/>
+            </w:pPr>
+            <w:r>
+              <w:rPr>
+                <w:color w:val="1F2933"/>
+                <w:sz w:val="20"/>
+                <w:szCs w:val="20"/>
+              </w:rPr>
+              <w:t xml:space="preserve">Fin de la prueba del plan Team (1 de noviembre de 2026)</w:t>
+            </w:r>
+          </w:p>
+        </w:tc>
+        <w:tc>
+          <w:tcPr>
+            <w:tcW w:type="dxa" w:w="2300"/>
+            <w:tcBorders>
+              <w:top w:val="single" w:color="D5D9DD" w:sz="4"/>
+              <w:left w:val="single" w:color="D5D9DD" w:sz="4"/>
+              <w:bottom w:val="single" w:color="D5D9DD" w:sz="4"/>
+              <w:right w:val="single" w:color="D5D9DD" w:sz="4"/>
+            </w:tcBorders>
+            <w:tcMar>
+              <w:top w:type="dxa" w:w="70"/>
+              <w:left w:type="dxa" w:w="110"/>
+              <w:bottom w:type="dxa" w:w="70"/>
+              <w:right w:type="dxa" w:w="110"/>
+            </w:tcMar>
+          </w:tcPr>
+          <w:p>
+            <w:pPr>
+              <w:spacing w:after="0" w:line="252"/>
+            </w:pPr>
+            <w:r>
+              <w:rPr>
+                <w:color w:val="1F2933"/>
+                <w:sz w:val="20"/>
+                <w:szCs w:val="20"/>
+              </w:rPr>
+              <w:t xml:space="preserve">El proyecto vuelve al gate y al profile integrados, que no ven los topes de complejidad</w:t>
+            </w:r>
+          </w:p>
+        </w:tc>
+        <w:tc>
+          <w:tcPr>
+            <w:tcW w:type="dxa" w:w="3760"/>
+            <w:tcBorders>
+              <w:top w:val="single" w:color="D5D9DD" w:sz="4"/>
+              <w:left w:val="single" w:color="D5D9DD" w:sz="4"/>
+              <w:bottom w:val="single" w:color="D5D9DD" w:sz="4"/>
+              <w:right w:val="single" w:color="D5D9DD" w:sz="4"/>
+            </w:tcBorders>
+            <w:tcMar>
+              <w:top w:type="dxa" w:w="70"/>
+              <w:left w:type="dxa" w:w="110"/>
+              <w:bottom w:type="dxa" w:w="70"/>
+              <w:right w:type="dxa" w:w="110"/>
+            </w:tcMar>
+          </w:tcPr>
+          <w:p>
+            <w:pPr>
+              <w:spacing w:after="0" w:line="252"/>
+            </w:pPr>
+            <w:r>
+              <w:rPr>
+                <w:rFonts w:ascii="Consolas" w:cs="Consolas" w:eastAsia="Consolas" w:hAnsi="Consolas"/>
+                <w:color w:val="7A2E0E"/>
+                <w:sz w:val="18"/>
+                <w:szCs w:val="18"/>
+              </w:rPr>
+              <w:t xml:space="preserve">check-metrics.sh</w:t>
+            </w:r>
+            <w:r>
+              <w:rPr>
+                <w:color w:val="1F2933"/>
+                <w:sz w:val="20"/>
+                <w:szCs w:val="20"/>
+              </w:rPr>
+              <w:t xml:space="preserve"> en CI; o elegir un plan de pago</w:t>
+            </w:r>
+          </w:p>
+        </w:tc>
+      </w:tr>
+      <w:tr>
+        <w:trPr>
+          <w:cantSplit/>
+        </w:trPr>
+        <w:tc>
+          <w:tcPr>
+            <w:tcW w:type="dxa" w:w="3300"/>
+            <w:tcBorders>
+              <w:top w:val="single" w:color="D5D9DD" w:sz="4"/>
+              <w:left w:val="single" w:color="D5D9DD" w:sz="4"/>
+              <w:bottom w:val="single" w:color="D5D9DD" w:sz="4"/>
+              <w:right w:val="single" w:color="D5D9DD" w:sz="4"/>
+            </w:tcBorders>
+            <w:tcMar>
+              <w:top w:type="dxa" w:w="70"/>
+              <w:left w:type="dxa" w:w="110"/>
+              <w:bottom w:type="dxa" w:w="70"/>
+              <w:right w:type="dxa" w:w="110"/>
+            </w:tcMar>
+          </w:tcPr>
+          <w:p>
+            <w:pPr>
+              <w:spacing w:after="0" w:line="252"/>
+            </w:pPr>
+            <w:r>
+              <w:rPr>
+                <w:color w:val="1F2933"/>
+                <w:sz w:val="20"/>
+                <w:szCs w:val="20"/>
+              </w:rPr>
+              <w:t xml:space="preserve">Cobertura de la ventana Swing no medida</w:t>
+            </w:r>
+          </w:p>
+        </w:tc>
+        <w:tc>
+          <w:tcPr>
+            <w:tcW w:type="dxa" w:w="2300"/>
+            <w:tcBorders>
+              <w:top w:val="single" w:color="D5D9DD" w:sz="4"/>
+              <w:left w:val="single" w:color="D5D9DD" w:sz="4"/>
+              <w:bottom w:val="single" w:color="D5D9DD" w:sz="4"/>
+              <w:right w:val="single" w:color="D5D9DD" w:sz="4"/>
+            </w:tcBorders>
+            <w:tcMar>
+              <w:top w:type="dxa" w:w="70"/>
+              <w:left w:type="dxa" w:w="110"/>
+              <w:bottom w:type="dxa" w:w="70"/>
+              <w:right w:type="dxa" w:w="110"/>
+            </w:tcMar>
+          </w:tcPr>
+          <w:p>
+            <w:pPr>
+              <w:spacing w:after="0" w:line="252"/>
+            </w:pPr>
+            <w:r>
+              <w:rPr>
+                <w:color w:val="1F2933"/>
+                <w:sz w:val="20"/>
+                <w:szCs w:val="20"/>
+              </w:rPr>
+              <w:t xml:space="preserve">Defectos visuales sin red de seguridad</w:t>
+            </w:r>
+          </w:p>
+        </w:tc>
+        <w:tc>
+          <w:tcPr>
+            <w:tcW w:type="dxa" w:w="3760"/>
+            <w:tcBorders>
+              <w:top w:val="single" w:color="D5D9DD" w:sz="4"/>
+              <w:left w:val="single" w:color="D5D9DD" w:sz="4"/>
+              <w:bottom w:val="single" w:color="D5D9DD" w:sz="4"/>
+              <w:right w:val="single" w:color="D5D9DD" w:sz="4"/>
+            </w:tcBorders>
+            <w:tcMar>
+              <w:top w:type="dxa" w:w="70"/>
+              <w:left w:type="dxa" w:w="110"/>
+              <w:bottom w:type="dxa" w:w="70"/>
+              <w:right w:type="dxa" w:w="110"/>
+            </w:tcMar>
+          </w:tcPr>
+          <w:p>
+            <w:pPr>
+              <w:spacing w:after="0" w:line="252"/>
+            </w:pPr>
+            <w:r>
+              <w:rPr>
+                <w:color w:val="1F2933"/>
+                <w:sz w:val="20"/>
+                <w:szCs w:val="20"/>
+              </w:rPr>
+              <w:t xml:space="preserve">Está excluida a propósito; el comportamiento se prueba vía Presenter</w:t>
+            </w:r>
+          </w:p>
+        </w:tc>
+      </w:tr>
+      <w:tr>
+        <w:trPr>
+          <w:cantSplit/>
+        </w:trPr>
+        <w:tc>
+          <w:tcPr>
+            <w:tcW w:type="dxa" w:w="3300"/>
+            <w:tcBorders>
+              <w:top w:val="single" w:color="D5D9DD" w:sz="4"/>
+              <w:left w:val="single" w:color="D5D9DD" w:sz="4"/>
+              <w:bottom w:val="single" w:color="D5D9DD" w:sz="4"/>
+              <w:right w:val="single" w:color="D5D9DD" w:sz="4"/>
+            </w:tcBorders>
+            <w:tcMar>
+              <w:top w:type="dxa" w:w="70"/>
+              <w:left w:type="dxa" w:w="110"/>
+              <w:bottom w:type="dxa" w:w="70"/>
+              <w:right w:type="dxa" w:w="110"/>
+            </w:tcMar>
+          </w:tcPr>
+          <w:p>
+            <w:pPr>
+              <w:spacing w:after="0" w:line="252"/>
+            </w:pPr>
+            <w:r>
+              <w:rPr>
+                <w:color w:val="1F2933"/>
+                <w:sz w:val="20"/>
+                <w:szCs w:val="20"/>
+              </w:rPr>
+              <w:t xml:space="preserve">Credenciales o tokens expuestos</w:t>
+            </w:r>
+          </w:p>
+        </w:tc>
+        <w:tc>
+          <w:tcPr>
+            <w:tcW w:type="dxa" w:w="2300"/>
+            <w:tcBorders>
+              <w:top w:val="single" w:color="D5D9DD" w:sz="4"/>
+              <w:left w:val="single" w:color="D5D9DD" w:sz="4"/>
+              <w:bottom w:val="single" w:color="D5D9DD" w:sz="4"/>
+              <w:right w:val="single" w:color="D5D9DD" w:sz="4"/>
+            </w:tcBorders>
+            <w:tcMar>
+              <w:top w:type="dxa" w:w="70"/>
+              <w:left w:type="dxa" w:w="110"/>
+              <w:bottom w:type="dxa" w:w="70"/>
+              <w:right w:type="dxa" w:w="110"/>
+            </w:tcMar>
+          </w:tcPr>
+          <w:p>
+            <w:pPr>
+              <w:spacing w:after="0" w:line="252"/>
+            </w:pPr>
+            <w:r>
+              <w:rPr>
+                <w:color w:val="1F2933"/>
+                <w:sz w:val="20"/>
+                <w:szCs w:val="20"/>
+              </w:rPr>
+              <w:t xml:space="preserve">Acceso indebido a SonarCloud o GitHub</w:t>
+            </w:r>
+          </w:p>
+        </w:tc>
+        <w:tc>
+          <w:tcPr>
+            <w:tcW w:type="dxa" w:w="3760"/>
+            <w:tcBorders>
+              <w:top w:val="single" w:color="D5D9DD" w:sz="4"/>
+              <w:left w:val="single" w:color="D5D9DD" w:sz="4"/>
+              <w:bottom w:val="single" w:color="D5D9DD" w:sz="4"/>
+              <w:right w:val="single" w:color="D5D9DD" w:sz="4"/>
+            </w:tcBorders>
+            <w:tcMar>
+              <w:top w:type="dxa" w:w="70"/>
+              <w:left w:type="dxa" w:w="110"/>
+              <w:bottom w:type="dxa" w:w="70"/>
+              <w:right w:type="dxa" w:w="110"/>
+            </w:tcMar>
+          </w:tcPr>
+          <w:p>
+            <w:pPr>
+              <w:spacing w:after="0" w:line="252"/>
+            </w:pPr>
+            <w:r>
+              <w:rPr>
+                <w:color w:val="1F2933"/>
+                <w:sz w:val="20"/>
+                <w:szCs w:val="20"/>
+              </w:rPr>
+              <w:t xml:space="preserve">Token solo como secret de GitHub; nunca en el repositorio</w:t>
+            </w:r>
+          </w:p>
+        </w:tc>
+      </w:tr>
+    </w:tbl>
+    <w:p>
+      <w:pPr>
+        <w:spacing w:after="120"/>
+      </w:pPr>
+    </w:p>
+    <w:p>
+      <w:pPr>
+        <w:pStyle w:val="Heading1"/>
+        <w:spacing w:after="140" w:before="360"/>
+      </w:pPr>
+      <w:r>
+        <w:rPr>
+          <w:b/>
+          <w:bCs/>
+          <w:color w:val="1F5E8C"/>
+          <w:sz w:val="32"/>
+          <w:szCs w:val="32"/>
+        </w:rPr>
+        <w:t xml:space="preserve">10. Beneficios y próximos pasos</w:t>
+      </w:r>
+    </w:p>
+    <w:p>
+      <w:pPr>
+        <w:pStyle w:val="Heading3"/>
+        <w:spacing w:after="60" w:before="160"/>
+      </w:pPr>
+      <w:r>
+        <w:rPr>
+          <w:b/>
+          <w:bCs/>
+          <w:color w:val="5B6770"/>
+          <w:sz w:val="23"/>
+          <w:szCs w:val="23"/>
+        </w:rPr>
+        <w:t xml:space="preserve">Beneficios</w:t>
+      </w:r>
+    </w:p>
+    <w:p>
+      <w:pPr>
+        <w:pStyle w:val="ListParagraph"/>
+        <w:numPr>
+          <w:ilvl w:val="0"/>
+          <w:numId w:val="2"/>
+        </w:numPr>
+        <w:spacing w:after="60" w:line="276"/>
+      </w:pPr>
+      <w:r>
+        <w:rPr>
+          <w:color w:val="1F2933"/>
+          <w:sz w:val="22"/>
+          <w:szCs w:val="22"/>
+        </w:rPr>
+        <w:t xml:space="preserve">Los criterios de aceptación quedan </w:t>
+      </w:r>
+      <w:r>
+        <w:rPr>
+          <w:b/>
+          <w:bCs/>
+          <w:color w:val="1F2933"/>
+          <w:sz w:val="22"/>
+          <w:szCs w:val="22"/>
+        </w:rPr>
+        <w:t xml:space="preserve">documentados y ejecutables</w:t>
+      </w:r>
+      <w:r>
+        <w:rPr>
+          <w:color w:val="1F2933"/>
+          <w:sz w:val="22"/>
+          <w:szCs w:val="22"/>
+        </w:rPr>
+        <w:t xml:space="preserve">, entendibles sin leer Java.</w:t>
+      </w:r>
+    </w:p>
+    <w:p>
+      <w:pPr>
+        <w:pStyle w:val="ListParagraph"/>
+        <w:numPr>
+          <w:ilvl w:val="0"/>
+          <w:numId w:val="2"/>
+        </w:numPr>
+        <w:spacing w:after="60" w:line="276"/>
+      </w:pPr>
+      <w:r>
+        <w:rPr>
+          <w:color w:val="1F2933"/>
+          <w:sz w:val="22"/>
+          <w:szCs w:val="22"/>
+        </w:rPr>
+        <w:t xml:space="preserve">Un cambio de comportamiento visible para el usuario rompe una prueba concreta, no pasa inadvertido.</w:t>
+      </w:r>
+    </w:p>
+    <w:p>
+      <w:pPr>
+        <w:pStyle w:val="ListParagraph"/>
+        <w:numPr>
+          <w:ilvl w:val="0"/>
+          <w:numId w:val="2"/>
+        </w:numPr>
+        <w:spacing w:after="60" w:line="276"/>
+      </w:pPr>
+      <w:r>
+        <w:rPr>
+          <w:color w:val="1F2933"/>
+          <w:sz w:val="22"/>
+          <w:szCs w:val="22"/>
+        </w:rPr>
+        <w:t xml:space="preserve">La calidad deja de depender de la memoria del equipo: la define un gate automático.</w:t>
       </w:r>
     </w:p>
     <w:p>
@@ -5876,7 +9202,41 @@
           <w:sz w:val="22"/>
           <w:szCs w:val="22"/>
         </w:rPr>
-        <w:t xml:space="preserve">Publicar el proyecto en GitHub y crear el proyecto en SonarCloud.</w:t>
+        <w:t xml:space="preserve">Guardar el token de SonarCloud como secret </w:t>
+      </w:r>
+      <w:r>
+        <w:rPr>
+          <w:rFonts w:ascii="Consolas" w:cs="Consolas" w:eastAsia="Consolas" w:hAnsi="Consolas"/>
+          <w:color w:val="7A2E0E"/>
+          <w:sz w:val="20"/>
+          <w:szCs w:val="20"/>
+        </w:rPr>
+        <w:t xml:space="preserve">SONAR_TOKEN</w:t>
+      </w:r>
+      <w:r>
+        <w:rPr>
+          <w:color w:val="1F2933"/>
+          <w:sz w:val="22"/>
+          <w:szCs w:val="22"/>
+        </w:rPr>
+        <w:t xml:space="preserve"> en GitHub (el workflow ya está en </w:t>
+      </w:r>
+      <w:r>
+        <w:rPr>
+          <w:rFonts w:ascii="Consolas" w:cs="Consolas" w:eastAsia="Consolas" w:hAnsi="Consolas"/>
+          <w:color w:val="7A2E0E"/>
+          <w:sz w:val="20"/>
+          <w:szCs w:val="20"/>
+        </w:rPr>
+        <w:t xml:space="preserve">.github/workflows/sonarcloud.yml</w:t>
+      </w:r>
+      <w:r>
+        <w:rPr>
+          <w:color w:val="1F2933"/>
+          <w:sz w:val="22"/>
+          <w:szCs w:val="22"/>
+        </w:rPr>
+        <w:t xml:space="preserve">).</w:t>
       </w:r>
     </w:p>
     <w:p>
@@ -5929,24 +9289,7 @@
           <w:sz w:val="22"/>
           <w:szCs w:val="22"/>
         </w:rPr>
-        <w:t xml:space="preserve">Ejecutar </w:t>
-      </w:r>
-      <w:r>
-        <w:rPr>
-          <w:rFonts w:ascii="Consolas" w:cs="Consolas" w:eastAsia="Consolas" w:hAnsi="Consolas"/>
-          <w:color w:val="7A2E0E"/>
-          <w:sz w:val="20"/>
-          <w:szCs w:val="20"/>
-        </w:rPr>
-        <w:t xml:space="preserve">sonar/setup-sonarcloud.sh</w:t>
-      </w:r>
-      <w:r>
-        <w:rPr>
-          <w:color w:val="1F2933"/>
-          <w:sz w:val="22"/>
-          <w:szCs w:val="22"/>
-        </w:rPr>
-        <w:t xml:space="preserve"> (o seguir la guía paso a paso) para crear el gate y el profile.</w:t>
+        <w:t xml:space="preserve">Ejecutar el análisis de Sonar y calibrar los topes de complejidad con los valores reales.</w:t>
       </w:r>
     </w:p>
     <w:p>
@@ -5964,7 +9307,42 @@
           <w:sz w:val="22"/>
           <w:szCs w:val="22"/>
         </w:rPr>
-        <w:t xml:space="preserve">Calibrar los umbrales con los valores reales del primer análisis.</w:t>
+        <w:t xml:space="preserve">Decidir antes del 1 de noviembre de 2026: plan de pago para conservar el gate y el profile propios, o plan gratuito con </w:t>
+      </w:r>
+      <w:r>
+        <w:rPr>
+          <w:rFonts w:ascii="Consolas" w:cs="Consolas" w:eastAsia="Consolas" w:hAnsi="Consolas"/>
+          <w:color w:val="7A2E0E"/>
+          <w:sz w:val="20"/>
+          <w:szCs w:val="20"/>
+        </w:rPr>
+        <w:t xml:space="preserve">check-metrics.sh</w:t>
+      </w:r>
+      <w:r>
+        <w:rPr>
+          <w:color w:val="1F2933"/>
+          <w:sz w:val="22"/>
+          <w:szCs w:val="22"/>
+        </w:rPr>
+        <w:t xml:space="preserve">.</w:t>
+      </w:r>
+    </w:p>
+    <w:p>
+      <w:pPr>
+        <w:pStyle w:val="ListParagraph"/>
+        <w:numPr>
+          <w:ilvl w:val="0"/>
+          <w:numId w:val="4"/>
+        </w:numPr>
+        <w:spacing w:after="80" w:line="276"/>
+      </w:pPr>
+      <w:r>
+        <w:rPr>
+          <w:color w:val="1F2933"/>
+          <w:sz w:val="22"/>
+          <w:szCs w:val="22"/>
+        </w:rPr>
+        <w:t xml:space="preserve">Opcional: pruebas visuales de la ventana Swing (AssertJ Swing).</w:t>
       </w:r>
     </w:p>
     <w:p>
@@ -5980,7 +9358,192 @@
           <w:sz w:val="32"/>
           <w:szCs w:val="32"/>
         </w:rPr>
-        <w:t xml:space="preserve">9. Glosario</w:t>
+        <w:t xml:space="preserve">11. Preguntas frecuentes</w:t>
+      </w:r>
+    </w:p>
+    <w:p>
+      <w:pPr>
+        <w:pStyle w:val="Heading3"/>
+        <w:spacing w:after="60" w:before="160"/>
+      </w:pPr>
+      <w:r>
+        <w:rPr>
+          <w:b/>
+          <w:bCs/>
+          <w:color w:val="5B6770"/>
+          <w:sz w:val="23"/>
+          <w:szCs w:val="23"/>
+        </w:rPr>
+        <w:t xml:space="preserve">¿Por qué Karate si la calculadora no tiene API?</w:t>
+      </w:r>
+    </w:p>
+    <w:p>
+      <w:pPr>
+        <w:spacing w:after="120" w:line="288"/>
+      </w:pPr>
+      <w:r>
+        <w:rPr>
+          <w:color w:val="1F2933"/>
+          <w:sz w:val="22"/>
+          <w:szCs w:val="22"/>
+        </w:rPr>
+        <w:t xml:space="preserve">Porque Karate también invoca código Java. Los drivers convierten las acciones del usuario (operar, teclear, escribir comandos) en llamadas reales a la aplicación, y los escenarios siguen escribiéndose en lenguaje natural.</w:t>
+      </w:r>
+    </w:p>
+    <w:p>
+      <w:pPr>
+        <w:pStyle w:val="Heading3"/>
+        <w:spacing w:after="60" w:before="160"/>
+      </w:pPr>
+      <w:r>
+        <w:rPr>
+          <w:b/>
+          <w:bCs/>
+          <w:color w:val="5B6770"/>
+          <w:sz w:val="23"/>
+          <w:szCs w:val="23"/>
+        </w:rPr>
+        <w:t xml:space="preserve">¿Qué diferencia hay entre una prueba unitaria y una de aceptación?</w:t>
+      </w:r>
+    </w:p>
+    <w:p>
+      <w:pPr>
+        <w:spacing w:after="120" w:line="288"/>
+      </w:pPr>
+      <w:r>
+        <w:rPr>
+          <w:color w:val="1F2933"/>
+          <w:sz w:val="22"/>
+          <w:szCs w:val="22"/>
+        </w:rPr>
+        <w:t xml:space="preserve">La unitaria comprueba una clase aislada; la de aceptación comprueba un comportamiento completo desde el punto de vista del usuario. Una puede pasar y la otra fallar: por eso se necesitan ambas.</w:t>
+      </w:r>
+    </w:p>
+    <w:p>
+      <w:pPr>
+        <w:pStyle w:val="Heading3"/>
+        <w:spacing w:after="60" w:before="160"/>
+      </w:pPr>
+      <w:r>
+        <w:rPr>
+          <w:b/>
+          <w:bCs/>
+          <w:color w:val="5B6770"/>
+          <w:sz w:val="23"/>
+          <w:szCs w:val="23"/>
+        </w:rPr>
+        <w:t xml:space="preserve">¿Por qué el profile y el gate se configuran por separado?</w:t>
+      </w:r>
+    </w:p>
+    <w:p>
+      <w:pPr>
+        <w:spacing w:after="120" w:line="288"/>
+      </w:pPr>
+      <w:r>
+        <w:rPr>
+          <w:color w:val="1F2933"/>
+          <w:sz w:val="22"/>
+          <w:szCs w:val="22"/>
+        </w:rPr>
+        <w:t xml:space="preserve">El profile define </w:t>
+      </w:r>
+      <w:r>
+        <w:rPr>
+          <w:b/>
+          <w:bCs/>
+          <w:color w:val="1F2933"/>
+          <w:sz w:val="22"/>
+          <w:szCs w:val="22"/>
+        </w:rPr>
+        <w:t xml:space="preserve">qué reglas</w:t>
+      </w:r>
+      <w:r>
+        <w:rPr>
+          <w:color w:val="1F2933"/>
+          <w:sz w:val="22"/>
+          <w:szCs w:val="22"/>
+        </w:rPr>
+        <w:t xml:space="preserve"> se aplican y con qué umbral por método; el gate define </w:t>
+      </w:r>
+      <w:r>
+        <w:rPr>
+          <w:b/>
+          <w:bCs/>
+          <w:color w:val="1F2933"/>
+          <w:sz w:val="22"/>
+          <w:szCs w:val="22"/>
+        </w:rPr>
+        <w:t xml:space="preserve">cuándo</w:t>
+      </w:r>
+      <w:r>
+        <w:rPr>
+          <w:color w:val="1F2933"/>
+          <w:sz w:val="22"/>
+          <w:szCs w:val="22"/>
+        </w:rPr>
+        <w:t xml:space="preserve"> el análisis completo se considera aprobado. Se complementan: el profile detecta, el gate bloquea.</w:t>
+      </w:r>
+    </w:p>
+    <w:p>
+      <w:pPr>
+        <w:pStyle w:val="Heading3"/>
+        <w:spacing w:after="60" w:before="160"/>
+      </w:pPr>
+      <w:r>
+        <w:rPr>
+          <w:b/>
+          <w:bCs/>
+          <w:color w:val="5B6770"/>
+          <w:sz w:val="23"/>
+          <w:szCs w:val="23"/>
+        </w:rPr>
+        <w:t xml:space="preserve">¿Qué pasa si la cobertura baja de 80 %?</w:t>
+      </w:r>
+    </w:p>
+    <w:p>
+      <w:pPr>
+        <w:spacing w:after="120" w:line="288"/>
+      </w:pPr>
+      <w:r>
+        <w:rPr>
+          <w:color w:val="1F2933"/>
+          <w:sz w:val="22"/>
+          <w:szCs w:val="22"/>
+        </w:rPr>
+        <w:t xml:space="preserve">El gate falla y, con </w:t>
+      </w:r>
+      <w:r>
+        <w:rPr>
+          <w:rFonts w:ascii="Consolas" w:cs="Consolas" w:eastAsia="Consolas" w:hAnsi="Consolas"/>
+          <w:color w:val="7A2E0E"/>
+          <w:sz w:val="20"/>
+          <w:szCs w:val="20"/>
+        </w:rPr>
+        <w:t xml:space="preserve">sonar.qualitygate.wait=true</w:t>
+      </w:r>
+      <w:r>
+        <w:rPr>
+          <w:color w:val="1F2933"/>
+          <w:sz w:val="22"/>
+          <w:szCs w:val="22"/>
+        </w:rPr>
+        <w:t xml:space="preserve">, también falla el pipeline: el cambio no se integra hasta agregar las pruebas faltantes.</w:t>
+      </w:r>
+    </w:p>
+    <w:p>
+      <w:pPr>
+        <w:pStyle w:val="Heading1"/>
+        <w:spacing w:after="140" w:before="360"/>
+      </w:pPr>
+      <w:r>
+        <w:rPr>
+          <w:b/>
+          <w:bCs/>
+          <w:color w:val="1F5E8C"/>
+          <w:sz w:val="32"/>
+          <w:szCs w:val="32"/>
+        </w:rPr>
+        <w:t xml:space="preserve">12. Glosario</w:t>
       </w:r>
     </w:p>
     <w:tbl>
@@ -6525,6 +10088,136 @@
           </w:p>
         </w:tc>
       </w:tr>
+      <w:tr>
+        <w:trPr>
+          <w:cantSplit/>
+        </w:trPr>
+        <w:tc>
+          <w:tcPr>
+            <w:tcW w:type="dxa" w:w="2400"/>
+            <w:tcBorders>
+              <w:top w:val="single" w:color="D5D9DD" w:sz="4"/>
+              <w:left w:val="single" w:color="D5D9DD" w:sz="4"/>
+              <w:bottom w:val="single" w:color="D5D9DD" w:sz="4"/>
+              <w:right w:val="single" w:color="D5D9DD" w:sz="4"/>
+            </w:tcBorders>
+            <w:tcMar>
+              <w:top w:type="dxa" w:w="70"/>
+              <w:left w:type="dxa" w:w="110"/>
+              <w:bottom w:type="dxa" w:w="70"/>
+              <w:right w:type="dxa" w:w="110"/>
+            </w:tcMar>
+          </w:tcPr>
+          <w:p>
+            <w:pPr>
+              <w:spacing w:after="0" w:line="252"/>
+            </w:pPr>
+            <w:r>
+              <w:rPr>
+                <w:color w:val="1F2933"/>
+                <w:sz w:val="20"/>
+                <w:szCs w:val="20"/>
+              </w:rPr>
+              <w:t xml:space="preserve">Complejidad ciclomática</w:t>
+            </w:r>
+          </w:p>
+        </w:tc>
+        <w:tc>
+          <w:tcPr>
+            <w:tcW w:type="dxa" w:w="6960"/>
+            <w:tcBorders>
+              <w:top w:val="single" w:color="D5D9DD" w:sz="4"/>
+              <w:left w:val="single" w:color="D5D9DD" w:sz="4"/>
+              <w:bottom w:val="single" w:color="D5D9DD" w:sz="4"/>
+              <w:right w:val="single" w:color="D5D9DD" w:sz="4"/>
+            </w:tcBorders>
+            <w:tcMar>
+              <w:top w:type="dxa" w:w="70"/>
+              <w:left w:type="dxa" w:w="110"/>
+              <w:bottom w:type="dxa" w:w="70"/>
+              <w:right w:type="dxa" w:w="110"/>
+            </w:tcMar>
+          </w:tcPr>
+          <w:p>
+            <w:pPr>
+              <w:spacing w:after="0" w:line="252"/>
+            </w:pPr>
+            <w:r>
+              <w:rPr>
+                <w:color w:val="1F2933"/>
+                <w:sz w:val="20"/>
+                <w:szCs w:val="20"/>
+              </w:rPr>
+              <w:t xml:space="preserve">Cantidad de caminos independientes de un método</w:t>
+            </w:r>
+          </w:p>
+        </w:tc>
+      </w:tr>
+      <w:tr>
+        <w:trPr>
+          <w:cantSplit/>
+        </w:trPr>
+        <w:tc>
+          <w:tcPr>
+            <w:tcW w:type="dxa" w:w="2400"/>
+            <w:tcBorders>
+              <w:top w:val="single" w:color="D5D9DD" w:sz="4"/>
+              <w:left w:val="single" w:color="D5D9DD" w:sz="4"/>
+              <w:bottom w:val="single" w:color="D5D9DD" w:sz="4"/>
+              <w:right w:val="single" w:color="D5D9DD" w:sz="4"/>
+            </w:tcBorders>
+            <w:tcMar>
+              <w:top w:type="dxa" w:w="70"/>
+              <w:left w:type="dxa" w:w="110"/>
+              <w:bottom w:type="dxa" w:w="70"/>
+              <w:right w:type="dxa" w:w="110"/>
+            </w:tcMar>
+          </w:tcPr>
+          <w:p>
+            <w:pPr>
+              <w:spacing w:after="0" w:line="252"/>
+            </w:pPr>
+            <w:r>
+              <w:rPr>
+                <w:color w:val="1F2933"/>
+                <w:sz w:val="20"/>
+                <w:szCs w:val="20"/>
+              </w:rPr>
+              <w:t xml:space="preserve">Complejidad cognitiva</w:t>
+            </w:r>
+          </w:p>
+        </w:tc>
+        <w:tc>
+          <w:tcPr>
+            <w:tcW w:type="dxa" w:w="6960"/>
+            <w:tcBorders>
+              <w:top w:val="single" w:color="D5D9DD" w:sz="4"/>
+              <w:left w:val="single" w:color="D5D9DD" w:sz="4"/>
+              <w:bottom w:val="single" w:color="D5D9DD" w:sz="4"/>
+              <w:right w:val="single" w:color="D5D9DD" w:sz="4"/>
+            </w:tcBorders>
+            <w:tcMar>
+              <w:top w:type="dxa" w:w="70"/>
+              <w:left w:type="dxa" w:w="110"/>
+              <w:bottom w:type="dxa" w:w="70"/>
+              <w:right w:type="dxa" w:w="110"/>
+            </w:tcMar>
+          </w:tcPr>
+          <w:p>
+            <w:pPr>
+              <w:spacing w:after="0" w:line="252"/>
+            </w:pPr>
+            <w:r>
+              <w:rPr>
+                <w:color w:val="1F2933"/>
+                <w:sz w:val="20"/>
+                <w:szCs w:val="20"/>
+              </w:rPr>
+              <w:t xml:space="preserve">Esfuerzo que requiere entender un método, penalizando el anidamiento</w:t>
+            </w:r>
+          </w:p>
+        </w:tc>
+      </w:tr>
     </w:tbl>
     <w:sectPr>
       <w:footerReference w:type="default" r:id="rId7"/>
@@ -6590,7 +10283,7 @@
         <w:sz w:val="18"/>
         <w:szCs w:val="18"/>
       </w:rPr>
-      <w:t xml:space="preserve">calculadora-calidad · página </w:t>
+      <w:t xml:space="preserve">calculadora-calidad · Calidad de la calculadora · página </w:t>
     </w:r>
     <w:r>
       <w:rPr>

--- a/docs/Documento_Socializacion_Calidad_Calculadora.docx
+++ b/docs/Documento_Socializacion_Calidad_Calculadora.docx
@@ -8438,6 +8438,75 @@
           <w:szCs w:val="22"/>
         </w:rPr>
         <w:t xml:space="preserve"> y se analiza desde CI con el token.</w:t>
+      </w:r>
+    </w:p>
+    <w:p>
+      <w:pPr>
+        <w:pStyle w:val="ListParagraph"/>
+        <w:numPr>
+          <w:ilvl w:val="0"/>
+          <w:numId w:val="2"/>
+        </w:numPr>
+        <w:spacing w:after="60" w:line="276"/>
+      </w:pPr>
+      <w:r>
+        <w:rPr>
+          <w:color w:val="1F2933"/>
+          <w:sz w:val="22"/>
+          <w:szCs w:val="22"/>
+        </w:rPr>
+        <w:t xml:space="preserve">Desde la versión 1.5.0, Karate se publica en Maven Central con el groupId </w:t>
+      </w:r>
+      <w:r>
+        <w:rPr>
+          <w:rFonts w:ascii="Consolas" w:cs="Consolas" w:eastAsia="Consolas" w:hAnsi="Consolas"/>
+          <w:color w:val="7A2E0E"/>
+          <w:sz w:val="20"/>
+          <w:szCs w:val="20"/>
+        </w:rPr>
+        <w:t xml:space="preserve">io.karatelabs</w:t>
+      </w:r>
+      <w:r>
+        <w:rPr>
+          <w:color w:val="1F2933"/>
+          <w:sz w:val="22"/>
+          <w:szCs w:val="22"/>
+        </w:rPr>
+        <w:t xml:space="preserve"> (el anterior, </w:t>
+      </w:r>
+      <w:r>
+        <w:rPr>
+          <w:rFonts w:ascii="Consolas" w:cs="Consolas" w:eastAsia="Consolas" w:hAnsi="Consolas"/>
+          <w:color w:val="7A2E0E"/>
+          <w:sz w:val="20"/>
+          <w:szCs w:val="20"/>
+        </w:rPr>
+        <w:t xml:space="preserve">com.intuit.karate</w:t>
+      </w:r>
+      <w:r>
+        <w:rPr>
+          <w:color w:val="1F2933"/>
+          <w:sz w:val="22"/>
+          <w:szCs w:val="22"/>
+        </w:rPr>
+        <w:t xml:space="preserve">, termina en la 1.4.1); los paquetes Java no cambian. La primera corrida en GitHub Actions lo detectó y se corrigió en </w:t>
+      </w:r>
+      <w:r>
+        <w:rPr>
+          <w:rFonts w:ascii="Consolas" w:cs="Consolas" w:eastAsia="Consolas" w:hAnsi="Consolas"/>
+          <w:color w:val="7A2E0E"/>
+          <w:sz w:val="20"/>
+          <w:szCs w:val="20"/>
+        </w:rPr>
+        <w:t xml:space="preserve">build.gradle</w:t>
+      </w:r>
+      <w:r>
+        <w:rPr>
+          <w:color w:val="1F2933"/>
+          <w:sz w:val="22"/>
+          <w:szCs w:val="22"/>
+        </w:rPr>
+        <w:t xml:space="preserve">.</w:t>
       </w:r>
     </w:p>
     <w:p>

--- a/docs/Documento_Socializacion_Calidad_Calculadora.docx
+++ b/docs/Documento_Socializacion_Calidad_Calculadora.docx
@@ -367,7 +367,7 @@
                 <w:sz w:val="40"/>
                 <w:szCs w:val="40"/>
               </w:rPr>
-              <w:t xml:space="preserve">≈ 88 %</w:t>
+              <w:t xml:space="preserve">93,7 %</w:t>
             </w:r>
           </w:p>
           <w:p>
@@ -381,7 +381,7 @@
                 <w:sz w:val="18"/>
                 <w:szCs w:val="18"/>
               </w:rPr>
-              <w:t xml:space="preserve">cobertura combinada estimada</w:t>
+              <w:t xml:space="preserve">cobertura medida por SonarCloud</w:t>
             </w:r>
           </w:p>
         </w:tc>
@@ -1498,7 +1498,7 @@
                 <w:sz w:val="20"/>
                 <w:szCs w:val="20"/>
               </w:rPr>
-              <w:t xml:space="preserve">18 clases · ≈ 660 líneas de código de producción · 57 métodos</w:t>
+              <w:t xml:space="preserve">18 archivos fuente · 654 líneas de código de producción · 68 funciones (medido por SonarCloud)</w:t>
             </w:r>
           </w:p>
         </w:tc>
@@ -5724,7 +5724,7 @@
           <w:sz w:val="18"/>
           <w:szCs w:val="18"/>
         </w:rPr>
-        <w:t xml:space="preserve">Figura 3. Con JaCoCo, la cobertura combinada que calcularía Sonar es ≈ 87,7 % (176 de 192 líneas y 59 de 76 ramas).</w:t>
+        <w:t xml:space="preserve">Figura 3. Cobertura medida por SonarCloud en el primer análisis: 93,7 %. Con JaCoCo: instrucciones 93,3 %, líneas 91,7 %, ramas 77,6 %.</w:t>
       </w:r>
     </w:p>
     <w:p>
@@ -5753,7 +5753,79 @@
           <w:sz w:val="22"/>
           <w:szCs w:val="22"/>
         </w:rPr>
-        <w:t xml:space="preserve">Una estimación local del código de producción (herramienta </w:t>
+        <w:t xml:space="preserve">El primer análisis real de SonarCloud midió una complejidad ciclomática total de </w:t>
+      </w:r>
+      <w:r>
+        <w:rPr>
+          <w:b/>
+          <w:bCs/>
+          <w:color w:val="1F2933"/>
+          <w:sz w:val="22"/>
+          <w:szCs w:val="22"/>
+        </w:rPr>
+        <w:t xml:space="preserve">136</w:t>
+      </w:r>
+      <w:r>
+        <w:rPr>
+          <w:color w:val="1F2933"/>
+          <w:sz w:val="22"/>
+          <w:szCs w:val="22"/>
+        </w:rPr>
+        <w:t xml:space="preserve"> y una cognitiva de </w:t>
+      </w:r>
+      <w:r>
+        <w:rPr>
+          <w:b/>
+          <w:bCs/>
+          <w:color w:val="1F2933"/>
+          <w:sz w:val="22"/>
+          <w:szCs w:val="22"/>
+        </w:rPr>
+        <w:t xml:space="preserve">83</w:t>
+      </w:r>
+      <w:r>
+        <w:rPr>
+          <w:color w:val="1F2933"/>
+          <w:sz w:val="22"/>
+          <w:szCs w:val="22"/>
+        </w:rPr>
+        <w:t xml:space="preserve"> sobre 654 líneas de código. El tope de </w:t>
+      </w:r>
+      <w:r>
+        <w:rPr>
+          <w:b/>
+          <w:bCs/>
+          <w:color w:val="1F2933"/>
+          <w:sz w:val="22"/>
+          <w:szCs w:val="22"/>
+        </w:rPr>
+        <w:t xml:space="preserve">250</w:t>
+      </w:r>
+      <w:r>
+        <w:rPr>
+          <w:color w:val="1F2933"/>
+          <w:sz w:val="22"/>
+          <w:szCs w:val="22"/>
+        </w:rPr>
+        <w:t xml:space="preserve"> deja un margen de crecimiento de aproximadamente el 80 %, y </w:t>
+      </w:r>
+      <w:r>
+        <w:rPr>
+          <w:b/>
+          <w:bCs/>
+          <w:color w:val="1F2933"/>
+          <w:sz w:val="22"/>
+          <w:szCs w:val="22"/>
+        </w:rPr>
+        <w:t xml:space="preserve">120</w:t>
+      </w:r>
+      <w:r>
+        <w:rPr>
+          <w:color w:val="1F2933"/>
+          <w:sz w:val="22"/>
+          <w:szCs w:val="22"/>
+        </w:rPr>
+        <w:t xml:space="preserve"> deja cerca del 45 % para la complejidad cognitiva. Por método, la herramienta </w:t>
       </w:r>
       <w:r>
         <w:rPr>
@@ -5770,25 +5842,7 @@
           <w:sz w:val="22"/>
           <w:szCs w:val="22"/>
         </w:rPr>
-        <w:t xml:space="preserve">) da una complejidad ciclomática total de </w:t>
-      </w:r>
-      <w:r>
-        <w:rPr>
-          <w:b/>
-          <w:bCs/>
-          <w:color w:val="1F2933"/>
-          <w:sz w:val="22"/>
-          <w:szCs w:val="22"/>
-        </w:rPr>
-        <w:t xml:space="preserve">119</w:t>
-      </w:r>
-      <w:r>
-        <w:rPr>
-          <w:color w:val="1F2933"/>
-          <w:sz w:val="22"/>
-          <w:szCs w:val="22"/>
-        </w:rPr>
-        <w:t xml:space="preserve"> en 57 métodos; el método más complejo es </w:t>
+        <w:t xml:space="preserve"> indica que el más complejo es </w:t>
       </w:r>
       <w:r>
         <w:rPr>
@@ -5823,43 +5877,7 @@
           <w:sz w:val="22"/>
           <w:szCs w:val="22"/>
         </w:rPr>
-        <w:t xml:space="preserve">, justo en el límite del profile. El tope de </w:t>
-      </w:r>
-      <w:r>
-        <w:rPr>
-          <w:b/>
-          <w:bCs/>
-          <w:color w:val="1F2933"/>
-          <w:sz w:val="22"/>
-          <w:szCs w:val="22"/>
-        </w:rPr>
-        <w:t xml:space="preserve">250</w:t>
-      </w:r>
-      <w:r>
-        <w:rPr>
-          <w:color w:val="1F2933"/>
-          <w:sz w:val="22"/>
-          <w:szCs w:val="22"/>
-        </w:rPr>
-        <w:t xml:space="preserve"> deja un margen de crecimiento de aproximadamente el doble, y </w:t>
-      </w:r>
-      <w:r>
-        <w:rPr>
-          <w:b/>
-          <w:bCs/>
-          <w:color w:val="1F2933"/>
-          <w:sz w:val="22"/>
-          <w:szCs w:val="22"/>
-        </w:rPr>
-        <w:t xml:space="preserve">120</w:t>
-      </w:r>
-      <w:r>
-        <w:rPr>
-          <w:color w:val="1F2933"/>
-          <w:sz w:val="22"/>
-          <w:szCs w:val="22"/>
-        </w:rPr>
-        <w:t xml:space="preserve"> juega el mismo papel para la complejidad cognitiva. Son valores iniciales: se calibran con el primer análisis real de Sonar.</w:t>
+        <w:t xml:space="preserve">, justo en el límite del profile. Los topes se pueden ajustar con estos datos.</w:t>
       </w:r>
     </w:p>
     <w:p>
@@ -7150,15 +7168,32 @@
           <w:sz w:val="20"/>
           <w:szCs w:val="20"/>
         </w:rPr>
-        <w:t xml:space="preserve">./gradlew clean test acceptanceTest jacocoTestReport sonar</w:t>
-      </w:r>
-      <w:r>
-        <w:rPr>
-          <w:color w:val="1F2933"/>
-          <w:sz w:val="22"/>
-          <w:szCs w:val="22"/>
-        </w:rPr>
-        <w:t xml:space="preserve">.</w:t>
+        <w:t xml:space="preserve">./gradlew test acceptanceTest jacocoTestReport sonar</w:t>
+      </w:r>
+      <w:r>
+        <w:rPr>
+          <w:color w:val="1F2933"/>
+          <w:sz w:val="22"/>
+          <w:szCs w:val="22"/>
+        </w:rPr>
+        <w:t xml:space="preserve"> (sin </w:t>
+      </w:r>
+      <w:r>
+        <w:rPr>
+          <w:rFonts w:ascii="Consolas" w:cs="Consolas" w:eastAsia="Consolas" w:hAnsi="Consolas"/>
+          <w:color w:val="7A2E0E"/>
+          <w:sz w:val="20"/>
+          <w:szCs w:val="20"/>
+        </w:rPr>
+        <w:t xml:space="preserve">clean</w:t>
+      </w:r>
+      <w:r>
+        <w:rPr>
+          <w:color w:val="1F2933"/>
+          <w:sz w:val="22"/>
+          <w:szCs w:val="22"/>
+        </w:rPr>
+        <w:t xml:space="preserve">: el checkout ya parte limpio).</w:t>
       </w:r>
     </w:p>
     <w:p>
@@ -7272,7 +7307,940 @@
           <w:sz w:val="32"/>
           <w:szCs w:val="32"/>
         </w:rPr>
-        <w:t xml:space="preserve">8. Estado actual</w:t>
+        <w:t xml:space="preserve">8. Primer análisis real en SonarCloud</w:t>
+      </w:r>
+    </w:p>
+    <w:p>
+      <w:pPr>
+        <w:spacing w:after="120" w:line="288"/>
+      </w:pPr>
+      <w:r>
+        <w:rPr>
+          <w:color w:val="1F2933"/>
+          <w:sz w:val="22"/>
+          <w:szCs w:val="22"/>
+        </w:rPr>
+        <w:t xml:space="preserve">Valores leídos del proyecto </w:t>
+      </w:r>
+      <w:r>
+        <w:rPr>
+          <w:rFonts w:ascii="Consolas" w:cs="Consolas" w:eastAsia="Consolas" w:hAnsi="Consolas"/>
+          <w:color w:val="7A2E0E"/>
+          <w:sz w:val="20"/>
+          <w:szCs w:val="20"/>
+        </w:rPr>
+        <w:t xml:space="preserve">julian7965_calidad-software</w:t>
+      </w:r>
+      <w:r>
+        <w:rPr>
+          <w:color w:val="1F2933"/>
+          <w:sz w:val="22"/>
+          <w:szCs w:val="22"/>
+        </w:rPr>
+        <w:t xml:space="preserve"> tras el primer análisis. Sirven para calibrar los umbrales del gate.</w:t>
+      </w:r>
+    </w:p>
+    <w:tbl>
+      <w:tblPr>
+        <w:tblW w:type="dxa" w:w="9360"/>
+        <w:tblBorders>
+          <w:top w:val="single" w:color="auto" w:sz="4"/>
+          <w:left w:val="single" w:color="auto" w:sz="4"/>
+          <w:bottom w:val="single" w:color="auto" w:sz="4"/>
+          <w:right w:val="single" w:color="auto" w:sz="4"/>
+          <w:insideH w:val="single" w:color="auto" w:sz="4"/>
+          <w:insideV w:val="single" w:color="auto" w:sz="4"/>
+        </w:tblBorders>
+      </w:tblPr>
+      <w:tblGrid>
+        <w:gridCol w:w="3400"/>
+        <w:gridCol w:w="2000"/>
+        <w:gridCol w:w="3960"/>
+      </w:tblGrid>
+      <w:tr>
+        <w:trPr>
+          <w:tblHeader/>
+        </w:trPr>
+        <w:tc>
+          <w:tcPr>
+            <w:tcW w:type="dxa" w:w="3400"/>
+            <w:tcBorders>
+              <w:top w:val="single" w:color="D5D9DD" w:sz="4"/>
+              <w:left w:val="single" w:color="D5D9DD" w:sz="4"/>
+              <w:bottom w:val="single" w:color="D5D9DD" w:sz="4"/>
+              <w:right w:val="single" w:color="D5D9DD" w:sz="4"/>
+            </w:tcBorders>
+            <w:shd w:fill="1F5E8C" w:val="clear"/>
+            <w:tcMar>
+              <w:top w:type="dxa" w:w="70"/>
+              <w:left w:type="dxa" w:w="110"/>
+              <w:bottom w:type="dxa" w:w="70"/>
+              <w:right w:type="dxa" w:w="110"/>
+            </w:tcMar>
+          </w:tcPr>
+          <w:p>
+            <w:pPr>
+              <w:spacing w:after="0" w:line="252"/>
+            </w:pPr>
+            <w:r>
+              <w:rPr>
+                <w:b/>
+                <w:bCs/>
+                <w:color w:val="FFFFFF"/>
+                <w:sz w:val="20"/>
+                <w:szCs w:val="20"/>
+              </w:rPr>
+              <w:t xml:space="preserve">Métrica</w:t>
+            </w:r>
+          </w:p>
+        </w:tc>
+        <w:tc>
+          <w:tcPr>
+            <w:tcW w:type="dxa" w:w="2000"/>
+            <w:tcBorders>
+              <w:top w:val="single" w:color="D5D9DD" w:sz="4"/>
+              <w:left w:val="single" w:color="D5D9DD" w:sz="4"/>
+              <w:bottom w:val="single" w:color="D5D9DD" w:sz="4"/>
+              <w:right w:val="single" w:color="D5D9DD" w:sz="4"/>
+            </w:tcBorders>
+            <w:shd w:fill="1F5E8C" w:val="clear"/>
+            <w:tcMar>
+              <w:top w:type="dxa" w:w="70"/>
+              <w:left w:type="dxa" w:w="110"/>
+              <w:bottom w:type="dxa" w:w="70"/>
+              <w:right w:type="dxa" w:w="110"/>
+            </w:tcMar>
+          </w:tcPr>
+          <w:p>
+            <w:pPr>
+              <w:spacing w:after="0" w:line="252"/>
+            </w:pPr>
+            <w:r>
+              <w:rPr>
+                <w:b/>
+                <w:bCs/>
+                <w:color w:val="FFFFFF"/>
+                <w:sz w:val="20"/>
+                <w:szCs w:val="20"/>
+              </w:rPr>
+              <w:t xml:space="preserve">Valor</w:t>
+            </w:r>
+          </w:p>
+        </w:tc>
+        <w:tc>
+          <w:tcPr>
+            <w:tcW w:type="dxa" w:w="3960"/>
+            <w:tcBorders>
+              <w:top w:val="single" w:color="D5D9DD" w:sz="4"/>
+              <w:left w:val="single" w:color="D5D9DD" w:sz="4"/>
+              <w:bottom w:val="single" w:color="D5D9DD" w:sz="4"/>
+              <w:right w:val="single" w:color="D5D9DD" w:sz="4"/>
+            </w:tcBorders>
+            <w:shd w:fill="1F5E8C" w:val="clear"/>
+            <w:tcMar>
+              <w:top w:type="dxa" w:w="70"/>
+              <w:left w:type="dxa" w:w="110"/>
+              <w:bottom w:type="dxa" w:w="70"/>
+              <w:right w:type="dxa" w:w="110"/>
+            </w:tcMar>
+          </w:tcPr>
+          <w:p>
+            <w:pPr>
+              <w:spacing w:after="0" w:line="252"/>
+            </w:pPr>
+            <w:r>
+              <w:rPr>
+                <w:b/>
+                <w:bCs/>
+                <w:color w:val="FFFFFF"/>
+                <w:sz w:val="20"/>
+                <w:szCs w:val="20"/>
+              </w:rPr>
+              <w:t xml:space="preserve">Referencia</w:t>
+            </w:r>
+          </w:p>
+        </w:tc>
+      </w:tr>
+      <w:tr>
+        <w:trPr>
+          <w:cantSplit/>
+        </w:trPr>
+        <w:tc>
+          <w:tcPr>
+            <w:tcW w:type="dxa" w:w="3400"/>
+            <w:tcBorders>
+              <w:top w:val="single" w:color="D5D9DD" w:sz="4"/>
+              <w:left w:val="single" w:color="D5D9DD" w:sz="4"/>
+              <w:bottom w:val="single" w:color="D5D9DD" w:sz="4"/>
+              <w:right w:val="single" w:color="D5D9DD" w:sz="4"/>
+            </w:tcBorders>
+            <w:tcMar>
+              <w:top w:type="dxa" w:w="70"/>
+              <w:left w:type="dxa" w:w="110"/>
+              <w:bottom w:type="dxa" w:w="70"/>
+              <w:right w:type="dxa" w:w="110"/>
+            </w:tcMar>
+          </w:tcPr>
+          <w:p>
+            <w:pPr>
+              <w:spacing w:after="0" w:line="252"/>
+            </w:pPr>
+            <w:r>
+              <w:rPr>
+                <w:color w:val="1F2933"/>
+                <w:sz w:val="20"/>
+                <w:szCs w:val="20"/>
+              </w:rPr>
+              <w:t xml:space="preserve">Líneas de código de producción</w:t>
+            </w:r>
+          </w:p>
+        </w:tc>
+        <w:tc>
+          <w:tcPr>
+            <w:tcW w:type="dxa" w:w="2000"/>
+            <w:tcBorders>
+              <w:top w:val="single" w:color="D5D9DD" w:sz="4"/>
+              <w:left w:val="single" w:color="D5D9DD" w:sz="4"/>
+              <w:bottom w:val="single" w:color="D5D9DD" w:sz="4"/>
+              <w:right w:val="single" w:color="D5D9DD" w:sz="4"/>
+            </w:tcBorders>
+            <w:tcMar>
+              <w:top w:type="dxa" w:w="70"/>
+              <w:left w:type="dxa" w:w="110"/>
+              <w:bottom w:type="dxa" w:w="70"/>
+              <w:right w:type="dxa" w:w="110"/>
+            </w:tcMar>
+          </w:tcPr>
+          <w:p>
+            <w:pPr>
+              <w:spacing w:after="0" w:line="252"/>
+            </w:pPr>
+            <w:r>
+              <w:rPr>
+                <w:color w:val="1F2933"/>
+                <w:sz w:val="20"/>
+                <w:szCs w:val="20"/>
+              </w:rPr>
+              <w:t xml:space="preserve">654</w:t>
+            </w:r>
+          </w:p>
+        </w:tc>
+        <w:tc>
+          <w:tcPr>
+            <w:tcW w:type="dxa" w:w="3960"/>
+            <w:tcBorders>
+              <w:top w:val="single" w:color="D5D9DD" w:sz="4"/>
+              <w:left w:val="single" w:color="D5D9DD" w:sz="4"/>
+              <w:bottom w:val="single" w:color="D5D9DD" w:sz="4"/>
+              <w:right w:val="single" w:color="D5D9DD" w:sz="4"/>
+            </w:tcBorders>
+            <w:tcMar>
+              <w:top w:type="dxa" w:w="70"/>
+              <w:left w:type="dxa" w:w="110"/>
+              <w:bottom w:type="dxa" w:w="70"/>
+              <w:right w:type="dxa" w:w="110"/>
+            </w:tcMar>
+          </w:tcPr>
+          <w:p>
+            <w:pPr>
+              <w:spacing w:after="0" w:line="252"/>
+            </w:pPr>
+            <w:r>
+              <w:rPr>
+                <w:color w:val="1F2933"/>
+                <w:sz w:val="20"/>
+                <w:szCs w:val="20"/>
+              </w:rPr>
+              <w:t xml:space="preserve">medido por SonarCloud</w:t>
+            </w:r>
+          </w:p>
+        </w:tc>
+      </w:tr>
+      <w:tr>
+        <w:trPr>
+          <w:cantSplit/>
+        </w:trPr>
+        <w:tc>
+          <w:tcPr>
+            <w:tcW w:type="dxa" w:w="3400"/>
+            <w:tcBorders>
+              <w:top w:val="single" w:color="D5D9DD" w:sz="4"/>
+              <w:left w:val="single" w:color="D5D9DD" w:sz="4"/>
+              <w:bottom w:val="single" w:color="D5D9DD" w:sz="4"/>
+              <w:right w:val="single" w:color="D5D9DD" w:sz="4"/>
+            </w:tcBorders>
+            <w:tcMar>
+              <w:top w:type="dxa" w:w="70"/>
+              <w:left w:type="dxa" w:w="110"/>
+              <w:bottom w:type="dxa" w:w="70"/>
+              <w:right w:type="dxa" w:w="110"/>
+            </w:tcMar>
+          </w:tcPr>
+          <w:p>
+            <w:pPr>
+              <w:spacing w:after="0" w:line="252"/>
+            </w:pPr>
+            <w:r>
+              <w:rPr>
+                <w:color w:val="1F2933"/>
+                <w:sz w:val="20"/>
+                <w:szCs w:val="20"/>
+              </w:rPr>
+              <w:t xml:space="preserve">Pruebas</w:t>
+            </w:r>
+          </w:p>
+        </w:tc>
+        <w:tc>
+          <w:tcPr>
+            <w:tcW w:type="dxa" w:w="2000"/>
+            <w:tcBorders>
+              <w:top w:val="single" w:color="D5D9DD" w:sz="4"/>
+              <w:left w:val="single" w:color="D5D9DD" w:sz="4"/>
+              <w:bottom w:val="single" w:color="D5D9DD" w:sz="4"/>
+              <w:right w:val="single" w:color="D5D9DD" w:sz="4"/>
+            </w:tcBorders>
+            <w:tcMar>
+              <w:top w:type="dxa" w:w="70"/>
+              <w:left w:type="dxa" w:w="110"/>
+              <w:bottom w:type="dxa" w:w="70"/>
+              <w:right w:type="dxa" w:w="110"/>
+            </w:tcMar>
+          </w:tcPr>
+          <w:p>
+            <w:pPr>
+              <w:spacing w:after="0" w:line="252"/>
+            </w:pPr>
+            <w:r>
+              <w:rPr>
+                <w:color w:val="1F2933"/>
+                <w:sz w:val="20"/>
+                <w:szCs w:val="20"/>
+              </w:rPr>
+              <w:t xml:space="preserve">87 unitarias · 130 Karate</w:t>
+            </w:r>
+          </w:p>
+        </w:tc>
+        <w:tc>
+          <w:tcPr>
+            <w:tcW w:type="dxa" w:w="3960"/>
+            <w:tcBorders>
+              <w:top w:val="single" w:color="D5D9DD" w:sz="4"/>
+              <w:left w:val="single" w:color="D5D9DD" w:sz="4"/>
+              <w:bottom w:val="single" w:color="D5D9DD" w:sz="4"/>
+              <w:right w:val="single" w:color="D5D9DD" w:sz="4"/>
+            </w:tcBorders>
+            <w:tcMar>
+              <w:top w:type="dxa" w:w="70"/>
+              <w:left w:type="dxa" w:w="110"/>
+              <w:bottom w:type="dxa" w:w="70"/>
+              <w:right w:type="dxa" w:w="110"/>
+            </w:tcMar>
+          </w:tcPr>
+          <w:p>
+            <w:pPr>
+              <w:spacing w:after="0" w:line="252"/>
+            </w:pPr>
+            <w:r>
+              <w:rPr>
+                <w:color w:val="1F2933"/>
+                <w:sz w:val="20"/>
+                <w:szCs w:val="20"/>
+              </w:rPr>
+              <w:t xml:space="preserve">todas pasan</w:t>
+            </w:r>
+          </w:p>
+        </w:tc>
+      </w:tr>
+      <w:tr>
+        <w:trPr>
+          <w:cantSplit/>
+        </w:trPr>
+        <w:tc>
+          <w:tcPr>
+            <w:tcW w:type="dxa" w:w="3400"/>
+            <w:tcBorders>
+              <w:top w:val="single" w:color="D5D9DD" w:sz="4"/>
+              <w:left w:val="single" w:color="D5D9DD" w:sz="4"/>
+              <w:bottom w:val="single" w:color="D5D9DD" w:sz="4"/>
+              <w:right w:val="single" w:color="D5D9DD" w:sz="4"/>
+            </w:tcBorders>
+            <w:tcMar>
+              <w:top w:type="dxa" w:w="70"/>
+              <w:left w:type="dxa" w:w="110"/>
+              <w:bottom w:type="dxa" w:w="70"/>
+              <w:right w:type="dxa" w:w="110"/>
+            </w:tcMar>
+          </w:tcPr>
+          <w:p>
+            <w:pPr>
+              <w:spacing w:after="0" w:line="252"/>
+            </w:pPr>
+            <w:r>
+              <w:rPr>
+                <w:color w:val="1F2933"/>
+                <w:sz w:val="20"/>
+                <w:szCs w:val="20"/>
+              </w:rPr>
+              <w:t xml:space="preserve">Cobertura total</w:t>
+            </w:r>
+          </w:p>
+        </w:tc>
+        <w:tc>
+          <w:tcPr>
+            <w:tcW w:type="dxa" w:w="2000"/>
+            <w:tcBorders>
+              <w:top w:val="single" w:color="D5D9DD" w:sz="4"/>
+              <w:left w:val="single" w:color="D5D9DD" w:sz="4"/>
+              <w:bottom w:val="single" w:color="D5D9DD" w:sz="4"/>
+              <w:right w:val="single" w:color="D5D9DD" w:sz="4"/>
+            </w:tcBorders>
+            <w:tcMar>
+              <w:top w:type="dxa" w:w="70"/>
+              <w:left w:type="dxa" w:w="110"/>
+              <w:bottom w:type="dxa" w:w="70"/>
+              <w:right w:type="dxa" w:w="110"/>
+            </w:tcMar>
+          </w:tcPr>
+          <w:p>
+            <w:pPr>
+              <w:spacing w:after="0" w:line="252"/>
+            </w:pPr>
+            <w:r>
+              <w:rPr>
+                <w:color w:val="1F2933"/>
+                <w:sz w:val="20"/>
+                <w:szCs w:val="20"/>
+              </w:rPr>
+              <w:t xml:space="preserve">93,7 %</w:t>
+            </w:r>
+          </w:p>
+        </w:tc>
+        <w:tc>
+          <w:tcPr>
+            <w:tcW w:type="dxa" w:w="3960"/>
+            <w:tcBorders>
+              <w:top w:val="single" w:color="D5D9DD" w:sz="4"/>
+              <w:left w:val="single" w:color="D5D9DD" w:sz="4"/>
+              <w:bottom w:val="single" w:color="D5D9DD" w:sz="4"/>
+              <w:right w:val="single" w:color="D5D9DD" w:sz="4"/>
+            </w:tcBorders>
+            <w:tcMar>
+              <w:top w:type="dxa" w:w="70"/>
+              <w:left w:type="dxa" w:w="110"/>
+              <w:bottom w:type="dxa" w:w="70"/>
+              <w:right w:type="dxa" w:w="110"/>
+            </w:tcMar>
+          </w:tcPr>
+          <w:p>
+            <w:pPr>
+              <w:spacing w:after="0" w:line="252"/>
+            </w:pPr>
+            <w:r>
+              <w:rPr>
+                <w:color w:val="1F2933"/>
+                <w:sz w:val="20"/>
+                <w:szCs w:val="20"/>
+              </w:rPr>
+              <w:t xml:space="preserve">gate: ≥ 80 %</w:t>
+            </w:r>
+          </w:p>
+        </w:tc>
+      </w:tr>
+      <w:tr>
+        <w:trPr>
+          <w:cantSplit/>
+        </w:trPr>
+        <w:tc>
+          <w:tcPr>
+            <w:tcW w:type="dxa" w:w="3400"/>
+            <w:tcBorders>
+              <w:top w:val="single" w:color="D5D9DD" w:sz="4"/>
+              <w:left w:val="single" w:color="D5D9DD" w:sz="4"/>
+              <w:bottom w:val="single" w:color="D5D9DD" w:sz="4"/>
+              <w:right w:val="single" w:color="D5D9DD" w:sz="4"/>
+            </w:tcBorders>
+            <w:tcMar>
+              <w:top w:type="dxa" w:w="70"/>
+              <w:left w:type="dxa" w:w="110"/>
+              <w:bottom w:type="dxa" w:w="70"/>
+              <w:right w:type="dxa" w:w="110"/>
+            </w:tcMar>
+          </w:tcPr>
+          <w:p>
+            <w:pPr>
+              <w:spacing w:after="0" w:line="252"/>
+            </w:pPr>
+            <w:r>
+              <w:rPr>
+                <w:color w:val="1F2933"/>
+                <w:sz w:val="20"/>
+                <w:szCs w:val="20"/>
+              </w:rPr>
+              <w:t xml:space="preserve">Complejidad ciclomática total</w:t>
+            </w:r>
+          </w:p>
+        </w:tc>
+        <w:tc>
+          <w:tcPr>
+            <w:tcW w:type="dxa" w:w="2000"/>
+            <w:tcBorders>
+              <w:top w:val="single" w:color="D5D9DD" w:sz="4"/>
+              <w:left w:val="single" w:color="D5D9DD" w:sz="4"/>
+              <w:bottom w:val="single" w:color="D5D9DD" w:sz="4"/>
+              <w:right w:val="single" w:color="D5D9DD" w:sz="4"/>
+            </w:tcBorders>
+            <w:tcMar>
+              <w:top w:type="dxa" w:w="70"/>
+              <w:left w:type="dxa" w:w="110"/>
+              <w:bottom w:type="dxa" w:w="70"/>
+              <w:right w:type="dxa" w:w="110"/>
+            </w:tcMar>
+          </w:tcPr>
+          <w:p>
+            <w:pPr>
+              <w:spacing w:after="0" w:line="252"/>
+            </w:pPr>
+            <w:r>
+              <w:rPr>
+                <w:color w:val="1F2933"/>
+                <w:sz w:val="20"/>
+                <w:szCs w:val="20"/>
+              </w:rPr>
+              <w:t xml:space="preserve">136</w:t>
+            </w:r>
+          </w:p>
+        </w:tc>
+        <w:tc>
+          <w:tcPr>
+            <w:tcW w:type="dxa" w:w="3960"/>
+            <w:tcBorders>
+              <w:top w:val="single" w:color="D5D9DD" w:sz="4"/>
+              <w:left w:val="single" w:color="D5D9DD" w:sz="4"/>
+              <w:bottom w:val="single" w:color="D5D9DD" w:sz="4"/>
+              <w:right w:val="single" w:color="D5D9DD" w:sz="4"/>
+            </w:tcBorders>
+            <w:tcMar>
+              <w:top w:type="dxa" w:w="70"/>
+              <w:left w:type="dxa" w:w="110"/>
+              <w:bottom w:type="dxa" w:w="70"/>
+              <w:right w:type="dxa" w:w="110"/>
+            </w:tcMar>
+          </w:tcPr>
+          <w:p>
+            <w:pPr>
+              <w:spacing w:after="0" w:line="252"/>
+            </w:pPr>
+            <w:r>
+              <w:rPr>
+                <w:color w:val="1F2933"/>
+                <w:sz w:val="20"/>
+                <w:szCs w:val="20"/>
+              </w:rPr>
+              <w:t xml:space="preserve">gate: ≤ 250</w:t>
+            </w:r>
+          </w:p>
+        </w:tc>
+      </w:tr>
+      <w:tr>
+        <w:trPr>
+          <w:cantSplit/>
+        </w:trPr>
+        <w:tc>
+          <w:tcPr>
+            <w:tcW w:type="dxa" w:w="3400"/>
+            <w:tcBorders>
+              <w:top w:val="single" w:color="D5D9DD" w:sz="4"/>
+              <w:left w:val="single" w:color="D5D9DD" w:sz="4"/>
+              <w:bottom w:val="single" w:color="D5D9DD" w:sz="4"/>
+              <w:right w:val="single" w:color="D5D9DD" w:sz="4"/>
+            </w:tcBorders>
+            <w:tcMar>
+              <w:top w:type="dxa" w:w="70"/>
+              <w:left w:type="dxa" w:w="110"/>
+              <w:bottom w:type="dxa" w:w="70"/>
+              <w:right w:type="dxa" w:w="110"/>
+            </w:tcMar>
+          </w:tcPr>
+          <w:p>
+            <w:pPr>
+              <w:spacing w:after="0" w:line="252"/>
+            </w:pPr>
+            <w:r>
+              <w:rPr>
+                <w:color w:val="1F2933"/>
+                <w:sz w:val="20"/>
+                <w:szCs w:val="20"/>
+              </w:rPr>
+              <w:t xml:space="preserve">Complejidad cognitiva total</w:t>
+            </w:r>
+          </w:p>
+        </w:tc>
+        <w:tc>
+          <w:tcPr>
+            <w:tcW w:type="dxa" w:w="2000"/>
+            <w:tcBorders>
+              <w:top w:val="single" w:color="D5D9DD" w:sz="4"/>
+              <w:left w:val="single" w:color="D5D9DD" w:sz="4"/>
+              <w:bottom w:val="single" w:color="D5D9DD" w:sz="4"/>
+              <w:right w:val="single" w:color="D5D9DD" w:sz="4"/>
+            </w:tcBorders>
+            <w:tcMar>
+              <w:top w:type="dxa" w:w="70"/>
+              <w:left w:type="dxa" w:w="110"/>
+              <w:bottom w:type="dxa" w:w="70"/>
+              <w:right w:type="dxa" w:w="110"/>
+            </w:tcMar>
+          </w:tcPr>
+          <w:p>
+            <w:pPr>
+              <w:spacing w:after="0" w:line="252"/>
+            </w:pPr>
+            <w:r>
+              <w:rPr>
+                <w:color w:val="1F2933"/>
+                <w:sz w:val="20"/>
+                <w:szCs w:val="20"/>
+              </w:rPr>
+              <w:t xml:space="preserve">83</w:t>
+            </w:r>
+          </w:p>
+        </w:tc>
+        <w:tc>
+          <w:tcPr>
+            <w:tcW w:type="dxa" w:w="3960"/>
+            <w:tcBorders>
+              <w:top w:val="single" w:color="D5D9DD" w:sz="4"/>
+              <w:left w:val="single" w:color="D5D9DD" w:sz="4"/>
+              <w:bottom w:val="single" w:color="D5D9DD" w:sz="4"/>
+              <w:right w:val="single" w:color="D5D9DD" w:sz="4"/>
+            </w:tcBorders>
+            <w:tcMar>
+              <w:top w:type="dxa" w:w="70"/>
+              <w:left w:type="dxa" w:w="110"/>
+              <w:bottom w:type="dxa" w:w="70"/>
+              <w:right w:type="dxa" w:w="110"/>
+            </w:tcMar>
+          </w:tcPr>
+          <w:p>
+            <w:pPr>
+              <w:spacing w:after="0" w:line="252"/>
+            </w:pPr>
+            <w:r>
+              <w:rPr>
+                <w:color w:val="1F2933"/>
+                <w:sz w:val="20"/>
+                <w:szCs w:val="20"/>
+              </w:rPr>
+              <w:t xml:space="preserve">gate: ≤ 120</w:t>
+            </w:r>
+          </w:p>
+        </w:tc>
+      </w:tr>
+      <w:tr>
+        <w:trPr>
+          <w:cantSplit/>
+        </w:trPr>
+        <w:tc>
+          <w:tcPr>
+            <w:tcW w:type="dxa" w:w="3400"/>
+            <w:tcBorders>
+              <w:top w:val="single" w:color="D5D9DD" w:sz="4"/>
+              <w:left w:val="single" w:color="D5D9DD" w:sz="4"/>
+              <w:bottom w:val="single" w:color="D5D9DD" w:sz="4"/>
+              <w:right w:val="single" w:color="D5D9DD" w:sz="4"/>
+            </w:tcBorders>
+            <w:tcMar>
+              <w:top w:type="dxa" w:w="70"/>
+              <w:left w:type="dxa" w:w="110"/>
+              <w:bottom w:type="dxa" w:w="70"/>
+              <w:right w:type="dxa" w:w="110"/>
+            </w:tcMar>
+          </w:tcPr>
+          <w:p>
+            <w:pPr>
+              <w:spacing w:after="0" w:line="252"/>
+            </w:pPr>
+            <w:r>
+              <w:rPr>
+                <w:color w:val="1F2933"/>
+                <w:sz w:val="20"/>
+                <w:szCs w:val="20"/>
+              </w:rPr>
+              <w:t xml:space="preserve">Bugs · vulnerabilidades · code smells</w:t>
+            </w:r>
+          </w:p>
+        </w:tc>
+        <w:tc>
+          <w:tcPr>
+            <w:tcW w:type="dxa" w:w="2000"/>
+            <w:tcBorders>
+              <w:top w:val="single" w:color="D5D9DD" w:sz="4"/>
+              <w:left w:val="single" w:color="D5D9DD" w:sz="4"/>
+              <w:bottom w:val="single" w:color="D5D9DD" w:sz="4"/>
+              <w:right w:val="single" w:color="D5D9DD" w:sz="4"/>
+            </w:tcBorders>
+            <w:tcMar>
+              <w:top w:type="dxa" w:w="70"/>
+              <w:left w:type="dxa" w:w="110"/>
+              <w:bottom w:type="dxa" w:w="70"/>
+              <w:right w:type="dxa" w:w="110"/>
+            </w:tcMar>
+          </w:tcPr>
+          <w:p>
+            <w:pPr>
+              <w:spacing w:after="0" w:line="252"/>
+            </w:pPr>
+            <w:r>
+              <w:rPr>
+                <w:color w:val="1F2933"/>
+                <w:sz w:val="20"/>
+                <w:szCs w:val="20"/>
+              </w:rPr>
+              <w:t xml:space="preserve">0 · 0 · 0</w:t>
+            </w:r>
+          </w:p>
+        </w:tc>
+        <w:tc>
+          <w:tcPr>
+            <w:tcW w:type="dxa" w:w="3960"/>
+            <w:tcBorders>
+              <w:top w:val="single" w:color="D5D9DD" w:sz="4"/>
+              <w:left w:val="single" w:color="D5D9DD" w:sz="4"/>
+              <w:bottom w:val="single" w:color="D5D9DD" w:sz="4"/>
+              <w:right w:val="single" w:color="D5D9DD" w:sz="4"/>
+            </w:tcBorders>
+            <w:tcMar>
+              <w:top w:type="dxa" w:w="70"/>
+              <w:left w:type="dxa" w:w="110"/>
+              <w:bottom w:type="dxa" w:w="70"/>
+              <w:right w:type="dxa" w:w="110"/>
+            </w:tcMar>
+          </w:tcPr>
+          <w:p>
+            <w:pPr>
+              <w:spacing w:after="0" w:line="252"/>
+            </w:pPr>
+            <w:r>
+              <w:rPr>
+                <w:color w:val="1F2933"/>
+                <w:sz w:val="20"/>
+                <w:szCs w:val="20"/>
+              </w:rPr>
+              <w:t xml:space="preserve">gate: 0 issues nuevos</w:t>
+            </w:r>
+          </w:p>
+        </w:tc>
+      </w:tr>
+      <w:tr>
+        <w:trPr>
+          <w:cantSplit/>
+        </w:trPr>
+        <w:tc>
+          <w:tcPr>
+            <w:tcW w:type="dxa" w:w="3400"/>
+            <w:tcBorders>
+              <w:top w:val="single" w:color="D5D9DD" w:sz="4"/>
+              <w:left w:val="single" w:color="D5D9DD" w:sz="4"/>
+              <w:bottom w:val="single" w:color="D5D9DD" w:sz="4"/>
+              <w:right w:val="single" w:color="D5D9DD" w:sz="4"/>
+            </w:tcBorders>
+            <w:tcMar>
+              <w:top w:type="dxa" w:w="70"/>
+              <w:left w:type="dxa" w:w="110"/>
+              <w:bottom w:type="dxa" w:w="70"/>
+              <w:right w:type="dxa" w:w="110"/>
+            </w:tcMar>
+          </w:tcPr>
+          <w:p>
+            <w:pPr>
+              <w:spacing w:after="0" w:line="252"/>
+            </w:pPr>
+            <w:r>
+              <w:rPr>
+                <w:color w:val="1F2933"/>
+                <w:sz w:val="20"/>
+                <w:szCs w:val="20"/>
+              </w:rPr>
+              <w:t xml:space="preserve">Duplicación</w:t>
+            </w:r>
+          </w:p>
+        </w:tc>
+        <w:tc>
+          <w:tcPr>
+            <w:tcW w:type="dxa" w:w="2000"/>
+            <w:tcBorders>
+              <w:top w:val="single" w:color="D5D9DD" w:sz="4"/>
+              <w:left w:val="single" w:color="D5D9DD" w:sz="4"/>
+              <w:bottom w:val="single" w:color="D5D9DD" w:sz="4"/>
+              <w:right w:val="single" w:color="D5D9DD" w:sz="4"/>
+            </w:tcBorders>
+            <w:tcMar>
+              <w:top w:type="dxa" w:w="70"/>
+              <w:left w:type="dxa" w:w="110"/>
+              <w:bottom w:type="dxa" w:w="70"/>
+              <w:right w:type="dxa" w:w="110"/>
+            </w:tcMar>
+          </w:tcPr>
+          <w:p>
+            <w:pPr>
+              <w:spacing w:after="0" w:line="252"/>
+            </w:pPr>
+            <w:r>
+              <w:rPr>
+                <w:color w:val="1F2933"/>
+                <w:sz w:val="20"/>
+                <w:szCs w:val="20"/>
+              </w:rPr>
+              <w:t xml:space="preserve">0,0 %</w:t>
+            </w:r>
+          </w:p>
+        </w:tc>
+        <w:tc>
+          <w:tcPr>
+            <w:tcW w:type="dxa" w:w="3960"/>
+            <w:tcBorders>
+              <w:top w:val="single" w:color="D5D9DD" w:sz="4"/>
+              <w:left w:val="single" w:color="D5D9DD" w:sz="4"/>
+              <w:bottom w:val="single" w:color="D5D9DD" w:sz="4"/>
+              <w:right w:val="single" w:color="D5D9DD" w:sz="4"/>
+            </w:tcBorders>
+            <w:tcMar>
+              <w:top w:type="dxa" w:w="70"/>
+              <w:left w:type="dxa" w:w="110"/>
+              <w:bottom w:type="dxa" w:w="70"/>
+              <w:right w:type="dxa" w:w="110"/>
+            </w:tcMar>
+          </w:tcPr>
+          <w:p>
+            <w:pPr>
+              <w:spacing w:after="0" w:line="252"/>
+            </w:pPr>
+            <w:r>
+              <w:rPr>
+                <w:color w:val="1F2933"/>
+                <w:sz w:val="20"/>
+                <w:szCs w:val="20"/>
+              </w:rPr>
+              <w:t xml:space="preserve">gate: ≤ 3 %</w:t>
+            </w:r>
+          </w:p>
+        </w:tc>
+      </w:tr>
+      <w:tr>
+        <w:trPr>
+          <w:cantSplit/>
+        </w:trPr>
+        <w:tc>
+          <w:tcPr>
+            <w:tcW w:type="dxa" w:w="3400"/>
+            <w:tcBorders>
+              <w:top w:val="single" w:color="D5D9DD" w:sz="4"/>
+              <w:left w:val="single" w:color="D5D9DD" w:sz="4"/>
+              <w:bottom w:val="single" w:color="D5D9DD" w:sz="4"/>
+              <w:right w:val="single" w:color="D5D9DD" w:sz="4"/>
+            </w:tcBorders>
+            <w:tcMar>
+              <w:top w:type="dxa" w:w="70"/>
+              <w:left w:type="dxa" w:w="110"/>
+              <w:bottom w:type="dxa" w:w="70"/>
+              <w:right w:type="dxa" w:w="110"/>
+            </w:tcMar>
+          </w:tcPr>
+          <w:p>
+            <w:pPr>
+              <w:spacing w:after="0" w:line="252"/>
+            </w:pPr>
+            <w:r>
+              <w:rPr>
+                <w:color w:val="1F2933"/>
+                <w:sz w:val="20"/>
+                <w:szCs w:val="20"/>
+              </w:rPr>
+              <w:t xml:space="preserve">Quality Gate (rama main)</w:t>
+            </w:r>
+          </w:p>
+        </w:tc>
+        <w:tc>
+          <w:tcPr>
+            <w:tcW w:type="dxa" w:w="2000"/>
+            <w:tcBorders>
+              <w:top w:val="single" w:color="D5D9DD" w:sz="4"/>
+              <w:left w:val="single" w:color="D5D9DD" w:sz="4"/>
+              <w:bottom w:val="single" w:color="D5D9DD" w:sz="4"/>
+              <w:right w:val="single" w:color="D5D9DD" w:sz="4"/>
+            </w:tcBorders>
+            <w:tcMar>
+              <w:top w:type="dxa" w:w="70"/>
+              <w:left w:type="dxa" w:w="110"/>
+              <w:bottom w:type="dxa" w:w="70"/>
+              <w:right w:type="dxa" w:w="110"/>
+            </w:tcMar>
+          </w:tcPr>
+          <w:p>
+            <w:pPr>
+              <w:spacing w:after="0" w:line="252"/>
+            </w:pPr>
+            <w:r>
+              <w:rPr>
+                <w:color w:val="1F2933"/>
+                <w:sz w:val="20"/>
+                <w:szCs w:val="20"/>
+              </w:rPr>
+              <w:t xml:space="preserve">OK</w:t>
+            </w:r>
+          </w:p>
+        </w:tc>
+        <w:tc>
+          <w:tcPr>
+            <w:tcW w:type="dxa" w:w="3960"/>
+            <w:tcBorders>
+              <w:top w:val="single" w:color="D5D9DD" w:sz="4"/>
+              <w:left w:val="single" w:color="D5D9DD" w:sz="4"/>
+              <w:bottom w:val="single" w:color="D5D9DD" w:sz="4"/>
+              <w:right w:val="single" w:color="D5D9DD" w:sz="4"/>
+            </w:tcBorders>
+            <w:tcMar>
+              <w:top w:type="dxa" w:w="70"/>
+              <w:left w:type="dxa" w:w="110"/>
+              <w:bottom w:type="dxa" w:w="70"/>
+              <w:right w:type="dxa" w:w="110"/>
+            </w:tcMar>
+          </w:tcPr>
+          <w:p>
+            <w:pPr>
+              <w:spacing w:after="0" w:line="252"/>
+            </w:pPr>
+            <w:r>
+              <w:rPr>
+                <w:color w:val="1F2933"/>
+                <w:sz w:val="20"/>
+                <w:szCs w:val="20"/>
+              </w:rPr>
+              <w:t xml:space="preserve">8 condiciones evaluadas</w:t>
+            </w:r>
+          </w:p>
+        </w:tc>
+      </w:tr>
+    </w:tbl>
+    <w:p>
+      <w:pPr>
+        <w:spacing w:after="120"/>
+      </w:pPr>
+    </w:p>
+    <w:p>
+      <w:pPr>
+        <w:pStyle w:val="Heading1"/>
+        <w:spacing w:after="140" w:before="360"/>
+      </w:pPr>
+      <w:r>
+        <w:rPr>
+          <w:b/>
+          <w:bCs/>
+          <w:color w:val="1F5E8C"/>
+          <w:sz w:val="32"/>
+          <w:szCs w:val="32"/>
+        </w:rPr>
+        <w:t xml:space="preserve">9. Estado actual</w:t>
       </w:r>
     </w:p>
     <w:tbl>
@@ -7486,7 +8454,7 @@
                 <w:sz w:val="20"/>
                 <w:szCs w:val="20"/>
               </w:rPr>
-              <w:t xml:space="preserve">Valores esperados verificados contra el código real con un arnés equivalente en Java: 130 de 130. Primera corrida de Karate pendiente en un equipo con acceso a Maven Central</w:t>
+              <w:t xml:space="preserve">Ejecutadas en GitHub Actions: 7 features, 130 escenarios, 0 fallos</w:t>
             </w:r>
           </w:p>
         </w:tc>
@@ -8056,7 +9024,7 @@
                 <w:sz w:val="20"/>
                 <w:szCs w:val="20"/>
               </w:rPr>
-              <w:t xml:space="preserve">Análisis desde Gradle/CI</w:t>
+              <w:t xml:space="preserve">Rama principal del proyecto en SonarCloud</w:t>
             </w:r>
           </w:p>
         </w:tc>
@@ -8086,7 +9054,7 @@
                 <w:sz w:val="20"/>
                 <w:szCs w:val="20"/>
               </w:rPr>
-              <w:t xml:space="preserve">Pendiente</w:t>
+              <w:t xml:space="preserve">Por hacer</w:t>
             </w:r>
           </w:p>
         </w:tc>
@@ -8116,7 +9084,7 @@
                 <w:sz w:val="20"/>
                 <w:szCs w:val="20"/>
               </w:rPr>
-              <w:t xml:space="preserve">Workflow ya incluido en </w:t>
+              <w:t xml:space="preserve">El proyecto manual nació con </w:t>
             </w:r>
             <w:r>
               <w:rPr>
@@ -8125,15 +9093,15 @@
                 <w:sz w:val="18"/>
                 <w:szCs w:val="18"/>
               </w:rPr>
-              <w:t xml:space="preserve">.github/workflows/</w:t>
-            </w:r>
-            <w:r>
-              <w:rPr>
-                <w:color w:val="1F2933"/>
-                <w:sz w:val="20"/>
-                <w:szCs w:val="20"/>
-              </w:rPr>
-              <w:t xml:space="preserve">; necesita el secret </w:t>
+              <w:t xml:space="preserve">master</w:t>
+            </w:r>
+            <w:r>
+              <w:rPr>
+                <w:color w:val="1F2933"/>
+                <w:sz w:val="20"/>
+                <w:szCs w:val="20"/>
+              </w:rPr>
+              <w:t xml:space="preserve"> y GitHub usa </w:t>
             </w:r>
             <w:r>
               <w:rPr>
@@ -8142,6 +9110,203 @@
                 <w:sz w:val="18"/>
                 <w:szCs w:val="18"/>
               </w:rPr>
+              <w:t xml:space="preserve">main</w:t>
+            </w:r>
+            <w:r>
+              <w:rPr>
+                <w:color w:val="1F2933"/>
+                <w:sz w:val="20"/>
+                <w:szCs w:val="20"/>
+              </w:rPr>
+              <w:t xml:space="preserve">: el primer análisis quedó en una rama corta </w:t>
+            </w:r>
+            <w:r>
+              <w:rPr>
+                <w:rFonts w:ascii="Consolas" w:cs="Consolas" w:eastAsia="Consolas" w:hAnsi="Consolas"/>
+                <w:color w:val="7A2E0E"/>
+                <w:sz w:val="18"/>
+                <w:szCs w:val="18"/>
+              </w:rPr>
+              <w:t xml:space="preserve">main</w:t>
+            </w:r>
+            <w:r>
+              <w:rPr>
+                <w:color w:val="1F2933"/>
+                <w:sz w:val="20"/>
+                <w:szCs w:val="20"/>
+              </w:rPr>
+              <w:t xml:space="preserve">. Hay que borrar esa rama corta y renombrar </w:t>
+            </w:r>
+            <w:r>
+              <w:rPr>
+                <w:rFonts w:ascii="Consolas" w:cs="Consolas" w:eastAsia="Consolas" w:hAnsi="Consolas"/>
+                <w:color w:val="7A2E0E"/>
+                <w:sz w:val="18"/>
+                <w:szCs w:val="18"/>
+              </w:rPr>
+              <w:t xml:space="preserve">master</w:t>
+            </w:r>
+            <w:r>
+              <w:rPr>
+                <w:color w:val="1F2933"/>
+                <w:sz w:val="20"/>
+                <w:szCs w:val="20"/>
+              </w:rPr>
+              <w:t xml:space="preserve"> a </w:t>
+            </w:r>
+            <w:r>
+              <w:rPr>
+                <w:rFonts w:ascii="Consolas" w:cs="Consolas" w:eastAsia="Consolas" w:hAnsi="Consolas"/>
+                <w:color w:val="7A2E0E"/>
+                <w:sz w:val="18"/>
+                <w:szCs w:val="18"/>
+              </w:rPr>
+              <w:t xml:space="preserve">main</w:t>
+            </w:r>
+            <w:r>
+              <w:rPr>
+                <w:color w:val="1F2933"/>
+                <w:sz w:val="20"/>
+                <w:szCs w:val="20"/>
+              </w:rPr>
+              <w:t xml:space="preserve"> (Administration → Branches and Pull Requests) para que el análisis de </w:t>
+            </w:r>
+            <w:r>
+              <w:rPr>
+                <w:rFonts w:ascii="Consolas" w:cs="Consolas" w:eastAsia="Consolas" w:hAnsi="Consolas"/>
+                <w:color w:val="7A2E0E"/>
+                <w:sz w:val="18"/>
+                <w:szCs w:val="18"/>
+              </w:rPr>
+              <w:t xml:space="preserve">main</w:t>
+            </w:r>
+            <w:r>
+              <w:rPr>
+                <w:color w:val="1F2933"/>
+                <w:sz w:val="20"/>
+                <w:szCs w:val="20"/>
+              </w:rPr>
+              <w:t xml:space="preserve"> sea el principal</w:t>
+            </w:r>
+          </w:p>
+        </w:tc>
+      </w:tr>
+      <w:tr>
+        <w:trPr>
+          <w:cantSplit/>
+        </w:trPr>
+        <w:tc>
+          <w:tcPr>
+            <w:tcW w:type="dxa" w:w="3300"/>
+            <w:tcBorders>
+              <w:top w:val="single" w:color="D5D9DD" w:sz="4"/>
+              <w:left w:val="single" w:color="D5D9DD" w:sz="4"/>
+              <w:bottom w:val="single" w:color="D5D9DD" w:sz="4"/>
+              <w:right w:val="single" w:color="D5D9DD" w:sz="4"/>
+            </w:tcBorders>
+            <w:tcMar>
+              <w:top w:type="dxa" w:w="70"/>
+              <w:left w:type="dxa" w:w="110"/>
+              <w:bottom w:type="dxa" w:w="70"/>
+              <w:right w:type="dxa" w:w="110"/>
+            </w:tcMar>
+          </w:tcPr>
+          <w:p>
+            <w:pPr>
+              <w:spacing w:after="0" w:line="252"/>
+            </w:pPr>
+            <w:r>
+              <w:rPr>
+                <w:color w:val="1F2933"/>
+                <w:sz w:val="20"/>
+                <w:szCs w:val="20"/>
+              </w:rPr>
+              <w:t xml:space="preserve">Análisis desde Gradle/CI</w:t>
+            </w:r>
+          </w:p>
+        </w:tc>
+        <w:tc>
+          <w:tcPr>
+            <w:tcW w:type="dxa" w:w="1300"/>
+            <w:tcBorders>
+              <w:top w:val="single" w:color="D5D9DD" w:sz="4"/>
+              <w:left w:val="single" w:color="D5D9DD" w:sz="4"/>
+              <w:bottom w:val="single" w:color="D5D9DD" w:sz="4"/>
+              <w:right w:val="single" w:color="D5D9DD" w:sz="4"/>
+            </w:tcBorders>
+            <w:tcMar>
+              <w:top w:type="dxa" w:w="70"/>
+              <w:left w:type="dxa" w:w="110"/>
+              <w:bottom w:type="dxa" w:w="70"/>
+              <w:right w:type="dxa" w:w="110"/>
+            </w:tcMar>
+          </w:tcPr>
+          <w:p>
+            <w:pPr>
+              <w:spacing w:after="0" w:line="252"/>
+            </w:pPr>
+            <w:r>
+              <w:rPr>
+                <w:color w:val="1F2933"/>
+                <w:sz w:val="20"/>
+                <w:szCs w:val="20"/>
+              </w:rPr>
+              <w:t xml:space="preserve">Listo · CI en verde</w:t>
+            </w:r>
+          </w:p>
+        </w:tc>
+        <w:tc>
+          <w:tcPr>
+            <w:tcW w:type="dxa" w:w="4760"/>
+            <w:tcBorders>
+              <w:top w:val="single" w:color="D5D9DD" w:sz="4"/>
+              <w:left w:val="single" w:color="D5D9DD" w:sz="4"/>
+              <w:bottom w:val="single" w:color="D5D9DD" w:sz="4"/>
+              <w:right w:val="single" w:color="D5D9DD" w:sz="4"/>
+            </w:tcBorders>
+            <w:tcMar>
+              <w:top w:type="dxa" w:w="70"/>
+              <w:left w:type="dxa" w:w="110"/>
+              <w:bottom w:type="dxa" w:w="70"/>
+              <w:right w:type="dxa" w:w="110"/>
+            </w:tcMar>
+          </w:tcPr>
+          <w:p>
+            <w:pPr>
+              <w:spacing w:after="0" w:line="252"/>
+            </w:pPr>
+            <w:r>
+              <w:rPr>
+                <w:color w:val="1F2933"/>
+                <w:sz w:val="20"/>
+                <w:szCs w:val="20"/>
+              </w:rPr>
+              <w:t xml:space="preserve">Workflow en </w:t>
+            </w:r>
+            <w:r>
+              <w:rPr>
+                <w:rFonts w:ascii="Consolas" w:cs="Consolas" w:eastAsia="Consolas" w:hAnsi="Consolas"/>
+                <w:color w:val="7A2E0E"/>
+                <w:sz w:val="18"/>
+                <w:szCs w:val="18"/>
+              </w:rPr>
+              <w:t xml:space="preserve">.github/workflows/</w:t>
+            </w:r>
+            <w:r>
+              <w:rPr>
+                <w:color w:val="1F2933"/>
+                <w:sz w:val="20"/>
+                <w:szCs w:val="20"/>
+              </w:rPr>
+              <w:t xml:space="preserve"> con el secret </w:t>
+            </w:r>
+            <w:r>
+              <w:rPr>
+                <w:rFonts w:ascii="Consolas" w:cs="Consolas" w:eastAsia="Consolas" w:hAnsi="Consolas"/>
+                <w:color w:val="7A2E0E"/>
+                <w:sz w:val="18"/>
+                <w:szCs w:val="18"/>
+              </w:rPr>
               <w:t xml:space="preserve">SONAR_TOKEN</w:t>
             </w:r>
             <w:r>
@@ -8150,7 +9315,7 @@
                 <w:sz w:val="20"/>
                 <w:szCs w:val="20"/>
               </w:rPr>
-              <w:t xml:space="preserve"> en GitHub</w:t>
+              <w:t xml:space="preserve">; la corrida #4 terminó en verde (87 pruebas unitarias, 130 escenarios Karate, análisis de Sonar y Quality Gate en OK)</w:t>
             </w:r>
           </w:p>
         </w:tc>
@@ -8511,6 +9676,212 @@
     </w:p>
     <w:p>
       <w:pPr>
+        <w:pStyle w:val="ListParagraph"/>
+        <w:numPr>
+          <w:ilvl w:val="0"/>
+          <w:numId w:val="2"/>
+        </w:numPr>
+        <w:spacing w:after="60" w:line="276"/>
+      </w:pPr>
+      <w:r>
+        <w:rPr>
+          <w:color w:val="1F2933"/>
+          <w:sz w:val="22"/>
+          <w:szCs w:val="22"/>
+        </w:rPr>
+        <w:t xml:space="preserve">El plugin </w:t>
+      </w:r>
+      <w:r>
+        <w:rPr>
+          <w:rFonts w:ascii="Consolas" w:cs="Consolas" w:eastAsia="Consolas" w:hAnsi="Consolas"/>
+          <w:color w:val="7A2E0E"/>
+          <w:sz w:val="20"/>
+          <w:szCs w:val="20"/>
+        </w:rPr>
+        <w:t xml:space="preserve">org.sonarqube</w:t>
+      </w:r>
+      <w:r>
+        <w:rPr>
+          <w:color w:val="1F2933"/>
+          <w:sz w:val="22"/>
+          <w:szCs w:val="22"/>
+        </w:rPr>
+        <w:t xml:space="preserve"> 7.0.0.6105 con Gradle 9 falla en la tarea </w:t>
+      </w:r>
+      <w:r>
+        <w:rPr>
+          <w:rFonts w:ascii="Consolas" w:cs="Consolas" w:eastAsia="Consolas" w:hAnsi="Consolas"/>
+          <w:color w:val="7A2E0E"/>
+          <w:sz w:val="20"/>
+          <w:szCs w:val="20"/>
+        </w:rPr>
+        <w:t xml:space="preserve">:sonarResolver</w:t>
+      </w:r>
+      <w:r>
+        <w:rPr>
+          <w:color w:val="1F2933"/>
+          <w:sz w:val="22"/>
+          <w:szCs w:val="22"/>
+        </w:rPr>
+        <w:t xml:space="preserve"> si </w:t>
+      </w:r>
+      <w:r>
+        <w:rPr>
+          <w:rFonts w:ascii="Consolas" w:cs="Consolas" w:eastAsia="Consolas" w:hAnsi="Consolas"/>
+          <w:color w:val="7A2E0E"/>
+          <w:sz w:val="20"/>
+          <w:szCs w:val="20"/>
+        </w:rPr>
+        <w:t xml:space="preserve">clean</w:t>
+      </w:r>
+      <w:r>
+        <w:rPr>
+          <w:color w:val="1F2933"/>
+          <w:sz w:val="22"/>
+          <w:szCs w:val="22"/>
+        </w:rPr>
+        <w:t xml:space="preserve"> y </w:t>
+      </w:r>
+      <w:r>
+        <w:rPr>
+          <w:rFonts w:ascii="Consolas" w:cs="Consolas" w:eastAsia="Consolas" w:hAnsi="Consolas"/>
+          <w:color w:val="7A2E0E"/>
+          <w:sz w:val="20"/>
+          <w:szCs w:val="20"/>
+        </w:rPr>
+        <w:t xml:space="preserve">sonar</w:t>
+      </w:r>
+      <w:r>
+        <w:rPr>
+          <w:color w:val="1F2933"/>
+          <w:sz w:val="22"/>
+          <w:szCs w:val="22"/>
+        </w:rPr>
+        <w:t xml:space="preserve"> van en la misma invocación (ticket SCANGRADLE-295 de SonarSource). Se resolvió quitando </w:t>
+      </w:r>
+      <w:r>
+        <w:rPr>
+          <w:rFonts w:ascii="Consolas" w:cs="Consolas" w:eastAsia="Consolas" w:hAnsi="Consolas"/>
+          <w:color w:val="7A2E0E"/>
+          <w:sz w:val="20"/>
+          <w:szCs w:val="20"/>
+        </w:rPr>
+        <w:t xml:space="preserve">clean</w:t>
+      </w:r>
+      <w:r>
+        <w:rPr>
+          <w:color w:val="1F2933"/>
+          <w:sz w:val="22"/>
+          <w:szCs w:val="22"/>
+        </w:rPr>
+        <w:t xml:space="preserve"> del comando; si se necesita limpiar, se hace en otra invocación (</w:t>
+      </w:r>
+      <w:r>
+        <w:rPr>
+          <w:rFonts w:ascii="Consolas" w:cs="Consolas" w:eastAsia="Consolas" w:hAnsi="Consolas"/>
+          <w:color w:val="7A2E0E"/>
+          <w:sz w:val="20"/>
+          <w:szCs w:val="20"/>
+        </w:rPr>
+        <w:t xml:space="preserve">./gradlew clean</w:t>
+      </w:r>
+      <w:r>
+        <w:rPr>
+          <w:color w:val="1F2933"/>
+          <w:sz w:val="22"/>
+          <w:szCs w:val="22"/>
+        </w:rPr>
+        <w:t xml:space="preserve">).</w:t>
+      </w:r>
+    </w:p>
+    <w:p>
+      <w:pPr>
+        <w:pStyle w:val="ListParagraph"/>
+        <w:numPr>
+          <w:ilvl w:val="0"/>
+          <w:numId w:val="2"/>
+        </w:numPr>
+        <w:spacing w:after="60" w:line="276"/>
+      </w:pPr>
+      <w:r>
+        <w:rPr>
+          <w:color w:val="1F2933"/>
+          <w:sz w:val="22"/>
+          <w:szCs w:val="22"/>
+        </w:rPr>
+        <w:t xml:space="preserve">Un proyecto creado manualmente en SonarCloud nace con la rama principal </w:t>
+      </w:r>
+      <w:r>
+        <w:rPr>
+          <w:rFonts w:ascii="Consolas" w:cs="Consolas" w:eastAsia="Consolas" w:hAnsi="Consolas"/>
+          <w:color w:val="7A2E0E"/>
+          <w:sz w:val="20"/>
+          <w:szCs w:val="20"/>
+        </w:rPr>
+        <w:t xml:space="preserve">master</w:t>
+      </w:r>
+      <w:r>
+        <w:rPr>
+          <w:color w:val="1F2933"/>
+          <w:sz w:val="22"/>
+          <w:szCs w:val="22"/>
+        </w:rPr>
+        <w:t xml:space="preserve">. Si el repositorio usa </w:t>
+      </w:r>
+      <w:r>
+        <w:rPr>
+          <w:rFonts w:ascii="Consolas" w:cs="Consolas" w:eastAsia="Consolas" w:hAnsi="Consolas"/>
+          <w:color w:val="7A2E0E"/>
+          <w:sz w:val="20"/>
+          <w:szCs w:val="20"/>
+        </w:rPr>
+        <w:t xml:space="preserve">main</w:t>
+      </w:r>
+      <w:r>
+        <w:rPr>
+          <w:color w:val="1F2933"/>
+          <w:sz w:val="22"/>
+          <w:szCs w:val="22"/>
+        </w:rPr>
+        <w:t xml:space="preserve">, el análisis se guarda como rama corta y la principal queda sin analizar: </w:t>
+      </w:r>
+      <w:r>
+        <w:rPr>
+          <w:rFonts w:ascii="Consolas" w:cs="Consolas" w:eastAsia="Consolas" w:hAnsi="Consolas"/>
+          <w:color w:val="7A2E0E"/>
+          <w:sz w:val="20"/>
+          <w:szCs w:val="20"/>
+        </w:rPr>
+        <w:t xml:space="preserve">check-metrics.sh</w:t>
+      </w:r>
+      <w:r>
+        <w:rPr>
+          <w:color w:val="1F2933"/>
+          <w:sz w:val="22"/>
+          <w:szCs w:val="22"/>
+        </w:rPr>
+        <w:t xml:space="preserve"> ahora recibe la rama (</w:t>
+      </w:r>
+      <w:r>
+        <w:rPr>
+          <w:rFonts w:ascii="Consolas" w:cs="Consolas" w:eastAsia="Consolas" w:hAnsi="Consolas"/>
+          <w:color w:val="7A2E0E"/>
+          <w:sz w:val="20"/>
+          <w:szCs w:val="20"/>
+        </w:rPr>
+        <w:t xml:space="preserve">SONAR_BRANCH</w:t>
+      </w:r>
+      <w:r>
+        <w:rPr>
+          <w:color w:val="1F2933"/>
+          <w:sz w:val="22"/>
+          <w:szCs w:val="22"/>
+        </w:rPr>
+        <w:t xml:space="preserve">) y falla si no hay datos, para no dar un falso OK.</w:t>
+      </w:r>
+    </w:p>
+    <w:p>
+      <w:pPr>
         <w:pStyle w:val="Heading1"/>
         <w:spacing w:after="140" w:before="360"/>
       </w:pPr>
@@ -8522,7 +9893,7 @@
           <w:sz w:val="32"/>
           <w:szCs w:val="32"/>
         </w:rPr>
-        <w:t xml:space="preserve">9. Riesgos y mitigaciones</w:t>
+        <w:t xml:space="preserve">10. Riesgos y mitigaciones</w:t>
       </w:r>
     </w:p>
     <w:tbl>
@@ -8706,7 +10077,7 @@
                 <w:sz w:val="20"/>
                 <w:szCs w:val="20"/>
               </w:rPr>
-              <w:t xml:space="preserve">La primera corrida falla</w:t>
+              <w:t xml:space="preserve">La corrida de CI falla</w:t>
             </w:r>
           </w:p>
         </w:tc>
@@ -8736,7 +10107,24 @@
                 <w:sz w:val="20"/>
                 <w:szCs w:val="20"/>
               </w:rPr>
-              <w:t xml:space="preserve">Versiones fijadas (Karate 1.5.1, plugin 7.0.0.6105); si no resuelven, ajustar a la vigente</w:t>
+              <w:t xml:space="preserve">Versiones fijadas (Karate 1.5.1 en </w:t>
+            </w:r>
+            <w:r>
+              <w:rPr>
+                <w:rFonts w:ascii="Consolas" w:cs="Consolas" w:eastAsia="Consolas" w:hAnsi="Consolas"/>
+                <w:color w:val="7A2E0E"/>
+                <w:sz w:val="18"/>
+                <w:szCs w:val="18"/>
+              </w:rPr>
+              <w:t xml:space="preserve">io.karatelabs</w:t>
+            </w:r>
+            <w:r>
+              <w:rPr>
+                <w:color w:val="1F2933"/>
+                <w:sz w:val="20"/>
+                <w:szCs w:val="20"/>
+              </w:rPr>
+              <w:t xml:space="preserve">, plugin 7.0.0.6105), ya comprobadas en la corrida #4</w:t>
             </w:r>
           </w:p>
         </w:tc>
@@ -8831,7 +10219,7 @@
                 <w:sz w:val="20"/>
                 <w:szCs w:val="20"/>
               </w:rPr>
-              <w:t xml:space="preserve">Calibrar con el primer análisis real; están en un solo lugar del script</w:t>
+              <w:t xml:space="preserve">Ya medidos (136 y 83); se pueden ajustar en un solo lugar del script</w:t>
             </w:r>
           </w:p>
         </w:tc>
@@ -9149,7 +10537,7 @@
           <w:sz w:val="32"/>
           <w:szCs w:val="32"/>
         </w:rPr>
-        <w:t xml:space="preserve">10. Beneficios y próximos pasos</w:t>
+        <w:t xml:space="preserve">11. Beneficios y próximos pasos</w:t>
       </w:r>
     </w:p>
     <w:p>
@@ -9271,7 +10659,7 @@
           <w:sz w:val="22"/>
           <w:szCs w:val="22"/>
         </w:rPr>
-        <w:t xml:space="preserve">Guardar el token de SonarCloud como secret </w:t>
+        <w:t xml:space="preserve">Borrar la rama corta </w:t>
       </w:r>
       <w:r>
         <w:rPr>
@@ -9280,15 +10668,15 @@
           <w:sz w:val="20"/>
           <w:szCs w:val="20"/>
         </w:rPr>
-        <w:t xml:space="preserve">SONAR_TOKEN</w:t>
-      </w:r>
-      <w:r>
-        <w:rPr>
-          <w:color w:val="1F2933"/>
-          <w:sz w:val="22"/>
-          <w:szCs w:val="22"/>
-        </w:rPr>
-        <w:t xml:space="preserve"> en GitHub (el workflow ya está en </w:t>
+        <w:t xml:space="preserve">main</w:t>
+      </w:r>
+      <w:r>
+        <w:rPr>
+          <w:color w:val="1F2933"/>
+          <w:sz w:val="22"/>
+          <w:szCs w:val="22"/>
+        </w:rPr>
+        <w:t xml:space="preserve"> de SonarCloud y renombrar </w:t>
       </w:r>
       <w:r>
         <w:rPr>
@@ -9297,15 +10685,32 @@
           <w:sz w:val="20"/>
           <w:szCs w:val="20"/>
         </w:rPr>
-        <w:t xml:space="preserve">.github/workflows/sonarcloud.yml</w:t>
-      </w:r>
-      <w:r>
-        <w:rPr>
-          <w:color w:val="1F2933"/>
-          <w:sz w:val="22"/>
-          <w:szCs w:val="22"/>
-        </w:rPr>
-        <w:t xml:space="preserve">).</w:t>
+        <w:t xml:space="preserve">master</w:t>
+      </w:r>
+      <w:r>
+        <w:rPr>
+          <w:color w:val="1F2933"/>
+          <w:sz w:val="22"/>
+          <w:szCs w:val="22"/>
+        </w:rPr>
+        <w:t xml:space="preserve"> a </w:t>
+      </w:r>
+      <w:r>
+        <w:rPr>
+          <w:rFonts w:ascii="Consolas" w:cs="Consolas" w:eastAsia="Consolas" w:hAnsi="Consolas"/>
+          <w:color w:val="7A2E0E"/>
+          <w:sz w:val="20"/>
+          <w:szCs w:val="20"/>
+        </w:rPr>
+        <w:t xml:space="preserve">main</w:t>
+      </w:r>
+      <w:r>
+        <w:rPr>
+          <w:color w:val="1F2933"/>
+          <w:sz w:val="22"/>
+          <w:szCs w:val="22"/>
+        </w:rPr>
+        <w:t xml:space="preserve">; volver a ejecutar el workflow para que el análisis quede en la rama principal.</w:t>
       </w:r>
     </w:p>
     <w:p>
@@ -9323,7 +10728,7 @@
           <w:sz w:val="22"/>
           <w:szCs w:val="22"/>
         </w:rPr>
-        <w:t xml:space="preserve">Ejecutar </w:t>
+        <w:t xml:space="preserve">Revisar el reporte de Karate (artefacto </w:t>
       </w:r>
       <w:r>
         <w:rPr>
@@ -9332,15 +10737,15 @@
           <w:sz w:val="20"/>
           <w:szCs w:val="20"/>
         </w:rPr>
-        <w:t xml:space="preserve">./gradlew acceptanceTest</w:t>
-      </w:r>
-      <w:r>
-        <w:rPr>
-          <w:color w:val="1F2933"/>
-          <w:sz w:val="22"/>
-          <w:szCs w:val="22"/>
-        </w:rPr>
-        <w:t xml:space="preserve"> y revisar el reporte de Karate.</w:t>
+        <w:t xml:space="preserve">karate-reports</w:t>
+      </w:r>
+      <w:r>
+        <w:rPr>
+          <w:color w:val="1F2933"/>
+          <w:sz w:val="22"/>
+          <w:szCs w:val="22"/>
+        </w:rPr>
+        <w:t xml:space="preserve"> del workflow) y ajustar los topes de complejidad si se desea.</w:t>
       </w:r>
     </w:p>
     <w:p>
@@ -9358,7 +10763,24 @@
           <w:sz w:val="22"/>
           <w:szCs w:val="22"/>
         </w:rPr>
-        <w:t xml:space="preserve">Ejecutar el análisis de Sonar y calibrar los topes de complejidad con los valores reales.</w:t>
+        <w:t xml:space="preserve">Decidir antes del 1 de noviembre de 2026: plan de pago para conservar el gate y el profile propios, o plan gratuito con </w:t>
+      </w:r>
+      <w:r>
+        <w:rPr>
+          <w:rFonts w:ascii="Consolas" w:cs="Consolas" w:eastAsia="Consolas" w:hAnsi="Consolas"/>
+          <w:color w:val="7A2E0E"/>
+          <w:sz w:val="20"/>
+          <w:szCs w:val="20"/>
+        </w:rPr>
+        <w:t xml:space="preserve">check-metrics.sh</w:t>
+      </w:r>
+      <w:r>
+        <w:rPr>
+          <w:color w:val="1F2933"/>
+          <w:sz w:val="22"/>
+          <w:szCs w:val="22"/>
+        </w:rPr>
+        <w:t xml:space="preserve">.</w:t>
       </w:r>
     </w:p>
     <w:p>
@@ -9376,41 +10798,6 @@
           <w:sz w:val="22"/>
           <w:szCs w:val="22"/>
         </w:rPr>
-        <w:t xml:space="preserve">Decidir antes del 1 de noviembre de 2026: plan de pago para conservar el gate y el profile propios, o plan gratuito con </w:t>
-      </w:r>
-      <w:r>
-        <w:rPr>
-          <w:rFonts w:ascii="Consolas" w:cs="Consolas" w:eastAsia="Consolas" w:hAnsi="Consolas"/>
-          <w:color w:val="7A2E0E"/>
-          <w:sz w:val="20"/>
-          <w:szCs w:val="20"/>
-        </w:rPr>
-        <w:t xml:space="preserve">check-metrics.sh</w:t>
-      </w:r>
-      <w:r>
-        <w:rPr>
-          <w:color w:val="1F2933"/>
-          <w:sz w:val="22"/>
-          <w:szCs w:val="22"/>
-        </w:rPr>
-        <w:t xml:space="preserve">.</w:t>
-      </w:r>
-    </w:p>
-    <w:p>
-      <w:pPr>
-        <w:pStyle w:val="ListParagraph"/>
-        <w:numPr>
-          <w:ilvl w:val="0"/>
-          <w:numId w:val="4"/>
-        </w:numPr>
-        <w:spacing w:after="80" w:line="276"/>
-      </w:pPr>
-      <w:r>
-        <w:rPr>
-          <w:color w:val="1F2933"/>
-          <w:sz w:val="22"/>
-          <w:szCs w:val="22"/>
-        </w:rPr>
         <w:t xml:space="preserve">Opcional: pruebas visuales de la ventana Swing (AssertJ Swing).</w:t>
       </w:r>
     </w:p>
@@ -9427,7 +10814,7 @@
           <w:sz w:val="32"/>
           <w:szCs w:val="32"/>
         </w:rPr>
-        <w:t xml:space="preserve">11. Preguntas frecuentes</w:t>
+        <w:t xml:space="preserve">12. Preguntas frecuentes</w:t>
       </w:r>
     </w:p>
     <w:p>
@@ -9612,7 +10999,7 @@
           <w:sz w:val="32"/>
           <w:szCs w:val="32"/>
         </w:rPr>
-        <w:t xml:space="preserve">12. Glosario</w:t>
+        <w:t xml:space="preserve">13. Glosario</w:t>
       </w:r>
     </w:p>
     <w:tbl>

--- a/docs/Documento_Socializacion_Calidad_Calculadora.docx
+++ b/docs/Documento_Socializacion_Calidad_Calculadora.docx
@@ -95,7 +95,7 @@
           <w:sz w:val="22"/>
           <w:szCs w:val="22"/>
         </w:rPr>
-        <w:t xml:space="preserve">Fecha: 18 de octubre de 2026</w:t>
+        <w:t xml:space="preserve">Fecha: 19 de octubre de 2026</w:t>
       </w:r>
     </w:p>
     <w:p>
@@ -8229,6 +8229,517 @@
     </w:p>
     <w:p>
       <w:pPr>
+        <w:pStyle w:val="Heading2"/>
+        <w:spacing w:after="100" w:before="240"/>
+      </w:pPr>
+      <w:r>
+        <w:rPr>
+          <w:b/>
+          <w:bCs/>
+          <w:color w:val="1F2933"/>
+          <w:sz w:val="26"/>
+          <w:szCs w:val="26"/>
+        </w:rPr>
+        <w:t xml:space="preserve">8.1 Evidencia: el análisis en SonarCloud</w:t>
+      </w:r>
+    </w:p>
+    <w:p>
+      <w:pPr>
+        <w:spacing w:after="120" w:line="288"/>
+      </w:pPr>
+      <w:r>
+        <w:rPr>
+          <w:color w:val="1F2933"/>
+          <w:sz w:val="22"/>
+          <w:szCs w:val="22"/>
+        </w:rPr>
+        <w:t xml:space="preserve">Las capturas siguientes son de la interfaz real de SonarCloud (organización </w:t>
+      </w:r>
+      <w:r>
+        <w:rPr>
+          <w:rFonts w:ascii="Consolas" w:cs="Consolas" w:eastAsia="Consolas" w:hAnsi="Consolas"/>
+          <w:color w:val="7A2E0E"/>
+          <w:sz w:val="20"/>
+          <w:szCs w:val="20"/>
+        </w:rPr>
+        <w:t xml:space="preserve">julian7965</w:t>
+      </w:r>
+      <w:r>
+        <w:rPr>
+          <w:color w:val="1F2933"/>
+          <w:sz w:val="22"/>
+          <w:szCs w:val="22"/>
+        </w:rPr>
+        <w:t xml:space="preserve">, proyecto </w:t>
+      </w:r>
+      <w:r>
+        <w:rPr>
+          <w:rFonts w:ascii="Consolas" w:cs="Consolas" w:eastAsia="Consolas" w:hAnsi="Consolas"/>
+          <w:color w:val="7A2E0E"/>
+          <w:sz w:val="20"/>
+          <w:szCs w:val="20"/>
+        </w:rPr>
+        <w:t xml:space="preserve">julian7965_calidad-software</w:t>
+      </w:r>
+      <w:r>
+        <w:rPr>
+          <w:color w:val="1F2933"/>
+          <w:sz w:val="22"/>
+          <w:szCs w:val="22"/>
+        </w:rPr>
+        <w:t xml:space="preserve">), tomadas después de la corrida de integración continua.</w:t>
+      </w:r>
+    </w:p>
+    <w:p>
+      <w:pPr>
+        <w:keepNext/>
+        <w:keepLines/>
+        <w:spacing w:after="40" w:before="120"/>
+        <w:jc w:val="center"/>
+      </w:pPr>
+      <w:r>
+        <w:drawing>
+          <wp:inline distT="0" distB="0" distL="0" distR="0">
+            <wp:extent cx="4210050" cy="2628900"/>
+            <wp:effectExtent t="0" r="0" b="0" l="0"/>
+            <wp:docPr id="1" name="01_resumen.png" descr="Resumen de la rama main en SonarCloud" title="Resumen de la rama main en SonarCloud"/>
+            <wp:cNvGraphicFramePr>
+              <a:graphicFrameLocks xmlns:a="http://schemas.openxmlformats.org/drawingml/2006/main" noChangeAspect="1"/>
+            </wp:cNvGraphicFramePr>
+            <a:graphic xmlns:a="http://schemas.openxmlformats.org/drawingml/2006/main">
+              <a:graphicData uri="http://schemas.openxmlformats.org/drawingml/2006/picture">
+                <pic:pic xmlns:pic="http://schemas.openxmlformats.org/drawingml/2006/picture">
+                  <pic:nvPicPr>
+                    <pic:cNvPr id="0" name="" descr=""/>
+                    <pic:cNvPicPr>
+                      <a:picLocks noChangeAspect="1" noChangeArrowheads="1"/>
+                    </pic:cNvPicPr>
+                  </pic:nvPicPr>
+                  <pic:blipFill>
+                    <a:blip r:embed="rId13" cstate="none"/>
+                    <a:srcRect/>
+                    <a:stretch>
+                      <a:fillRect/>
+                    </a:stretch>
+                  </pic:blipFill>
+                  <pic:spPr bwMode="auto">
+                    <a:xfrm>
+                      <a:off x="0" y="0"/>
+                      <a:ext cx="4210050" cy="2628900"/>
+                    </a:xfrm>
+                    <a:prstGeom prst="rect">
+                      <a:avLst/>
+                    </a:prstGeom>
+                  </pic:spPr>
+                </pic:pic>
+              </a:graphicData>
+            </a:graphic>
+          </wp:inline>
+        </w:drawing>
+      </w:r>
+    </w:p>
+    <w:p>
+      <w:pPr>
+        <w:spacing w:after="180"/>
+        <w:jc w:val="center"/>
+      </w:pPr>
+      <w:r>
+        <w:rPr>
+          <w:i/>
+          <w:iCs/>
+          <w:color w:val="5B6770"/>
+          <w:sz w:val="18"/>
+          <w:szCs w:val="18"/>
+        </w:rPr>
+        <w:t xml:space="preserve">Figura 6. Resumen de la rama main: Quality Gate “Calculadora Quality Gate” en Passed, 0 issues, cobertura 93,7 %, duplicación 0,0 %.</w:t>
+      </w:r>
+    </w:p>
+    <w:p>
+      <w:pPr>
+        <w:keepNext/>
+        <w:keepLines/>
+        <w:spacing w:after="40" w:before="120"/>
+        <w:jc w:val="center"/>
+      </w:pPr>
+      <w:r>
+        <w:drawing>
+          <wp:inline distT="0" distB="0" distL="0" distR="0">
+            <wp:extent cx="3381375" cy="3467100"/>
+            <wp:effectExtent t="0" r="0" b="0" l="0"/>
+            <wp:docPr id="1" name="02_quality_gate.png" descr="Calculadora Quality Gate con sus condiciones" title="Calculadora Quality Gate con sus condiciones"/>
+            <wp:cNvGraphicFramePr>
+              <a:graphicFrameLocks xmlns:a="http://schemas.openxmlformats.org/drawingml/2006/main" noChangeAspect="1"/>
+            </wp:cNvGraphicFramePr>
+            <a:graphic xmlns:a="http://schemas.openxmlformats.org/drawingml/2006/main">
+              <a:graphicData uri="http://schemas.openxmlformats.org/drawingml/2006/picture">
+                <pic:pic xmlns:pic="http://schemas.openxmlformats.org/drawingml/2006/picture">
+                  <pic:nvPicPr>
+                    <pic:cNvPr id="0" name="" descr=""/>
+                    <pic:cNvPicPr>
+                      <a:picLocks noChangeAspect="1" noChangeArrowheads="1"/>
+                    </pic:cNvPicPr>
+                  </pic:nvPicPr>
+                  <pic:blipFill>
+                    <a:blip r:embed="rId14" cstate="none"/>
+                    <a:srcRect/>
+                    <a:stretch>
+                      <a:fillRect/>
+                    </a:stretch>
+                  </pic:blipFill>
+                  <pic:spPr bwMode="auto">
+                    <a:xfrm>
+                      <a:off x="0" y="0"/>
+                      <a:ext cx="3381375" cy="3467100"/>
+                    </a:xfrm>
+                    <a:prstGeom prst="rect">
+                      <a:avLst/>
+                    </a:prstGeom>
+                  </pic:spPr>
+                </pic:pic>
+              </a:graphicData>
+            </a:graphic>
+          </wp:inline>
+        </w:drawing>
+      </w:r>
+    </w:p>
+    <w:p>
+      <w:pPr>
+        <w:spacing w:after="180"/>
+        <w:jc w:val="center"/>
+      </w:pPr>
+      <w:r>
+        <w:rPr>
+          <w:i/>
+          <w:iCs/>
+          <w:color w:val="5B6770"/>
+          <w:sz w:val="18"/>
+          <w:szCs w:val="18"/>
+        </w:rPr>
+        <w:t xml:space="preserve">Figura 7. “Calculadora Quality Gate”: 7 condiciones sobre código nuevo y 3 sobre código total (complejidad cognitiva &gt; 120, cobertura &lt; 80 %, complejidad ciclomática &gt; 250).</w:t>
+      </w:r>
+    </w:p>
+    <w:p>
+      <w:pPr>
+        <w:keepNext/>
+        <w:keepLines/>
+        <w:spacing w:after="40" w:before="120"/>
+        <w:jc w:val="center"/>
+      </w:pPr>
+      <w:r>
+        <w:drawing>
+          <wp:inline distT="0" distB="0" distL="0" distR="0">
+            <wp:extent cx="4019550" cy="2238375"/>
+            <wp:effectExtent t="0" r="0" b="0" l="0"/>
+            <wp:docPr id="1" name="06_gate_asignado.png" descr="Gate asignado al proyecto" title="Gate asignado al proyecto"/>
+            <wp:cNvGraphicFramePr>
+              <a:graphicFrameLocks xmlns:a="http://schemas.openxmlformats.org/drawingml/2006/main" noChangeAspect="1"/>
+            </wp:cNvGraphicFramePr>
+            <a:graphic xmlns:a="http://schemas.openxmlformats.org/drawingml/2006/main">
+              <a:graphicData uri="http://schemas.openxmlformats.org/drawingml/2006/picture">
+                <pic:pic xmlns:pic="http://schemas.openxmlformats.org/drawingml/2006/picture">
+                  <pic:nvPicPr>
+                    <pic:cNvPr id="0" name="" descr=""/>
+                    <pic:cNvPicPr>
+                      <a:picLocks noChangeAspect="1" noChangeArrowheads="1"/>
+                    </pic:cNvPicPr>
+                  </pic:nvPicPr>
+                  <pic:blipFill>
+                    <a:blip r:embed="rId15" cstate="none"/>
+                    <a:srcRect/>
+                    <a:stretch>
+                      <a:fillRect/>
+                    </a:stretch>
+                  </pic:blipFill>
+                  <pic:spPr bwMode="auto">
+                    <a:xfrm>
+                      <a:off x="0" y="0"/>
+                      <a:ext cx="4019550" cy="2238375"/>
+                    </a:xfrm>
+                    <a:prstGeom prst="rect">
+                      <a:avLst/>
+                    </a:prstGeom>
+                  </pic:spPr>
+                </pic:pic>
+              </a:graphicData>
+            </a:graphic>
+          </wp:inline>
+        </w:drawing>
+      </w:r>
+    </w:p>
+    <w:p>
+      <w:pPr>
+        <w:spacing w:after="180"/>
+        <w:jc w:val="center"/>
+      </w:pPr>
+      <w:r>
+        <w:rPr>
+          <w:i/>
+          <w:iCs/>
+          <w:color w:val="5B6770"/>
+          <w:sz w:val="18"/>
+          <w:szCs w:val="18"/>
+        </w:rPr>
+        <w:t xml:space="preserve">Figura 8. El proyecto usa “Calculadora Quality Gate” (Administration → Quality Gate).</w:t>
+      </w:r>
+    </w:p>
+    <w:p>
+      <w:pPr>
+        <w:keepNext/>
+        <w:keepLines/>
+        <w:spacing w:after="40" w:before="120"/>
+        <w:jc w:val="center"/>
+      </w:pPr>
+      <w:r>
+        <w:drawing>
+          <wp:inline distT="0" distB="0" distL="0" distR="0">
+            <wp:extent cx="4572000" cy="2971800"/>
+            <wp:effectExtent t="0" r="0" b="0" l="0"/>
+            <wp:docPr id="1" name="03_profile.png" descr="Calculadora Java Profile" title="Calculadora Java Profile"/>
+            <wp:cNvGraphicFramePr>
+              <a:graphicFrameLocks xmlns:a="http://schemas.openxmlformats.org/drawingml/2006/main" noChangeAspect="1"/>
+            </wp:cNvGraphicFramePr>
+            <a:graphic xmlns:a="http://schemas.openxmlformats.org/drawingml/2006/main">
+              <a:graphicData uri="http://schemas.openxmlformats.org/drawingml/2006/picture">
+                <pic:pic xmlns:pic="http://schemas.openxmlformats.org/drawingml/2006/picture">
+                  <pic:nvPicPr>
+                    <pic:cNvPr id="0" name="" descr=""/>
+                    <pic:cNvPicPr>
+                      <a:picLocks noChangeAspect="1" noChangeArrowheads="1"/>
+                    </pic:cNvPicPr>
+                  </pic:nvPicPr>
+                  <pic:blipFill>
+                    <a:blip r:embed="rId16" cstate="none"/>
+                    <a:srcRect/>
+                    <a:stretch>
+                      <a:fillRect/>
+                    </a:stretch>
+                  </pic:blipFill>
+                  <pic:spPr bwMode="auto">
+                    <a:xfrm>
+                      <a:off x="0" y="0"/>
+                      <a:ext cx="4572000" cy="2971800"/>
+                    </a:xfrm>
+                    <a:prstGeom prst="rect">
+                      <a:avLst/>
+                    </a:prstGeom>
+                  </pic:spPr>
+                </pic:pic>
+              </a:graphicData>
+            </a:graphic>
+          </wp:inline>
+        </w:drawing>
+      </w:r>
+    </w:p>
+    <w:p>
+      <w:pPr>
+        <w:spacing w:after="180"/>
+        <w:jc w:val="center"/>
+      </w:pPr>
+      <w:r>
+        <w:rPr>
+          <w:i/>
+          <w:iCs/>
+          <w:color w:val="5B6770"/>
+          <w:sz w:val="18"/>
+          <w:szCs w:val="18"/>
+        </w:rPr>
+        <w:t xml:space="preserve">Figura 9. “Calculadora Java Profile”: 660 reglas activas, asociado al proyecto calidad-software.</w:t>
+      </w:r>
+    </w:p>
+    <w:p>
+      <w:pPr>
+        <w:keepNext/>
+        <w:keepLines/>
+        <w:spacing w:after="40" w:before="120"/>
+        <w:jc w:val="center"/>
+      </w:pPr>
+      <w:r>
+        <w:drawing>
+          <wp:inline distT="0" distB="0" distL="0" distR="0">
+            <wp:extent cx="3381375" cy="3638550"/>
+            <wp:effectExtent t="0" r="0" b="0" l="0"/>
+            <wp:docPr id="1" name="04_regla_s3776.png" descr="Regla S3776 con Threshold 15" title="Regla S3776 con Threshold 15"/>
+            <wp:cNvGraphicFramePr>
+              <a:graphicFrameLocks xmlns:a="http://schemas.openxmlformats.org/drawingml/2006/main" noChangeAspect="1"/>
+            </wp:cNvGraphicFramePr>
+            <a:graphic xmlns:a="http://schemas.openxmlformats.org/drawingml/2006/main">
+              <a:graphicData uri="http://schemas.openxmlformats.org/drawingml/2006/picture">
+                <pic:pic xmlns:pic="http://schemas.openxmlformats.org/drawingml/2006/picture">
+                  <pic:nvPicPr>
+                    <pic:cNvPr id="0" name="" descr=""/>
+                    <pic:cNvPicPr>
+                      <a:picLocks noChangeAspect="1" noChangeArrowheads="1"/>
+                    </pic:cNvPicPr>
+                  </pic:nvPicPr>
+                  <pic:blipFill>
+                    <a:blip r:embed="rId17" cstate="none"/>
+                    <a:srcRect/>
+                    <a:stretch>
+                      <a:fillRect/>
+                    </a:stretch>
+                  </pic:blipFill>
+                  <pic:spPr bwMode="auto">
+                    <a:xfrm>
+                      <a:off x="0" y="0"/>
+                      <a:ext cx="3381375" cy="3638550"/>
+                    </a:xfrm>
+                    <a:prstGeom prst="rect">
+                      <a:avLst/>
+                    </a:prstGeom>
+                  </pic:spPr>
+                </pic:pic>
+              </a:graphicData>
+            </a:graphic>
+          </wp:inline>
+        </w:drawing>
+      </w:r>
+    </w:p>
+    <w:p>
+      <w:pPr>
+        <w:spacing w:after="180"/>
+        <w:jc w:val="center"/>
+      </w:pPr>
+      <w:r>
+        <w:rPr>
+          <w:i/>
+          <w:iCs/>
+          <w:color w:val="5B6770"/>
+          <w:sz w:val="18"/>
+          <w:szCs w:val="18"/>
+        </w:rPr>
+        <w:t xml:space="preserve">Figura 10. Regla `java:S3776` (complejidad cognitiva por método): Threshold 15 en “Calculadora Java Profile”.</w:t>
+      </w:r>
+    </w:p>
+    <w:p>
+      <w:pPr>
+        <w:keepNext/>
+        <w:keepLines/>
+        <w:spacing w:after="40" w:before="120"/>
+        <w:jc w:val="center"/>
+      </w:pPr>
+      <w:r>
+        <w:drawing>
+          <wp:inline distT="0" distB="0" distL="0" distR="0">
+            <wp:extent cx="3657600" cy="3429000"/>
+            <wp:effectExtent t="0" r="0" b="0" l="0"/>
+            <wp:docPr id="1" name="05_regla_s1541.png" descr="Regla S1541 con Threshold 10" title="Regla S1541 con Threshold 10"/>
+            <wp:cNvGraphicFramePr>
+              <a:graphicFrameLocks xmlns:a="http://schemas.openxmlformats.org/drawingml/2006/main" noChangeAspect="1"/>
+            </wp:cNvGraphicFramePr>
+            <a:graphic xmlns:a="http://schemas.openxmlformats.org/drawingml/2006/main">
+              <a:graphicData uri="http://schemas.openxmlformats.org/drawingml/2006/picture">
+                <pic:pic xmlns:pic="http://schemas.openxmlformats.org/drawingml/2006/picture">
+                  <pic:nvPicPr>
+                    <pic:cNvPr id="0" name="" descr=""/>
+                    <pic:cNvPicPr>
+                      <a:picLocks noChangeAspect="1" noChangeArrowheads="1"/>
+                    </pic:cNvPicPr>
+                  </pic:nvPicPr>
+                  <pic:blipFill>
+                    <a:blip r:embed="rId18" cstate="none"/>
+                    <a:srcRect/>
+                    <a:stretch>
+                      <a:fillRect/>
+                    </a:stretch>
+                  </pic:blipFill>
+                  <pic:spPr bwMode="auto">
+                    <a:xfrm>
+                      <a:off x="0" y="0"/>
+                      <a:ext cx="3657600" cy="3429000"/>
+                    </a:xfrm>
+                    <a:prstGeom prst="rect">
+                      <a:avLst/>
+                    </a:prstGeom>
+                  </pic:spPr>
+                </pic:pic>
+              </a:graphicData>
+            </a:graphic>
+          </wp:inline>
+        </w:drawing>
+      </w:r>
+    </w:p>
+    <w:p>
+      <w:pPr>
+        <w:spacing w:after="180"/>
+        <w:jc w:val="center"/>
+      </w:pPr>
+      <w:r>
+        <w:rPr>
+          <w:i/>
+          <w:iCs/>
+          <w:color w:val="5B6770"/>
+          <w:sz w:val="18"/>
+          <w:szCs w:val="18"/>
+        </w:rPr>
+        <w:t xml:space="preserve">Figura 11. Regla `java:S1541` (complejidad ciclomática por método): Threshold 10 en “Calculadora Java Profile”.</w:t>
+      </w:r>
+    </w:p>
+    <w:p>
+      <w:pPr>
+        <w:keepNext/>
+        <w:keepLines/>
+        <w:spacing w:after="40" w:before="120"/>
+        <w:jc w:val="center"/>
+      </w:pPr>
+      <w:r>
+        <w:drawing>
+          <wp:inline distT="0" distB="0" distL="0" distR="0">
+            <wp:extent cx="5305425" cy="3200400"/>
+            <wp:effectExtent t="0" r="0" b="0" l="0"/>
+            <wp:docPr id="1" name="08_actions_verde.png" descr="Corrida de GitHub Actions en verde" title="Corrida de GitHub Actions en verde"/>
+            <wp:cNvGraphicFramePr>
+              <a:graphicFrameLocks xmlns:a="http://schemas.openxmlformats.org/drawingml/2006/main" noChangeAspect="1"/>
+            </wp:cNvGraphicFramePr>
+            <a:graphic xmlns:a="http://schemas.openxmlformats.org/drawingml/2006/main">
+              <a:graphicData uri="http://schemas.openxmlformats.org/drawingml/2006/picture">
+                <pic:pic xmlns:pic="http://schemas.openxmlformats.org/drawingml/2006/picture">
+                  <pic:nvPicPr>
+                    <pic:cNvPr id="0" name="" descr=""/>
+                    <pic:cNvPicPr>
+                      <a:picLocks noChangeAspect="1" noChangeArrowheads="1"/>
+                    </pic:cNvPicPr>
+                  </pic:nvPicPr>
+                  <pic:blipFill>
+                    <a:blip r:embed="rId19" cstate="none"/>
+                    <a:srcRect/>
+                    <a:stretch>
+                      <a:fillRect/>
+                    </a:stretch>
+                  </pic:blipFill>
+                  <pic:spPr bwMode="auto">
+                    <a:xfrm>
+                      <a:off x="0" y="0"/>
+                      <a:ext cx="5305425" cy="3200400"/>
+                    </a:xfrm>
+                    <a:prstGeom prst="rect">
+                      <a:avLst/>
+                    </a:prstGeom>
+                  </pic:spPr>
+                </pic:pic>
+              </a:graphicData>
+            </a:graphic>
+          </wp:inline>
+        </w:drawing>
+      </w:r>
+    </w:p>
+    <w:p>
+      <w:pPr>
+        <w:spacing w:after="180"/>
+        <w:jc w:val="center"/>
+      </w:pPr>
+      <w:r>
+        <w:rPr>
+          <w:i/>
+          <w:iCs/>
+          <w:color w:val="5B6770"/>
+          <w:sz w:val="18"/>
+          <w:szCs w:val="18"/>
+        </w:rPr>
+        <w:t xml:space="preserve">Figura 12. Workflow “Calidad - pruebas + SonarCloud” en GitHub Actions: corrida con resultado Success (pruebas unitarias, pruebas de aceptación Karate, análisis de SonarCloud y Quality Gate).</w:t>
+      </w:r>
+    </w:p>
+    <w:p>
+      <w:pPr>
         <w:pStyle w:val="Heading1"/>
         <w:spacing w:after="140" w:before="360"/>
       </w:pPr>
@@ -8240,7 +8751,1692 @@
           <w:sz w:val="32"/>
           <w:szCs w:val="32"/>
         </w:rPr>
-        <w:t xml:space="preserve">9. Estado actual</w:t>
+        <w:t xml:space="preserve">9. Seguridad de las dependencias</w:t>
+      </w:r>
+    </w:p>
+    <w:p>
+      <w:pPr>
+        <w:spacing w:after="120" w:line="288"/>
+      </w:pPr>
+      <w:r>
+        <w:rPr>
+          <w:color w:val="1F2933"/>
+          <w:sz w:val="22"/>
+          <w:szCs w:val="22"/>
+        </w:rPr>
+        <w:t xml:space="preserve">Además del código propio, SonarCloud analiza las </w:t>
+      </w:r>
+      <w:r>
+        <w:rPr>
+          <w:b/>
+          <w:bCs/>
+          <w:color w:val="1F2933"/>
+          <w:sz w:val="22"/>
+          <w:szCs w:val="22"/>
+        </w:rPr>
+        <w:t xml:space="preserve">dependencias</w:t>
+      </w:r>
+      <w:r>
+        <w:rPr>
+          <w:color w:val="1F2933"/>
+          <w:sz w:val="22"/>
+          <w:szCs w:val="22"/>
+        </w:rPr>
+        <w:t xml:space="preserve"> del proyecto (“Dependency risks”). El primer análisis reportó </w:t>
+      </w:r>
+      <w:r>
+        <w:rPr>
+          <w:b/>
+          <w:bCs/>
+          <w:color w:val="1F2933"/>
+          <w:sz w:val="22"/>
+          <w:szCs w:val="22"/>
+        </w:rPr>
+        <w:t xml:space="preserve">84 riesgos en 89 dependencias</w:t>
+      </w:r>
+      <w:r>
+        <w:rPr>
+          <w:color w:val="1F2933"/>
+          <w:sz w:val="22"/>
+          <w:szCs w:val="22"/>
+        </w:rPr>
+        <w:t xml:space="preserve">; la calidad del código propio estaba limpia (0 vulnerabilidades, 0 hotspots, 0 bugs), así que todos provenían de librerías </w:t>
+      </w:r>
+      <w:r>
+        <w:rPr>
+          <w:b/>
+          <w:bCs/>
+          <w:color w:val="1F2933"/>
+          <w:sz w:val="22"/>
+          <w:szCs w:val="22"/>
+        </w:rPr>
+        <w:t xml:space="preserve">transitivas de Karate</w:t>
+      </w:r>
+      <w:r>
+        <w:rPr>
+          <w:color w:val="1F2933"/>
+          <w:sz w:val="22"/>
+          <w:szCs w:val="22"/>
+        </w:rPr>
+        <w:t xml:space="preserve"> en el classpath de las pruebas de aceptación. Ninguna llega a la aplicación en producción, pero se corrigieron igualmente.</w:t>
+      </w:r>
+    </w:p>
+    <w:p>
+      <w:pPr>
+        <w:pStyle w:val="Heading2"/>
+        <w:spacing w:after="100" w:before="240"/>
+      </w:pPr>
+      <w:r>
+        <w:rPr>
+          <w:b/>
+          <w:bCs/>
+          <w:color w:val="1F2933"/>
+          <w:sz w:val="26"/>
+          <w:szCs w:val="26"/>
+        </w:rPr>
+        <w:t xml:space="preserve">Corrección aplicada</w:t>
+      </w:r>
+    </w:p>
+    <w:p>
+      <w:pPr>
+        <w:spacing w:after="120" w:line="288"/>
+      </w:pPr>
+      <w:r>
+        <w:rPr>
+          <w:color w:val="1F2933"/>
+          <w:sz w:val="22"/>
+          <w:szCs w:val="22"/>
+        </w:rPr>
+        <w:t xml:space="preserve">En lugar de modificar Karate, se </w:t>
+      </w:r>
+      <w:r>
+        <w:rPr>
+          <w:b/>
+          <w:bCs/>
+          <w:color w:val="1F2933"/>
+          <w:sz w:val="22"/>
+          <w:szCs w:val="22"/>
+        </w:rPr>
+        <w:t xml:space="preserve">fuerzan versiones corregidas</w:t>
+      </w:r>
+      <w:r>
+        <w:rPr>
+          <w:color w:val="1F2933"/>
+          <w:sz w:val="22"/>
+          <w:szCs w:val="22"/>
+        </w:rPr>
+        <w:t xml:space="preserve"> solo en el classpath de las pruebas de aceptación (</w:t>
+      </w:r>
+      <w:r>
+        <w:rPr>
+          <w:rFonts w:ascii="Consolas" w:cs="Consolas" w:eastAsia="Consolas" w:hAnsi="Consolas"/>
+          <w:color w:val="7A2E0E"/>
+          <w:sz w:val="20"/>
+          <w:szCs w:val="20"/>
+        </w:rPr>
+        <w:t xml:space="preserve">build.gradle</w:t>
+      </w:r>
+      <w:r>
+        <w:rPr>
+          <w:color w:val="1F2933"/>
+          <w:sz w:val="22"/>
+          <w:szCs w:val="22"/>
+        </w:rPr>
+        <w:t xml:space="preserve">). Un BOM o una restricción de Gradle únicamente sube la versión; nunca baja una que ya sea más alta.</w:t>
+      </w:r>
+    </w:p>
+    <w:tbl>
+      <w:tblPr>
+        <w:tblW w:type="dxa" w:w="9360"/>
+        <w:tblBorders>
+          <w:top w:val="single" w:color="auto" w:sz="4"/>
+          <w:left w:val="single" w:color="auto" w:sz="4"/>
+          <w:bottom w:val="single" w:color="auto" w:sz="4"/>
+          <w:right w:val="single" w:color="auto" w:sz="4"/>
+          <w:insideH w:val="single" w:color="auto" w:sz="4"/>
+          <w:insideV w:val="single" w:color="auto" w:sz="4"/>
+        </w:tblBorders>
+      </w:tblPr>
+      <w:tblGrid>
+        <w:gridCol w:w="2900"/>
+        <w:gridCol w:w="1400"/>
+        <w:gridCol w:w="1400"/>
+        <w:gridCol w:w="3660"/>
+      </w:tblGrid>
+      <w:tr>
+        <w:trPr>
+          <w:tblHeader/>
+        </w:trPr>
+        <w:tc>
+          <w:tcPr>
+            <w:tcW w:type="dxa" w:w="2900"/>
+            <w:tcBorders>
+              <w:top w:val="single" w:color="D5D9DD" w:sz="4"/>
+              <w:left w:val="single" w:color="D5D9DD" w:sz="4"/>
+              <w:bottom w:val="single" w:color="D5D9DD" w:sz="4"/>
+              <w:right w:val="single" w:color="D5D9DD" w:sz="4"/>
+            </w:tcBorders>
+            <w:shd w:fill="1F5E8C" w:val="clear"/>
+            <w:tcMar>
+              <w:top w:type="dxa" w:w="70"/>
+              <w:left w:type="dxa" w:w="110"/>
+              <w:bottom w:type="dxa" w:w="70"/>
+              <w:right w:type="dxa" w:w="110"/>
+            </w:tcMar>
+          </w:tcPr>
+          <w:p>
+            <w:pPr>
+              <w:spacing w:after="0" w:line="252"/>
+            </w:pPr>
+            <w:r>
+              <w:rPr>
+                <w:b/>
+                <w:bCs/>
+                <w:color w:val="FFFFFF"/>
+                <w:sz w:val="20"/>
+                <w:szCs w:val="20"/>
+              </w:rPr>
+              <w:t xml:space="preserve">Librería</w:t>
+            </w:r>
+          </w:p>
+        </w:tc>
+        <w:tc>
+          <w:tcPr>
+            <w:tcW w:type="dxa" w:w="1400"/>
+            <w:tcBorders>
+              <w:top w:val="single" w:color="D5D9DD" w:sz="4"/>
+              <w:left w:val="single" w:color="D5D9DD" w:sz="4"/>
+              <w:bottom w:val="single" w:color="D5D9DD" w:sz="4"/>
+              <w:right w:val="single" w:color="D5D9DD" w:sz="4"/>
+            </w:tcBorders>
+            <w:shd w:fill="1F5E8C" w:val="clear"/>
+            <w:tcMar>
+              <w:top w:type="dxa" w:w="70"/>
+              <w:left w:type="dxa" w:w="110"/>
+              <w:bottom w:type="dxa" w:w="70"/>
+              <w:right w:type="dxa" w:w="110"/>
+            </w:tcMar>
+          </w:tcPr>
+          <w:p>
+            <w:pPr>
+              <w:spacing w:after="0" w:line="252"/>
+            </w:pPr>
+            <w:r>
+              <w:rPr>
+                <w:b/>
+                <w:bCs/>
+                <w:color w:val="FFFFFF"/>
+                <w:sz w:val="20"/>
+                <w:szCs w:val="20"/>
+              </w:rPr>
+              <w:t xml:space="preserve">Antes</w:t>
+            </w:r>
+          </w:p>
+        </w:tc>
+        <w:tc>
+          <w:tcPr>
+            <w:tcW w:type="dxa" w:w="1400"/>
+            <w:tcBorders>
+              <w:top w:val="single" w:color="D5D9DD" w:sz="4"/>
+              <w:left w:val="single" w:color="D5D9DD" w:sz="4"/>
+              <w:bottom w:val="single" w:color="D5D9DD" w:sz="4"/>
+              <w:right w:val="single" w:color="D5D9DD" w:sz="4"/>
+            </w:tcBorders>
+            <w:shd w:fill="1F5E8C" w:val="clear"/>
+            <w:tcMar>
+              <w:top w:type="dxa" w:w="70"/>
+              <w:left w:type="dxa" w:w="110"/>
+              <w:bottom w:type="dxa" w:w="70"/>
+              <w:right w:type="dxa" w:w="110"/>
+            </w:tcMar>
+          </w:tcPr>
+          <w:p>
+            <w:pPr>
+              <w:spacing w:after="0" w:line="252"/>
+            </w:pPr>
+            <w:r>
+              <w:rPr>
+                <w:b/>
+                <w:bCs/>
+                <w:color w:val="FFFFFF"/>
+                <w:sz w:val="20"/>
+                <w:szCs w:val="20"/>
+              </w:rPr>
+              <w:t xml:space="preserve">Después</w:t>
+            </w:r>
+          </w:p>
+        </w:tc>
+        <w:tc>
+          <w:tcPr>
+            <w:tcW w:type="dxa" w:w="3660"/>
+            <w:tcBorders>
+              <w:top w:val="single" w:color="D5D9DD" w:sz="4"/>
+              <w:left w:val="single" w:color="D5D9DD" w:sz="4"/>
+              <w:bottom w:val="single" w:color="D5D9DD" w:sz="4"/>
+              <w:right w:val="single" w:color="D5D9DD" w:sz="4"/>
+            </w:tcBorders>
+            <w:shd w:fill="1F5E8C" w:val="clear"/>
+            <w:tcMar>
+              <w:top w:type="dxa" w:w="70"/>
+              <w:left w:type="dxa" w:w="110"/>
+              <w:bottom w:type="dxa" w:w="70"/>
+              <w:right w:type="dxa" w:w="110"/>
+            </w:tcMar>
+          </w:tcPr>
+          <w:p>
+            <w:pPr>
+              <w:spacing w:after="0" w:line="252"/>
+            </w:pPr>
+            <w:r>
+              <w:rPr>
+                <w:b/>
+                <w:bCs/>
+                <w:color w:val="FFFFFF"/>
+                <w:sz w:val="20"/>
+                <w:szCs w:val="20"/>
+              </w:rPr>
+              <w:t xml:space="preserve">Cómo se corrige</w:t>
+            </w:r>
+          </w:p>
+        </w:tc>
+      </w:tr>
+      <w:tr>
+        <w:trPr>
+          <w:cantSplit/>
+        </w:trPr>
+        <w:tc>
+          <w:tcPr>
+            <w:tcW w:type="dxa" w:w="2900"/>
+            <w:tcBorders>
+              <w:top w:val="single" w:color="D5D9DD" w:sz="4"/>
+              <w:left w:val="single" w:color="D5D9DD" w:sz="4"/>
+              <w:bottom w:val="single" w:color="D5D9DD" w:sz="4"/>
+              <w:right w:val="single" w:color="D5D9DD" w:sz="4"/>
+            </w:tcBorders>
+            <w:tcMar>
+              <w:top w:type="dxa" w:w="70"/>
+              <w:left w:type="dxa" w:w="110"/>
+              <w:bottom w:type="dxa" w:w="70"/>
+              <w:right w:type="dxa" w:w="110"/>
+            </w:tcMar>
+          </w:tcPr>
+          <w:p>
+            <w:pPr>
+              <w:spacing w:after="0" w:line="252"/>
+            </w:pPr>
+            <w:r>
+              <w:rPr>
+                <w:color w:val="1F2933"/>
+                <w:sz w:val="20"/>
+                <w:szCs w:val="20"/>
+              </w:rPr>
+              <w:t xml:space="preserve">Netty (codec-http, http2, handler, haproxy, dns, socks…)</w:t>
+            </w:r>
+          </w:p>
+        </w:tc>
+        <w:tc>
+          <w:tcPr>
+            <w:tcW w:type="dxa" w:w="1400"/>
+            <w:tcBorders>
+              <w:top w:val="single" w:color="D5D9DD" w:sz="4"/>
+              <w:left w:val="single" w:color="D5D9DD" w:sz="4"/>
+              <w:bottom w:val="single" w:color="D5D9DD" w:sz="4"/>
+              <w:right w:val="single" w:color="D5D9DD" w:sz="4"/>
+            </w:tcBorders>
+            <w:tcMar>
+              <w:top w:type="dxa" w:w="70"/>
+              <w:left w:type="dxa" w:w="110"/>
+              <w:bottom w:type="dxa" w:w="70"/>
+              <w:right w:type="dxa" w:w="110"/>
+            </w:tcMar>
+          </w:tcPr>
+          <w:p>
+            <w:pPr>
+              <w:spacing w:after="0" w:line="252"/>
+            </w:pPr>
+            <w:r>
+              <w:rPr>
+                <w:color w:val="1F2933"/>
+                <w:sz w:val="20"/>
+                <w:szCs w:val="20"/>
+              </w:rPr>
+              <w:t xml:space="preserve">4.1.115.Final</w:t>
+            </w:r>
+          </w:p>
+        </w:tc>
+        <w:tc>
+          <w:tcPr>
+            <w:tcW w:type="dxa" w:w="1400"/>
+            <w:tcBorders>
+              <w:top w:val="single" w:color="D5D9DD" w:sz="4"/>
+              <w:left w:val="single" w:color="D5D9DD" w:sz="4"/>
+              <w:bottom w:val="single" w:color="D5D9DD" w:sz="4"/>
+              <w:right w:val="single" w:color="D5D9DD" w:sz="4"/>
+            </w:tcBorders>
+            <w:tcMar>
+              <w:top w:type="dxa" w:w="70"/>
+              <w:left w:type="dxa" w:w="110"/>
+              <w:bottom w:type="dxa" w:w="70"/>
+              <w:right w:type="dxa" w:w="110"/>
+            </w:tcMar>
+          </w:tcPr>
+          <w:p>
+            <w:pPr>
+              <w:spacing w:after="0" w:line="252"/>
+            </w:pPr>
+            <w:r>
+              <w:rPr>
+                <w:color w:val="1F2933"/>
+                <w:sz w:val="20"/>
+                <w:szCs w:val="20"/>
+              </w:rPr>
+              <w:t xml:space="preserve">4.1.139.Final</w:t>
+            </w:r>
+          </w:p>
+        </w:tc>
+        <w:tc>
+          <w:tcPr>
+            <w:tcW w:type="dxa" w:w="3660"/>
+            <w:tcBorders>
+              <w:top w:val="single" w:color="D5D9DD" w:sz="4"/>
+              <w:left w:val="single" w:color="D5D9DD" w:sz="4"/>
+              <w:bottom w:val="single" w:color="D5D9DD" w:sz="4"/>
+              <w:right w:val="single" w:color="D5D9DD" w:sz="4"/>
+            </w:tcBorders>
+            <w:tcMar>
+              <w:top w:type="dxa" w:w="70"/>
+              <w:left w:type="dxa" w:w="110"/>
+              <w:bottom w:type="dxa" w:w="70"/>
+              <w:right w:type="dxa" w:w="110"/>
+            </w:tcMar>
+          </w:tcPr>
+          <w:p>
+            <w:pPr>
+              <w:spacing w:after="0" w:line="252"/>
+            </w:pPr>
+            <w:r>
+              <w:rPr>
+                <w:color w:val="1F2933"/>
+                <w:sz w:val="20"/>
+                <w:szCs w:val="20"/>
+              </w:rPr>
+              <w:t xml:space="preserve">BOM </w:t>
+            </w:r>
+            <w:r>
+              <w:rPr>
+                <w:rFonts w:ascii="Consolas" w:cs="Consolas" w:eastAsia="Consolas" w:hAnsi="Consolas"/>
+                <w:color w:val="7A2E0E"/>
+                <w:sz w:val="18"/>
+                <w:szCs w:val="18"/>
+              </w:rPr>
+              <w:t xml:space="preserve">io.netty:netty-bom</w:t>
+            </w:r>
+          </w:p>
+        </w:tc>
+      </w:tr>
+      <w:tr>
+        <w:trPr>
+          <w:cantSplit/>
+        </w:trPr>
+        <w:tc>
+          <w:tcPr>
+            <w:tcW w:type="dxa" w:w="2900"/>
+            <w:tcBorders>
+              <w:top w:val="single" w:color="D5D9DD" w:sz="4"/>
+              <w:left w:val="single" w:color="D5D9DD" w:sz="4"/>
+              <w:bottom w:val="single" w:color="D5D9DD" w:sz="4"/>
+              <w:right w:val="single" w:color="D5D9DD" w:sz="4"/>
+            </w:tcBorders>
+            <w:tcMar>
+              <w:top w:type="dxa" w:w="70"/>
+              <w:left w:type="dxa" w:w="110"/>
+              <w:bottom w:type="dxa" w:w="70"/>
+              <w:right w:type="dxa" w:w="110"/>
+            </w:tcMar>
+          </w:tcPr>
+          <w:p>
+            <w:pPr>
+              <w:spacing w:after="0" w:line="252"/>
+            </w:pPr>
+            <w:r>
+              <w:rPr>
+                <w:color w:val="1F2933"/>
+                <w:sz w:val="20"/>
+                <w:szCs w:val="20"/>
+              </w:rPr>
+              <w:t xml:space="preserve">Jackson (core, databind)</w:t>
+            </w:r>
+          </w:p>
+        </w:tc>
+        <w:tc>
+          <w:tcPr>
+            <w:tcW w:type="dxa" w:w="1400"/>
+            <w:tcBorders>
+              <w:top w:val="single" w:color="D5D9DD" w:sz="4"/>
+              <w:left w:val="single" w:color="D5D9DD" w:sz="4"/>
+              <w:bottom w:val="single" w:color="D5D9DD" w:sz="4"/>
+              <w:right w:val="single" w:color="D5D9DD" w:sz="4"/>
+            </w:tcBorders>
+            <w:tcMar>
+              <w:top w:type="dxa" w:w="70"/>
+              <w:left w:type="dxa" w:w="110"/>
+              <w:bottom w:type="dxa" w:w="70"/>
+              <w:right w:type="dxa" w:w="110"/>
+            </w:tcMar>
+          </w:tcPr>
+          <w:p>
+            <w:pPr>
+              <w:spacing w:after="0" w:line="252"/>
+            </w:pPr>
+            <w:r>
+              <w:rPr>
+                <w:color w:val="1F2933"/>
+                <w:sz w:val="20"/>
+                <w:szCs w:val="20"/>
+              </w:rPr>
+              <w:t xml:space="preserve">2.18.1</w:t>
+            </w:r>
+          </w:p>
+        </w:tc>
+        <w:tc>
+          <w:tcPr>
+            <w:tcW w:type="dxa" w:w="1400"/>
+            <w:tcBorders>
+              <w:top w:val="single" w:color="D5D9DD" w:sz="4"/>
+              <w:left w:val="single" w:color="D5D9DD" w:sz="4"/>
+              <w:bottom w:val="single" w:color="D5D9DD" w:sz="4"/>
+              <w:right w:val="single" w:color="D5D9DD" w:sz="4"/>
+            </w:tcBorders>
+            <w:tcMar>
+              <w:top w:type="dxa" w:w="70"/>
+              <w:left w:type="dxa" w:w="110"/>
+              <w:bottom w:type="dxa" w:w="70"/>
+              <w:right w:type="dxa" w:w="110"/>
+            </w:tcMar>
+          </w:tcPr>
+          <w:p>
+            <w:pPr>
+              <w:spacing w:after="0" w:line="252"/>
+            </w:pPr>
+            <w:r>
+              <w:rPr>
+                <w:color w:val="1F2933"/>
+                <w:sz w:val="20"/>
+                <w:szCs w:val="20"/>
+              </w:rPr>
+              <w:t xml:space="preserve">2.22.4</w:t>
+            </w:r>
+          </w:p>
+        </w:tc>
+        <w:tc>
+          <w:tcPr>
+            <w:tcW w:type="dxa" w:w="3660"/>
+            <w:tcBorders>
+              <w:top w:val="single" w:color="D5D9DD" w:sz="4"/>
+              <w:left w:val="single" w:color="D5D9DD" w:sz="4"/>
+              <w:bottom w:val="single" w:color="D5D9DD" w:sz="4"/>
+              <w:right w:val="single" w:color="D5D9DD" w:sz="4"/>
+            </w:tcBorders>
+            <w:tcMar>
+              <w:top w:type="dxa" w:w="70"/>
+              <w:left w:type="dxa" w:w="110"/>
+              <w:bottom w:type="dxa" w:w="70"/>
+              <w:right w:type="dxa" w:w="110"/>
+            </w:tcMar>
+          </w:tcPr>
+          <w:p>
+            <w:pPr>
+              <w:spacing w:after="0" w:line="252"/>
+            </w:pPr>
+            <w:r>
+              <w:rPr>
+                <w:color w:val="1F2933"/>
+                <w:sz w:val="20"/>
+                <w:szCs w:val="20"/>
+              </w:rPr>
+              <w:t xml:space="preserve">BOM </w:t>
+            </w:r>
+            <w:r>
+              <w:rPr>
+                <w:rFonts w:ascii="Consolas" w:cs="Consolas" w:eastAsia="Consolas" w:hAnsi="Consolas"/>
+                <w:color w:val="7A2E0E"/>
+                <w:sz w:val="18"/>
+                <w:szCs w:val="18"/>
+              </w:rPr>
+              <w:t xml:space="preserve">com.fasterxml.jackson:jackson-bom</w:t>
+            </w:r>
+          </w:p>
+        </w:tc>
+      </w:tr>
+      <w:tr>
+        <w:trPr>
+          <w:cantSplit/>
+        </w:trPr>
+        <w:tc>
+          <w:tcPr>
+            <w:tcW w:type="dxa" w:w="2900"/>
+            <w:tcBorders>
+              <w:top w:val="single" w:color="D5D9DD" w:sz="4"/>
+              <w:left w:val="single" w:color="D5D9DD" w:sz="4"/>
+              <w:bottom w:val="single" w:color="D5D9DD" w:sz="4"/>
+              <w:right w:val="single" w:color="D5D9DD" w:sz="4"/>
+            </w:tcBorders>
+            <w:tcMar>
+              <w:top w:type="dxa" w:w="70"/>
+              <w:left w:type="dxa" w:w="110"/>
+              <w:bottom w:type="dxa" w:w="70"/>
+              <w:right w:type="dxa" w:w="110"/>
+            </w:tcMar>
+          </w:tcPr>
+          <w:p>
+            <w:pPr>
+              <w:spacing w:after="0" w:line="252"/>
+            </w:pPr>
+            <w:r>
+              <w:rPr>
+                <w:color w:val="1F2933"/>
+                <w:sz w:val="20"/>
+                <w:szCs w:val="20"/>
+              </w:rPr>
+              <w:t xml:space="preserve">Thymeleaf (3 críticos, CVSS 9.1)</w:t>
+            </w:r>
+          </w:p>
+        </w:tc>
+        <w:tc>
+          <w:tcPr>
+            <w:tcW w:type="dxa" w:w="1400"/>
+            <w:tcBorders>
+              <w:top w:val="single" w:color="D5D9DD" w:sz="4"/>
+              <w:left w:val="single" w:color="D5D9DD" w:sz="4"/>
+              <w:bottom w:val="single" w:color="D5D9DD" w:sz="4"/>
+              <w:right w:val="single" w:color="D5D9DD" w:sz="4"/>
+            </w:tcBorders>
+            <w:tcMar>
+              <w:top w:type="dxa" w:w="70"/>
+              <w:left w:type="dxa" w:w="110"/>
+              <w:bottom w:type="dxa" w:w="70"/>
+              <w:right w:type="dxa" w:w="110"/>
+            </w:tcMar>
+          </w:tcPr>
+          <w:p>
+            <w:pPr>
+              <w:spacing w:after="0" w:line="252"/>
+            </w:pPr>
+            <w:r>
+              <w:rPr>
+                <w:color w:val="1F2933"/>
+                <w:sz w:val="20"/>
+                <w:szCs w:val="20"/>
+              </w:rPr>
+              <w:t xml:space="preserve">3.1.2</w:t>
+            </w:r>
+          </w:p>
+        </w:tc>
+        <w:tc>
+          <w:tcPr>
+            <w:tcW w:type="dxa" w:w="1400"/>
+            <w:tcBorders>
+              <w:top w:val="single" w:color="D5D9DD" w:sz="4"/>
+              <w:left w:val="single" w:color="D5D9DD" w:sz="4"/>
+              <w:bottom w:val="single" w:color="D5D9DD" w:sz="4"/>
+              <w:right w:val="single" w:color="D5D9DD" w:sz="4"/>
+            </w:tcBorders>
+            <w:tcMar>
+              <w:top w:type="dxa" w:w="70"/>
+              <w:left w:type="dxa" w:w="110"/>
+              <w:bottom w:type="dxa" w:w="70"/>
+              <w:right w:type="dxa" w:w="110"/>
+            </w:tcMar>
+          </w:tcPr>
+          <w:p>
+            <w:pPr>
+              <w:spacing w:after="0" w:line="252"/>
+            </w:pPr>
+            <w:r>
+              <w:rPr>
+                <w:color w:val="1F2933"/>
+                <w:sz w:val="20"/>
+                <w:szCs w:val="20"/>
+              </w:rPr>
+              <w:t xml:space="preserve">3.1.5</w:t>
+            </w:r>
+          </w:p>
+        </w:tc>
+        <w:tc>
+          <w:tcPr>
+            <w:tcW w:type="dxa" w:w="3660"/>
+            <w:tcBorders>
+              <w:top w:val="single" w:color="D5D9DD" w:sz="4"/>
+              <w:left w:val="single" w:color="D5D9DD" w:sz="4"/>
+              <w:bottom w:val="single" w:color="D5D9DD" w:sz="4"/>
+              <w:right w:val="single" w:color="D5D9DD" w:sz="4"/>
+            </w:tcBorders>
+            <w:tcMar>
+              <w:top w:type="dxa" w:w="70"/>
+              <w:left w:type="dxa" w:w="110"/>
+              <w:bottom w:type="dxa" w:w="70"/>
+              <w:right w:type="dxa" w:w="110"/>
+            </w:tcMar>
+          </w:tcPr>
+          <w:p>
+            <w:pPr>
+              <w:spacing w:after="0" w:line="252"/>
+            </w:pPr>
+            <w:r>
+              <w:rPr>
+                <w:color w:val="1F2933"/>
+                <w:sz w:val="20"/>
+                <w:szCs w:val="20"/>
+              </w:rPr>
+              <w:t xml:space="preserve">Restricción de versión</w:t>
+            </w:r>
+          </w:p>
+        </w:tc>
+      </w:tr>
+      <w:tr>
+        <w:trPr>
+          <w:cantSplit/>
+        </w:trPr>
+        <w:tc>
+          <w:tcPr>
+            <w:tcW w:type="dxa" w:w="2900"/>
+            <w:tcBorders>
+              <w:top w:val="single" w:color="D5D9DD" w:sz="4"/>
+              <w:left w:val="single" w:color="D5D9DD" w:sz="4"/>
+              <w:bottom w:val="single" w:color="D5D9DD" w:sz="4"/>
+              <w:right w:val="single" w:color="D5D9DD" w:sz="4"/>
+            </w:tcBorders>
+            <w:tcMar>
+              <w:top w:type="dxa" w:w="70"/>
+              <w:left w:type="dxa" w:w="110"/>
+              <w:bottom w:type="dxa" w:w="70"/>
+              <w:right w:type="dxa" w:w="110"/>
+            </w:tcMar>
+          </w:tcPr>
+          <w:p>
+            <w:pPr>
+              <w:spacing w:after="0" w:line="252"/>
+            </w:pPr>
+            <w:r>
+              <w:rPr>
+                <w:color w:val="1F2933"/>
+                <w:sz w:val="20"/>
+                <w:szCs w:val="20"/>
+              </w:rPr>
+              <w:t xml:space="preserve">Logback (classic y core)</w:t>
+            </w:r>
+          </w:p>
+        </w:tc>
+        <w:tc>
+          <w:tcPr>
+            <w:tcW w:type="dxa" w:w="1400"/>
+            <w:tcBorders>
+              <w:top w:val="single" w:color="D5D9DD" w:sz="4"/>
+              <w:left w:val="single" w:color="D5D9DD" w:sz="4"/>
+              <w:bottom w:val="single" w:color="D5D9DD" w:sz="4"/>
+              <w:right w:val="single" w:color="D5D9DD" w:sz="4"/>
+            </w:tcBorders>
+            <w:tcMar>
+              <w:top w:type="dxa" w:w="70"/>
+              <w:left w:type="dxa" w:w="110"/>
+              <w:bottom w:type="dxa" w:w="70"/>
+              <w:right w:type="dxa" w:w="110"/>
+            </w:tcMar>
+          </w:tcPr>
+          <w:p>
+            <w:pPr>
+              <w:spacing w:after="0" w:line="252"/>
+            </w:pPr>
+            <w:r>
+              <w:rPr>
+                <w:color w:val="1F2933"/>
+                <w:sz w:val="20"/>
+                <w:szCs w:val="20"/>
+              </w:rPr>
+              <w:t xml:space="preserve">1.5.4</w:t>
+            </w:r>
+          </w:p>
+        </w:tc>
+        <w:tc>
+          <w:tcPr>
+            <w:tcW w:type="dxa" w:w="1400"/>
+            <w:tcBorders>
+              <w:top w:val="single" w:color="D5D9DD" w:sz="4"/>
+              <w:left w:val="single" w:color="D5D9DD" w:sz="4"/>
+              <w:bottom w:val="single" w:color="D5D9DD" w:sz="4"/>
+              <w:right w:val="single" w:color="D5D9DD" w:sz="4"/>
+            </w:tcBorders>
+            <w:tcMar>
+              <w:top w:type="dxa" w:w="70"/>
+              <w:left w:type="dxa" w:w="110"/>
+              <w:bottom w:type="dxa" w:w="70"/>
+              <w:right w:type="dxa" w:w="110"/>
+            </w:tcMar>
+          </w:tcPr>
+          <w:p>
+            <w:pPr>
+              <w:spacing w:after="0" w:line="252"/>
+            </w:pPr>
+            <w:r>
+              <w:rPr>
+                <w:color w:val="1F2933"/>
+                <w:sz w:val="20"/>
+                <w:szCs w:val="20"/>
+              </w:rPr>
+              <w:t xml:space="preserve">1.6.5</w:t>
+            </w:r>
+          </w:p>
+        </w:tc>
+        <w:tc>
+          <w:tcPr>
+            <w:tcW w:type="dxa" w:w="3660"/>
+            <w:tcBorders>
+              <w:top w:val="single" w:color="D5D9DD" w:sz="4"/>
+              <w:left w:val="single" w:color="D5D9DD" w:sz="4"/>
+              <w:bottom w:val="single" w:color="D5D9DD" w:sz="4"/>
+              <w:right w:val="single" w:color="D5D9DD" w:sz="4"/>
+            </w:tcBorders>
+            <w:tcMar>
+              <w:top w:type="dxa" w:w="70"/>
+              <w:left w:type="dxa" w:w="110"/>
+              <w:bottom w:type="dxa" w:w="70"/>
+              <w:right w:type="dxa" w:w="110"/>
+            </w:tcMar>
+          </w:tcPr>
+          <w:p>
+            <w:pPr>
+              <w:spacing w:after="0" w:line="252"/>
+            </w:pPr>
+            <w:r>
+              <w:rPr>
+                <w:color w:val="1F2933"/>
+                <w:sz w:val="20"/>
+                <w:szCs w:val="20"/>
+              </w:rPr>
+              <w:t xml:space="preserve">Restricción de versión (el path traversal solo se corrige en 1.6.5)</w:t>
+            </w:r>
+          </w:p>
+        </w:tc>
+      </w:tr>
+      <w:tr>
+        <w:trPr>
+          <w:cantSplit/>
+        </w:trPr>
+        <w:tc>
+          <w:tcPr>
+            <w:tcW w:type="dxa" w:w="2900"/>
+            <w:tcBorders>
+              <w:top w:val="single" w:color="D5D9DD" w:sz="4"/>
+              <w:left w:val="single" w:color="D5D9DD" w:sz="4"/>
+              <w:bottom w:val="single" w:color="D5D9DD" w:sz="4"/>
+              <w:right w:val="single" w:color="D5D9DD" w:sz="4"/>
+            </w:tcBorders>
+            <w:tcMar>
+              <w:top w:type="dxa" w:w="70"/>
+              <w:left w:type="dxa" w:w="110"/>
+              <w:bottom w:type="dxa" w:w="70"/>
+              <w:right w:type="dxa" w:w="110"/>
+            </w:tcMar>
+          </w:tcPr>
+          <w:p>
+            <w:pPr>
+              <w:spacing w:after="0" w:line="252"/>
+            </w:pPr>
+            <w:r>
+              <w:rPr>
+                <w:color w:val="1F2933"/>
+                <w:sz w:val="20"/>
+                <w:szCs w:val="20"/>
+              </w:rPr>
+              <w:t xml:space="preserve">json-smart</w:t>
+            </w:r>
+          </w:p>
+        </w:tc>
+        <w:tc>
+          <w:tcPr>
+            <w:tcW w:type="dxa" w:w="1400"/>
+            <w:tcBorders>
+              <w:top w:val="single" w:color="D5D9DD" w:sz="4"/>
+              <w:left w:val="single" w:color="D5D9DD" w:sz="4"/>
+              <w:bottom w:val="single" w:color="D5D9DD" w:sz="4"/>
+              <w:right w:val="single" w:color="D5D9DD" w:sz="4"/>
+            </w:tcBorders>
+            <w:tcMar>
+              <w:top w:type="dxa" w:w="70"/>
+              <w:left w:type="dxa" w:w="110"/>
+              <w:bottom w:type="dxa" w:w="70"/>
+              <w:right w:type="dxa" w:w="110"/>
+            </w:tcMar>
+          </w:tcPr>
+          <w:p>
+            <w:pPr>
+              <w:spacing w:after="0" w:line="252"/>
+            </w:pPr>
+            <w:r>
+              <w:rPr>
+                <w:color w:val="1F2933"/>
+                <w:sz w:val="20"/>
+                <w:szCs w:val="20"/>
+              </w:rPr>
+              <w:t xml:space="preserve">2.5.1</w:t>
+            </w:r>
+          </w:p>
+        </w:tc>
+        <w:tc>
+          <w:tcPr>
+            <w:tcW w:type="dxa" w:w="1400"/>
+            <w:tcBorders>
+              <w:top w:val="single" w:color="D5D9DD" w:sz="4"/>
+              <w:left w:val="single" w:color="D5D9DD" w:sz="4"/>
+              <w:bottom w:val="single" w:color="D5D9DD" w:sz="4"/>
+              <w:right w:val="single" w:color="D5D9DD" w:sz="4"/>
+            </w:tcBorders>
+            <w:tcMar>
+              <w:top w:type="dxa" w:w="70"/>
+              <w:left w:type="dxa" w:w="110"/>
+              <w:bottom w:type="dxa" w:w="70"/>
+              <w:right w:type="dxa" w:w="110"/>
+            </w:tcMar>
+          </w:tcPr>
+          <w:p>
+            <w:pPr>
+              <w:spacing w:after="0" w:line="252"/>
+            </w:pPr>
+            <w:r>
+              <w:rPr>
+                <w:color w:val="1F2933"/>
+                <w:sz w:val="20"/>
+                <w:szCs w:val="20"/>
+              </w:rPr>
+              <w:t xml:space="preserve">2.5.2</w:t>
+            </w:r>
+          </w:p>
+        </w:tc>
+        <w:tc>
+          <w:tcPr>
+            <w:tcW w:type="dxa" w:w="3660"/>
+            <w:tcBorders>
+              <w:top w:val="single" w:color="D5D9DD" w:sz="4"/>
+              <w:left w:val="single" w:color="D5D9DD" w:sz="4"/>
+              <w:bottom w:val="single" w:color="D5D9DD" w:sz="4"/>
+              <w:right w:val="single" w:color="D5D9DD" w:sz="4"/>
+            </w:tcBorders>
+            <w:tcMar>
+              <w:top w:type="dxa" w:w="70"/>
+              <w:left w:type="dxa" w:w="110"/>
+              <w:bottom w:type="dxa" w:w="70"/>
+              <w:right w:type="dxa" w:w="110"/>
+            </w:tcMar>
+          </w:tcPr>
+          <w:p>
+            <w:pPr>
+              <w:spacing w:after="0" w:line="252"/>
+            </w:pPr>
+            <w:r>
+              <w:rPr>
+                <w:color w:val="1F2933"/>
+                <w:sz w:val="20"/>
+                <w:szCs w:val="20"/>
+              </w:rPr>
+              <w:t xml:space="preserve">Restricción de versión</w:t>
+            </w:r>
+          </w:p>
+        </w:tc>
+      </w:tr>
+      <w:tr>
+        <w:trPr>
+          <w:cantSplit/>
+        </w:trPr>
+        <w:tc>
+          <w:tcPr>
+            <w:tcW w:type="dxa" w:w="2900"/>
+            <w:tcBorders>
+              <w:top w:val="single" w:color="D5D9DD" w:sz="4"/>
+              <w:left w:val="single" w:color="D5D9DD" w:sz="4"/>
+              <w:bottom w:val="single" w:color="D5D9DD" w:sz="4"/>
+              <w:right w:val="single" w:color="D5D9DD" w:sz="4"/>
+            </w:tcBorders>
+            <w:tcMar>
+              <w:top w:type="dxa" w:w="70"/>
+              <w:left w:type="dxa" w:w="110"/>
+              <w:bottom w:type="dxa" w:w="70"/>
+              <w:right w:type="dxa" w:w="110"/>
+            </w:tcMar>
+          </w:tcPr>
+          <w:p>
+            <w:pPr>
+              <w:spacing w:after="0" w:line="252"/>
+            </w:pPr>
+            <w:r>
+              <w:rPr>
+                <w:color w:val="1F2933"/>
+                <w:sz w:val="20"/>
+                <w:szCs w:val="20"/>
+              </w:rPr>
+              <w:t xml:space="preserve">Micrometer</w:t>
+            </w:r>
+          </w:p>
+        </w:tc>
+        <w:tc>
+          <w:tcPr>
+            <w:tcW w:type="dxa" w:w="1400"/>
+            <w:tcBorders>
+              <w:top w:val="single" w:color="D5D9DD" w:sz="4"/>
+              <w:left w:val="single" w:color="D5D9DD" w:sz="4"/>
+              <w:bottom w:val="single" w:color="D5D9DD" w:sz="4"/>
+              <w:right w:val="single" w:color="D5D9DD" w:sz="4"/>
+            </w:tcBorders>
+            <w:tcMar>
+              <w:top w:type="dxa" w:w="70"/>
+              <w:left w:type="dxa" w:w="110"/>
+              <w:bottom w:type="dxa" w:w="70"/>
+              <w:right w:type="dxa" w:w="110"/>
+            </w:tcMar>
+          </w:tcPr>
+          <w:p>
+            <w:pPr>
+              <w:spacing w:after="0" w:line="252"/>
+            </w:pPr>
+            <w:r>
+              <w:rPr>
+                <w:color w:val="1F2933"/>
+                <w:sz w:val="20"/>
+                <w:szCs w:val="20"/>
+              </w:rPr>
+              <w:t xml:space="preserve">1.13.6</w:t>
+            </w:r>
+          </w:p>
+        </w:tc>
+        <w:tc>
+          <w:tcPr>
+            <w:tcW w:type="dxa" w:w="1400"/>
+            <w:tcBorders>
+              <w:top w:val="single" w:color="D5D9DD" w:sz="4"/>
+              <w:left w:val="single" w:color="D5D9DD" w:sz="4"/>
+              <w:bottom w:val="single" w:color="D5D9DD" w:sz="4"/>
+              <w:right w:val="single" w:color="D5D9DD" w:sz="4"/>
+            </w:tcBorders>
+            <w:tcMar>
+              <w:top w:type="dxa" w:w="70"/>
+              <w:left w:type="dxa" w:w="110"/>
+              <w:bottom w:type="dxa" w:w="70"/>
+              <w:right w:type="dxa" w:w="110"/>
+            </w:tcMar>
+          </w:tcPr>
+          <w:p>
+            <w:pPr>
+              <w:spacing w:after="0" w:line="252"/>
+            </w:pPr>
+            <w:r>
+              <w:rPr>
+                <w:color w:val="1F2933"/>
+                <w:sz w:val="20"/>
+                <w:szCs w:val="20"/>
+              </w:rPr>
+              <w:t xml:space="preserve">1.17.1</w:t>
+            </w:r>
+          </w:p>
+        </w:tc>
+        <w:tc>
+          <w:tcPr>
+            <w:tcW w:type="dxa" w:w="3660"/>
+            <w:tcBorders>
+              <w:top w:val="single" w:color="D5D9DD" w:sz="4"/>
+              <w:left w:val="single" w:color="D5D9DD" w:sz="4"/>
+              <w:bottom w:val="single" w:color="D5D9DD" w:sz="4"/>
+              <w:right w:val="single" w:color="D5D9DD" w:sz="4"/>
+            </w:tcBorders>
+            <w:tcMar>
+              <w:top w:type="dxa" w:w="70"/>
+              <w:left w:type="dxa" w:w="110"/>
+              <w:bottom w:type="dxa" w:w="70"/>
+              <w:right w:type="dxa" w:w="110"/>
+            </w:tcMar>
+          </w:tcPr>
+          <w:p>
+            <w:pPr>
+              <w:spacing w:after="0" w:line="252"/>
+            </w:pPr>
+            <w:r>
+              <w:rPr>
+                <w:color w:val="1F2933"/>
+                <w:sz w:val="20"/>
+                <w:szCs w:val="20"/>
+              </w:rPr>
+              <w:t xml:space="preserve">BOM </w:t>
+            </w:r>
+            <w:r>
+              <w:rPr>
+                <w:rFonts w:ascii="Consolas" w:cs="Consolas" w:eastAsia="Consolas" w:hAnsi="Consolas"/>
+                <w:color w:val="7A2E0E"/>
+                <w:sz w:val="18"/>
+                <w:szCs w:val="18"/>
+              </w:rPr>
+              <w:t xml:space="preserve">io.micrometer:micrometer-bom</w:t>
+            </w:r>
+          </w:p>
+        </w:tc>
+      </w:tr>
+      <w:tr>
+        <w:trPr>
+          <w:cantSplit/>
+        </w:trPr>
+        <w:tc>
+          <w:tcPr>
+            <w:tcW w:type="dxa" w:w="2900"/>
+            <w:tcBorders>
+              <w:top w:val="single" w:color="D5D9DD" w:sz="4"/>
+              <w:left w:val="single" w:color="D5D9DD" w:sz="4"/>
+              <w:bottom w:val="single" w:color="D5D9DD" w:sz="4"/>
+              <w:right w:val="single" w:color="D5D9DD" w:sz="4"/>
+            </w:tcBorders>
+            <w:tcMar>
+              <w:top w:type="dxa" w:w="70"/>
+              <w:left w:type="dxa" w:w="110"/>
+              <w:bottom w:type="dxa" w:w="70"/>
+              <w:right w:type="dxa" w:w="110"/>
+            </w:tcMar>
+          </w:tcPr>
+          <w:p>
+            <w:pPr>
+              <w:spacing w:after="0" w:line="252"/>
+            </w:pPr>
+            <w:r>
+              <w:rPr>
+                <w:color w:val="1F2933"/>
+                <w:sz w:val="20"/>
+                <w:szCs w:val="20"/>
+              </w:rPr>
+              <w:t xml:space="preserve">HdrHistogram, LatencyUtils</w:t>
+            </w:r>
+          </w:p>
+        </w:tc>
+        <w:tc>
+          <w:tcPr>
+            <w:tcW w:type="dxa" w:w="1400"/>
+            <w:tcBorders>
+              <w:top w:val="single" w:color="D5D9DD" w:sz="4"/>
+              <w:left w:val="single" w:color="D5D9DD" w:sz="4"/>
+              <w:bottom w:val="single" w:color="D5D9DD" w:sz="4"/>
+              <w:right w:val="single" w:color="D5D9DD" w:sz="4"/>
+            </w:tcBorders>
+            <w:tcMar>
+              <w:top w:type="dxa" w:w="70"/>
+              <w:left w:type="dxa" w:w="110"/>
+              <w:bottom w:type="dxa" w:w="70"/>
+              <w:right w:type="dxa" w:w="110"/>
+            </w:tcMar>
+          </w:tcPr>
+          <w:p>
+            <w:pPr>
+              <w:spacing w:after="0" w:line="252"/>
+            </w:pPr>
+            <w:r>
+              <w:rPr>
+                <w:color w:val="1F2933"/>
+                <w:sz w:val="20"/>
+                <w:szCs w:val="20"/>
+              </w:rPr>
+              <w:t xml:space="preserve">2.2.2 · 2.0.3</w:t>
+            </w:r>
+          </w:p>
+        </w:tc>
+        <w:tc>
+          <w:tcPr>
+            <w:tcW w:type="dxa" w:w="1400"/>
+            <w:tcBorders>
+              <w:top w:val="single" w:color="D5D9DD" w:sz="4"/>
+              <w:left w:val="single" w:color="D5D9DD" w:sz="4"/>
+              <w:bottom w:val="single" w:color="D5D9DD" w:sz="4"/>
+              <w:right w:val="single" w:color="D5D9DD" w:sz="4"/>
+            </w:tcBorders>
+            <w:tcMar>
+              <w:top w:type="dxa" w:w="70"/>
+              <w:left w:type="dxa" w:w="110"/>
+              <w:bottom w:type="dxa" w:w="70"/>
+              <w:right w:type="dxa" w:w="110"/>
+            </w:tcMar>
+          </w:tcPr>
+          <w:p>
+            <w:pPr>
+              <w:spacing w:after="0" w:line="252"/>
+            </w:pPr>
+            <w:r>
+              <w:rPr>
+                <w:color w:val="1F2933"/>
+                <w:sz w:val="20"/>
+                <w:szCs w:val="20"/>
+              </w:rPr>
+              <w:t xml:space="preserve">excluidas</w:t>
+            </w:r>
+          </w:p>
+        </w:tc>
+        <w:tc>
+          <w:tcPr>
+            <w:tcW w:type="dxa" w:w="3660"/>
+            <w:tcBorders>
+              <w:top w:val="single" w:color="D5D9DD" w:sz="4"/>
+              <w:left w:val="single" w:color="D5D9DD" w:sz="4"/>
+              <w:bottom w:val="single" w:color="D5D9DD" w:sz="4"/>
+              <w:right w:val="single" w:color="D5D9DD" w:sz="4"/>
+            </w:tcBorders>
+            <w:tcMar>
+              <w:top w:type="dxa" w:w="70"/>
+              <w:left w:type="dxa" w:w="110"/>
+              <w:bottom w:type="dxa" w:w="70"/>
+              <w:right w:type="dxa" w:w="110"/>
+            </w:tcMar>
+          </w:tcPr>
+          <w:p>
+            <w:pPr>
+              <w:spacing w:after="0" w:line="252"/>
+            </w:pPr>
+            <w:r>
+              <w:rPr>
+                <w:color w:val="1F2933"/>
+                <w:sz w:val="20"/>
+                <w:szCs w:val="20"/>
+              </w:rPr>
+              <w:t xml:space="preserve">Sin versión corregida publicada (CVE disputado); solo las usa Micrometer para histogramas que las pruebas no ejercitan</w:t>
+            </w:r>
+          </w:p>
+        </w:tc>
+      </w:tr>
+    </w:tbl>
+    <w:p>
+      <w:pPr>
+        <w:spacing w:after="120"/>
+      </w:pPr>
+    </w:p>
+    <w:p>
+      <w:pPr>
+        <w:keepNext/>
+        <w:keepLines/>
+        <w:spacing w:after="40" w:before="120"/>
+        <w:jc w:val="center"/>
+      </w:pPr>
+      <w:r>
+        <w:drawing>
+          <wp:inline distT="0" distB="0" distL="0" distR="0">
+            <wp:extent cx="3476625" cy="3800475"/>
+            <wp:effectExtent t="0" r="0" b="0" l="0"/>
+            <wp:docPr id="1" name="07_vulnerabilidades_antes.png" descr="Dependency risks antes de la corrección" title="Dependency risks antes de la corrección"/>
+            <wp:cNvGraphicFramePr>
+              <a:graphicFrameLocks xmlns:a="http://schemas.openxmlformats.org/drawingml/2006/main" noChangeAspect="1"/>
+            </wp:cNvGraphicFramePr>
+            <a:graphic xmlns:a="http://schemas.openxmlformats.org/drawingml/2006/main">
+              <a:graphicData uri="http://schemas.openxmlformats.org/drawingml/2006/picture">
+                <pic:pic xmlns:pic="http://schemas.openxmlformats.org/drawingml/2006/picture">
+                  <pic:nvPicPr>
+                    <pic:cNvPr id="0" name="" descr=""/>
+                    <pic:cNvPicPr>
+                      <a:picLocks noChangeAspect="1" noChangeArrowheads="1"/>
+                    </pic:cNvPicPr>
+                  </pic:nvPicPr>
+                  <pic:blipFill>
+                    <a:blip r:embed="rId20" cstate="none"/>
+                    <a:srcRect/>
+                    <a:stretch>
+                      <a:fillRect/>
+                    </a:stretch>
+                  </pic:blipFill>
+                  <pic:spPr bwMode="auto">
+                    <a:xfrm>
+                      <a:off x="0" y="0"/>
+                      <a:ext cx="3476625" cy="3800475"/>
+                    </a:xfrm>
+                    <a:prstGeom prst="rect">
+                      <a:avLst/>
+                    </a:prstGeom>
+                  </pic:spPr>
+                </pic:pic>
+              </a:graphicData>
+            </a:graphic>
+          </wp:inline>
+        </w:drawing>
+      </w:r>
+    </w:p>
+    <w:p>
+      <w:pPr>
+        <w:spacing w:after="180"/>
+        <w:jc w:val="center"/>
+      </w:pPr>
+      <w:r>
+        <w:rPr>
+          <w:i/>
+          <w:iCs/>
+          <w:color w:val="5B6770"/>
+          <w:sz w:val="18"/>
+          <w:szCs w:val="18"/>
+        </w:rPr>
+        <w:t xml:space="preserve">Figura 13. Antes: 84 riesgos en 89 dependencias (Thymeleaf con CVSS 9.1, Netty, Jackson, Logback, Micrometer).</w:t>
+      </w:r>
+    </w:p>
+    <w:p>
+      <w:pPr>
+        <w:keepNext/>
+        <w:keepLines/>
+        <w:spacing w:after="40" w:before="120"/>
+        <w:jc w:val="center"/>
+      </w:pPr>
+      <w:r>
+        <w:drawing>
+          <wp:inline distT="0" distB="0" distL="0" distR="0">
+            <wp:extent cx="3476625" cy="3800475"/>
+            <wp:effectExtent t="0" r="0" b="0" l="0"/>
+            <wp:docPr id="1" name="09_vulnerabilidades_despues.png" descr="Dependency risks después de la corrección" title="Dependency risks después de la corrección"/>
+            <wp:cNvGraphicFramePr>
+              <a:graphicFrameLocks xmlns:a="http://schemas.openxmlformats.org/drawingml/2006/main" noChangeAspect="1"/>
+            </wp:cNvGraphicFramePr>
+            <a:graphic xmlns:a="http://schemas.openxmlformats.org/drawingml/2006/main">
+              <a:graphicData uri="http://schemas.openxmlformats.org/drawingml/2006/picture">
+                <pic:pic xmlns:pic="http://schemas.openxmlformats.org/drawingml/2006/picture">
+                  <pic:nvPicPr>
+                    <pic:cNvPr id="0" name="" descr=""/>
+                    <pic:cNvPicPr>
+                      <a:picLocks noChangeAspect="1" noChangeArrowheads="1"/>
+                    </pic:cNvPicPr>
+                  </pic:nvPicPr>
+                  <pic:blipFill>
+                    <a:blip r:embed="rId21" cstate="none"/>
+                    <a:srcRect/>
+                    <a:stretch>
+                      <a:fillRect/>
+                    </a:stretch>
+                  </pic:blipFill>
+                  <pic:spPr bwMode="auto">
+                    <a:xfrm>
+                      <a:off x="0" y="0"/>
+                      <a:ext cx="3476625" cy="3800475"/>
+                    </a:xfrm>
+                    <a:prstGeom prst="rect">
+                      <a:avLst/>
+                    </a:prstGeom>
+                  </pic:spPr>
+                </pic:pic>
+              </a:graphicData>
+            </a:graphic>
+          </wp:inline>
+        </w:drawing>
+      </w:r>
+    </w:p>
+    <w:p>
+      <w:pPr>
+        <w:spacing w:after="180"/>
+        <w:jc w:val="center"/>
+      </w:pPr>
+      <w:r>
+        <w:rPr>
+          <w:i/>
+          <w:iCs/>
+          <w:color w:val="5B6770"/>
+          <w:sz w:val="18"/>
+          <w:szCs w:val="18"/>
+        </w:rPr>
+        <w:t xml:space="preserve">Figura 14. Después: los 84 riesgos aparecen con estado Fixed (cada fila muestra “Fixed”).</w:t>
+      </w:r>
+    </w:p>
+    <w:p>
+      <w:pPr>
+        <w:keepNext/>
+        <w:keepLines/>
+        <w:spacing w:after="40" w:before="120"/>
+        <w:jc w:val="center"/>
+      </w:pPr>
+      <w:r>
+        <w:drawing>
+          <wp:inline distT="0" distB="0" distL="0" distR="0">
+            <wp:extent cx="4572000" cy="2638425"/>
+            <wp:effectExtent t="0" r="0" b="0" l="0"/>
+            <wp:docPr id="1" name="10_resumen_despues.png" descr="Resumen de la rama main tras la corrección" title="Resumen de la rama main tras la corrección"/>
+            <wp:cNvGraphicFramePr>
+              <a:graphicFrameLocks xmlns:a="http://schemas.openxmlformats.org/drawingml/2006/main" noChangeAspect="1"/>
+            </wp:cNvGraphicFramePr>
+            <a:graphic xmlns:a="http://schemas.openxmlformats.org/drawingml/2006/main">
+              <a:graphicData uri="http://schemas.openxmlformats.org/drawingml/2006/picture">
+                <pic:pic xmlns:pic="http://schemas.openxmlformats.org/drawingml/2006/picture">
+                  <pic:nvPicPr>
+                    <pic:cNvPr id="0" name="" descr=""/>
+                    <pic:cNvPicPr>
+                      <a:picLocks noChangeAspect="1" noChangeArrowheads="1"/>
+                    </pic:cNvPicPr>
+                  </pic:nvPicPr>
+                  <pic:blipFill>
+                    <a:blip r:embed="rId22" cstate="none"/>
+                    <a:srcRect/>
+                    <a:stretch>
+                      <a:fillRect/>
+                    </a:stretch>
+                  </pic:blipFill>
+                  <pic:spPr bwMode="auto">
+                    <a:xfrm>
+                      <a:off x="0" y="0"/>
+                      <a:ext cx="4572000" cy="2638425"/>
+                    </a:xfrm>
+                    <a:prstGeom prst="rect">
+                      <a:avLst/>
+                    </a:prstGeom>
+                  </pic:spPr>
+                </pic:pic>
+              </a:graphicData>
+            </a:graphic>
+          </wp:inline>
+        </w:drawing>
+      </w:r>
+    </w:p>
+    <w:p>
+      <w:pPr>
+        <w:spacing w:after="180"/>
+        <w:jc w:val="center"/>
+      </w:pPr>
+      <w:r>
+        <w:rPr>
+          <w:i/>
+          <w:iCs/>
+          <w:color w:val="5B6770"/>
+          <w:sz w:val="18"/>
+          <w:szCs w:val="18"/>
+        </w:rPr>
+        <w:t xml:space="preserve">Figura 15. Resumen de la rama main tras la corrección: Dependency Risks = 0. La tarjeta Coverage indica “not enough lines to compute coverage” (ver el recuadro siguiente).</w:t>
+      </w:r>
+    </w:p>
+    <w:p>
+      <w:pPr>
+        <w:spacing w:after="120" w:line="288"/>
+      </w:pPr>
+      <w:r>
+        <w:rPr>
+          <w:b/>
+          <w:bCs/>
+          <w:color w:val="1F2933"/>
+          <w:sz w:val="22"/>
+          <w:szCs w:val="22"/>
+        </w:rPr>
+        <w:t xml:space="preserve">Resultado:</w:t>
+      </w:r>
+      <w:r>
+        <w:rPr>
+          <w:color w:val="1F2933"/>
+          <w:sz w:val="22"/>
+          <w:szCs w:val="22"/>
+        </w:rPr>
+        <w:t xml:space="preserve"> el análisis de la corrida #5 pasó de </w:t>
+      </w:r>
+      <w:r>
+        <w:rPr>
+          <w:b/>
+          <w:bCs/>
+          <w:color w:val="1F2933"/>
+          <w:sz w:val="22"/>
+          <w:szCs w:val="22"/>
+        </w:rPr>
+        <w:t xml:space="preserve">84 riesgos abiertos a 0</w:t>
+      </w:r>
+      <w:r>
+        <w:rPr>
+          <w:color w:val="1F2933"/>
+          <w:sz w:val="22"/>
+          <w:szCs w:val="22"/>
+        </w:rPr>
+        <w:t xml:space="preserve">: todos aparecen como *Fixed* y el resumen de la rama </w:t>
+      </w:r>
+      <w:r>
+        <w:rPr>
+          <w:rFonts w:ascii="Consolas" w:cs="Consolas" w:eastAsia="Consolas" w:hAnsi="Consolas"/>
+          <w:color w:val="7A2E0E"/>
+          <w:sz w:val="20"/>
+          <w:szCs w:val="20"/>
+        </w:rPr>
+        <w:t xml:space="preserve">main</w:t>
+      </w:r>
+      <w:r>
+        <w:rPr>
+          <w:color w:val="1F2933"/>
+          <w:sz w:val="22"/>
+          <w:szCs w:val="22"/>
+        </w:rPr>
+        <w:t xml:space="preserve"> muestra 0 Dependency Risks.</w:t>
+      </w:r>
+    </w:p>
+    <w:tbl>
+      <w:tblPr>
+        <w:tblW w:type="dxa" w:w="9360"/>
+        <w:tblBorders>
+          <w:top w:val="single" w:color="auto" w:sz="4"/>
+          <w:left w:val="single" w:color="auto" w:sz="4"/>
+          <w:bottom w:val="single" w:color="auto" w:sz="4"/>
+          <w:right w:val="single" w:color="auto" w:sz="4"/>
+          <w:insideH w:val="single" w:color="auto" w:sz="4"/>
+          <w:insideV w:val="single" w:color="auto" w:sz="4"/>
+        </w:tblBorders>
+      </w:tblPr>
+      <w:tblGrid>
+        <w:gridCol w:w="9360"/>
+      </w:tblGrid>
+      <w:tr>
+        <w:tc>
+          <w:tcPr>
+            <w:tcW w:type="dxa" w:w="9360"/>
+            <w:tcBorders>
+              <w:top w:val="none"/>
+              <w:left w:val="single" w:color="1F5E8C" w:sz="24"/>
+              <w:bottom w:val="none"/>
+              <w:right w:val="none"/>
+            </w:tcBorders>
+            <w:shd w:fill="EEF3F7" w:val="clear"/>
+            <w:tcMar>
+              <w:top w:type="dxa" w:w="120"/>
+              <w:left w:type="dxa" w:w="200"/>
+              <w:bottom w:type="dxa" w:w="120"/>
+              <w:right w:type="dxa" w:w="200"/>
+            </w:tcMar>
+          </w:tcPr>
+          <w:p>
+            <w:pPr>
+              <w:spacing w:after="60"/>
+            </w:pPr>
+            <w:r>
+              <w:rPr>
+                <w:b/>
+                <w:bCs/>
+                <w:color w:val="1F5E8C"/>
+                <w:sz w:val="22"/>
+                <w:szCs w:val="22"/>
+              </w:rPr>
+              <w:t xml:space="preserve">¿Por qué la tarjeta Coverage no mostraba un porcentaje?</w:t>
+            </w:r>
+          </w:p>
+          <w:p>
+            <w:pPr>
+              <w:spacing w:after="0" w:line="276"/>
+            </w:pPr>
+            <w:r>
+              <w:rPr>
+                <w:color w:val="1F2933"/>
+                <w:sz w:val="21"/>
+                <w:szCs w:val="21"/>
+              </w:rPr>
+              <w:t xml:space="preserve">Había dos causas. (1) El resumen de una rama muestra por defecto el </w:t>
+            </w:r>
+            <w:r>
+              <w:rPr>
+                <w:b/>
+                <w:bCs/>
+                <w:color w:val="1F2933"/>
+                <w:sz w:val="21"/>
+                <w:szCs w:val="21"/>
+              </w:rPr>
+              <w:t xml:space="preserve">código nuevo</w:t>
+            </w:r>
+            <w:r>
+              <w:rPr>
+                <w:color w:val="1F2933"/>
+                <w:sz w:val="21"/>
+                <w:szCs w:val="21"/>
+              </w:rPr>
+              <w:t xml:space="preserve">, y el análisis de la corrección solo tocó </w:t>
+            </w:r>
+            <w:r>
+              <w:rPr>
+                <w:rFonts w:ascii="Consolas" w:cs="Consolas" w:eastAsia="Consolas" w:hAnsi="Consolas"/>
+                <w:color w:val="7A2E0E"/>
+                <w:sz w:val="19"/>
+                <w:szCs w:val="19"/>
+              </w:rPr>
+              <w:t xml:space="preserve">build.gradle</w:t>
+            </w:r>
+            <w:r>
+              <w:rPr>
+                <w:color w:val="1F2933"/>
+                <w:sz w:val="21"/>
+                <w:szCs w:val="21"/>
+              </w:rPr>
+              <w:t xml:space="preserve">, documentos y el workflow: no había líneas nuevas que medir (“0 New Lines of Code”). (2) </w:t>
+            </w:r>
+            <w:r>
+              <w:rPr>
+                <w:rFonts w:ascii="Consolas" w:cs="Consolas" w:eastAsia="Consolas" w:hAnsi="Consolas"/>
+                <w:color w:val="7A2E0E"/>
+                <w:sz w:val="19"/>
+                <w:szCs w:val="19"/>
+              </w:rPr>
+              <w:t xml:space="preserve">main</w:t>
+            </w:r>
+            <w:r>
+              <w:rPr>
+                <w:color w:val="1F2933"/>
+                <w:sz w:val="21"/>
+                <w:szCs w:val="21"/>
+              </w:rPr>
+              <w:t xml:space="preserve"> figuraba como </w:t>
+            </w:r>
+            <w:r>
+              <w:rPr>
+                <w:b/>
+                <w:bCs/>
+                <w:color w:val="1F2933"/>
+                <w:sz w:val="21"/>
+                <w:szCs w:val="21"/>
+              </w:rPr>
+              <w:t xml:space="preserve">rama corta</w:t>
+            </w:r>
+            <w:r>
+              <w:rPr>
+                <w:color w:val="1F2933"/>
+                <w:sz w:val="21"/>
+                <w:szCs w:val="21"/>
+              </w:rPr>
+              <w:t xml:space="preserve">, porque la rama principal del proyecto en SonarCloud se llama </w:t>
+            </w:r>
+            <w:r>
+              <w:rPr>
+                <w:rFonts w:ascii="Consolas" w:cs="Consolas" w:eastAsia="Consolas" w:hAnsi="Consolas"/>
+                <w:color w:val="7A2E0E"/>
+                <w:sz w:val="19"/>
+                <w:szCs w:val="19"/>
+              </w:rPr>
+              <w:t xml:space="preserve">master</w:t>
+            </w:r>
+            <w:r>
+              <w:rPr>
+                <w:color w:val="1F2933"/>
+                <w:sz w:val="21"/>
+                <w:szCs w:val="21"/>
+              </w:rPr>
+              <w:t xml:space="preserve"> y nunca se analizaba; en las ramas cortas no existe la pestaña *Overall Code* ni se evalúan las condiciones del gate sobre código total (cobertura, complejidad). </w:t>
+            </w:r>
+            <w:r>
+              <w:rPr>
+                <w:b/>
+                <w:bCs/>
+                <w:color w:val="1F2933"/>
+                <w:sz w:val="21"/>
+                <w:szCs w:val="21"/>
+              </w:rPr>
+              <w:t xml:space="preserve">Corrección:</w:t>
+            </w:r>
+            <w:r>
+              <w:rPr>
+                <w:color w:val="1F2933"/>
+                <w:sz w:val="21"/>
+                <w:szCs w:val="21"/>
+              </w:rPr>
+              <w:t xml:space="preserve"> el workflow publica ahora los análisis de </w:t>
+            </w:r>
+            <w:r>
+              <w:rPr>
+                <w:rFonts w:ascii="Consolas" w:cs="Consolas" w:eastAsia="Consolas" w:hAnsi="Consolas"/>
+                <w:color w:val="7A2E0E"/>
+                <w:sz w:val="19"/>
+                <w:szCs w:val="19"/>
+              </w:rPr>
+              <w:t xml:space="preserve">main</w:t>
+            </w:r>
+            <w:r>
+              <w:rPr>
+                <w:color w:val="1F2933"/>
+                <w:sz w:val="21"/>
+                <w:szCs w:val="21"/>
+              </w:rPr>
+              <w:t xml:space="preserve"> en la rama principal de SonarCloud (</w:t>
+            </w:r>
+            <w:r>
+              <w:rPr>
+                <w:rFonts w:ascii="Consolas" w:cs="Consolas" w:eastAsia="Consolas" w:hAnsi="Consolas"/>
+                <w:color w:val="7A2E0E"/>
+                <w:sz w:val="19"/>
+                <w:szCs w:val="19"/>
+              </w:rPr>
+              <w:t xml:space="preserve">-Dsonar.branch.name=master</w:t>
+            </w:r>
+            <w:r>
+              <w:rPr>
+                <w:color w:val="1F2933"/>
+                <w:sz w:val="21"/>
+                <w:szCs w:val="21"/>
+              </w:rPr>
+              <w:t xml:space="preserve">, controlado por la variable </w:t>
+            </w:r>
+            <w:r>
+              <w:rPr>
+                <w:rFonts w:ascii="Consolas" w:cs="Consolas" w:eastAsia="Consolas" w:hAnsi="Consolas"/>
+                <w:color w:val="7A2E0E"/>
+                <w:sz w:val="19"/>
+                <w:szCs w:val="19"/>
+              </w:rPr>
+              <w:t xml:space="preserve">SONAR_MAIN_BRANCH</w:t>
+            </w:r>
+            <w:r>
+              <w:rPr>
+                <w:color w:val="1F2933"/>
+                <w:sz w:val="21"/>
+                <w:szCs w:val="21"/>
+              </w:rPr>
+              <w:t xml:space="preserve">). Así la pestaña *Overall Code* muestra la cobertura total (93,7 %) y el gate exige también los topes de complejidad y cobertura.</w:t>
+            </w:r>
+          </w:p>
+        </w:tc>
+      </w:tr>
+    </w:tbl>
+    <w:p>
+      <w:pPr>
+        <w:spacing w:after="120"/>
+      </w:pPr>
+    </w:p>
+    <w:p>
+      <w:pPr>
+        <w:pStyle w:val="Heading1"/>
+        <w:spacing w:after="140" w:before="360"/>
+      </w:pPr>
+      <w:r>
+        <w:rPr>
+          <w:b/>
+          <w:bCs/>
+          <w:color w:val="1F5E8C"/>
+          <w:sz w:val="32"/>
+          <w:szCs w:val="32"/>
+        </w:rPr>
+        <w:t xml:space="preserve">10. Estado actual</w:t>
       </w:r>
     </w:p>
     <w:tbl>
@@ -9024,7 +11220,7 @@
                 <w:sz w:val="20"/>
                 <w:szCs w:val="20"/>
               </w:rPr>
-              <w:t xml:space="preserve">Rama principal del proyecto en SonarCloud</w:t>
+              <w:t xml:space="preserve">Análisis publicado en la rama principal de SonarCloud</w:t>
             </w:r>
           </w:p>
         </w:tc>
@@ -9054,7 +11250,7 @@
                 <w:sz w:val="20"/>
                 <w:szCs w:val="20"/>
               </w:rPr>
-              <w:t xml:space="preserve">Por hacer</w:t>
+              <w:t xml:space="preserve">En verificación</w:t>
             </w:r>
           </w:p>
         </w:tc>
@@ -9118,7 +11314,7 @@
                 <w:sz w:val="20"/>
                 <w:szCs w:val="20"/>
               </w:rPr>
-              <w:t xml:space="preserve">: el primer análisis quedó en una rama corta </w:t>
+              <w:t xml:space="preserve">, así que el análisis quedaba en una rama corta </w:t>
             </w:r>
             <w:r>
               <w:rPr>
@@ -9135,7 +11331,7 @@
                 <w:sz w:val="20"/>
                 <w:szCs w:val="20"/>
               </w:rPr>
-              <w:t xml:space="preserve">. Hay que borrar esa rama corta y renombrar </w:t>
+              <w:t xml:space="preserve"> sin cobertura total en el resumen. El workflow ahora pasa </w:t>
             </w:r>
             <w:r>
               <w:rPr>
@@ -9144,15 +11340,15 @@
                 <w:sz w:val="18"/>
                 <w:szCs w:val="18"/>
               </w:rPr>
-              <w:t xml:space="preserve">master</w:t>
-            </w:r>
-            <w:r>
-              <w:rPr>
-                <w:color w:val="1F2933"/>
-                <w:sz w:val="20"/>
-                <w:szCs w:val="20"/>
-              </w:rPr>
-              <w:t xml:space="preserve"> a </w:t>
+              <w:t xml:space="preserve">-Dsonar.branch.name=master</w:t>
+            </w:r>
+            <w:r>
+              <w:rPr>
+                <w:color w:val="1F2933"/>
+                <w:sz w:val="20"/>
+                <w:szCs w:val="20"/>
+              </w:rPr>
+              <w:t xml:space="preserve"> (variable </w:t>
             </w:r>
             <w:r>
               <w:rPr>
@@ -9161,32 +11357,15 @@
                 <w:sz w:val="18"/>
                 <w:szCs w:val="18"/>
               </w:rPr>
-              <w:t xml:space="preserve">main</w:t>
-            </w:r>
-            <w:r>
-              <w:rPr>
-                <w:color w:val="1F2933"/>
-                <w:sz w:val="20"/>
-                <w:szCs w:val="20"/>
-              </w:rPr>
-              <w:t xml:space="preserve"> (Administration → Branches and Pull Requests) para que el análisis de </w:t>
-            </w:r>
-            <w:r>
-              <w:rPr>
-                <w:rFonts w:ascii="Consolas" w:cs="Consolas" w:eastAsia="Consolas" w:hAnsi="Consolas"/>
-                <w:color w:val="7A2E0E"/>
-                <w:sz w:val="18"/>
-                <w:szCs w:val="18"/>
-              </w:rPr>
-              <w:t xml:space="preserve">main</w:t>
-            </w:r>
-            <w:r>
-              <w:rPr>
-                <w:color w:val="1F2933"/>
-                <w:sz w:val="20"/>
-                <w:szCs w:val="20"/>
-              </w:rPr>
-              <w:t xml:space="preserve"> sea el principal</w:t>
+              <w:t xml:space="preserve">SONAR_MAIN_BRANCH</w:t>
+            </w:r>
+            <w:r>
+              <w:rPr>
+                <w:color w:val="1F2933"/>
+                <w:sz w:val="20"/>
+                <w:szCs w:val="20"/>
+              </w:rPr>
+              <w:t xml:space="preserve">) en cada push para analizar la rama principal</w:t>
             </w:r>
           </w:p>
         </w:tc>
@@ -9251,7 +11430,7 @@
                 <w:sz w:val="20"/>
                 <w:szCs w:val="20"/>
               </w:rPr>
-              <w:t xml:space="preserve">Listo · CI en verde</w:t>
+              <w:t xml:space="preserve">Listo · CI en verde (#5)</w:t>
             </w:r>
           </w:p>
         </w:tc>
@@ -9315,7 +11494,111 @@
                 <w:sz w:val="20"/>
                 <w:szCs w:val="20"/>
               </w:rPr>
-              <w:t xml:space="preserve">; la corrida #4 terminó en verde (87 pruebas unitarias, 130 escenarios Karate, análisis de Sonar y Quality Gate en OK)</w:t>
+              <w:t xml:space="preserve">; la corrida #5, con la corrección de dependencias incluida, terminó en verde en 2 min 19 s (87 pruebas unitarias, 130 escenarios Karate, análisis de Sonar y Quality Gate en OK)</w:t>
+            </w:r>
+          </w:p>
+        </w:tc>
+      </w:tr>
+      <w:tr>
+        <w:trPr>
+          <w:cantSplit/>
+        </w:trPr>
+        <w:tc>
+          <w:tcPr>
+            <w:tcW w:type="dxa" w:w="3300"/>
+            <w:tcBorders>
+              <w:top w:val="single" w:color="D5D9DD" w:sz="4"/>
+              <w:left w:val="single" w:color="D5D9DD" w:sz="4"/>
+              <w:bottom w:val="single" w:color="D5D9DD" w:sz="4"/>
+              <w:right w:val="single" w:color="D5D9DD" w:sz="4"/>
+            </w:tcBorders>
+            <w:tcMar>
+              <w:top w:type="dxa" w:w="70"/>
+              <w:left w:type="dxa" w:w="110"/>
+              <w:bottom w:type="dxa" w:w="70"/>
+              <w:right w:type="dxa" w:w="110"/>
+            </w:tcMar>
+          </w:tcPr>
+          <w:p>
+            <w:pPr>
+              <w:spacing w:after="0" w:line="252"/>
+            </w:pPr>
+            <w:r>
+              <w:rPr>
+                <w:color w:val="1F2933"/>
+                <w:sz w:val="20"/>
+                <w:szCs w:val="20"/>
+              </w:rPr>
+              <w:t xml:space="preserve">Riesgos de dependencias (SCA)</w:t>
+            </w:r>
+          </w:p>
+        </w:tc>
+        <w:tc>
+          <w:tcPr>
+            <w:tcW w:type="dxa" w:w="1300"/>
+            <w:tcBorders>
+              <w:top w:val="single" w:color="D5D9DD" w:sz="4"/>
+              <w:left w:val="single" w:color="D5D9DD" w:sz="4"/>
+              <w:bottom w:val="single" w:color="D5D9DD" w:sz="4"/>
+              <w:right w:val="single" w:color="D5D9DD" w:sz="4"/>
+            </w:tcBorders>
+            <w:tcMar>
+              <w:top w:type="dxa" w:w="70"/>
+              <w:left w:type="dxa" w:w="110"/>
+              <w:bottom w:type="dxa" w:w="70"/>
+              <w:right w:type="dxa" w:w="110"/>
+            </w:tcMar>
+          </w:tcPr>
+          <w:p>
+            <w:pPr>
+              <w:spacing w:after="0" w:line="252"/>
+            </w:pPr>
+            <w:r>
+              <w:rPr>
+                <w:color w:val="1F2933"/>
+                <w:sz w:val="20"/>
+                <w:szCs w:val="20"/>
+              </w:rPr>
+              <w:t xml:space="preserve">Listo</w:t>
+            </w:r>
+          </w:p>
+        </w:tc>
+        <w:tc>
+          <w:tcPr>
+            <w:tcW w:type="dxa" w:w="4760"/>
+            <w:tcBorders>
+              <w:top w:val="single" w:color="D5D9DD" w:sz="4"/>
+              <w:left w:val="single" w:color="D5D9DD" w:sz="4"/>
+              <w:bottom w:val="single" w:color="D5D9DD" w:sz="4"/>
+              <w:right w:val="single" w:color="D5D9DD" w:sz="4"/>
+            </w:tcBorders>
+            <w:tcMar>
+              <w:top w:type="dxa" w:w="70"/>
+              <w:left w:type="dxa" w:w="110"/>
+              <w:bottom w:type="dxa" w:w="70"/>
+              <w:right w:type="dxa" w:w="110"/>
+            </w:tcMar>
+          </w:tcPr>
+          <w:p>
+            <w:pPr>
+              <w:spacing w:after="0" w:line="252"/>
+            </w:pPr>
+            <w:r>
+              <w:rPr>
+                <w:color w:val="1F2933"/>
+                <w:sz w:val="20"/>
+                <w:szCs w:val="20"/>
+              </w:rPr>
+              <w:t xml:space="preserve">De 84 riesgos iniciales se pasó a 0 tras forzar versiones corregidas en </w:t>
+            </w:r>
+            <w:r>
+              <w:rPr>
+                <w:rFonts w:ascii="Consolas" w:cs="Consolas" w:eastAsia="Consolas" w:hAnsi="Consolas"/>
+                <w:color w:val="7A2E0E"/>
+                <w:sz w:val="18"/>
+                <w:szCs w:val="18"/>
+              </w:rPr>
+              <w:t xml:space="preserve">build.gradle</w:t>
             </w:r>
           </w:p>
         </w:tc>
@@ -9809,7 +12092,43 @@
           <w:sz w:val="22"/>
           <w:szCs w:val="22"/>
         </w:rPr>
-        <w:t xml:space="preserve">Un proyecto creado manualmente en SonarCloud nace con la rama principal </w:t>
+        <w:t xml:space="preserve">SonarCloud analiza también las dependencias (“Dependency risks”). Las 84 que aparecieron venían de librerías transitivas de Karate, no del código propio; se corrigieron forzando versiones en Gradle (BOMs de Netty, Jackson y Micrometer, y restricciones para Thymeleaf, Logback y json-smart).</w:t>
+      </w:r>
+    </w:p>
+    <w:p>
+      <w:pPr>
+        <w:pStyle w:val="ListParagraph"/>
+        <w:numPr>
+          <w:ilvl w:val="0"/>
+          <w:numId w:val="2"/>
+        </w:numPr>
+        <w:spacing w:after="60" w:line="276"/>
+      </w:pPr>
+      <w:r>
+        <w:rPr>
+          <w:color w:val="1F2933"/>
+          <w:sz w:val="22"/>
+          <w:szCs w:val="22"/>
+        </w:rPr>
+        <w:t xml:space="preserve">La tarjeta </w:t>
+      </w:r>
+      <w:r>
+        <w:rPr>
+          <w:b/>
+          <w:bCs/>
+          <w:color w:val="1F2933"/>
+          <w:sz w:val="22"/>
+          <w:szCs w:val="22"/>
+        </w:rPr>
+        <w:t xml:space="preserve">Coverage</w:t>
+      </w:r>
+      <w:r>
+        <w:rPr>
+          <w:color w:val="1F2933"/>
+          <w:sz w:val="22"/>
+          <w:szCs w:val="22"/>
+        </w:rPr>
+        <w:t xml:space="preserve"> del resumen de </w:t>
       </w:r>
       <w:r>
         <w:rPr>
@@ -9818,15 +12137,33 @@
           <w:sz w:val="20"/>
           <w:szCs w:val="20"/>
         </w:rPr>
-        <w:t xml:space="preserve">master</w:t>
-      </w:r>
-      <w:r>
-        <w:rPr>
-          <w:color w:val="1F2933"/>
-          <w:sz w:val="22"/>
-          <w:szCs w:val="22"/>
-        </w:rPr>
-        <w:t xml:space="preserve">. Si el repositorio usa </w:t>
+        <w:t xml:space="preserve">main</w:t>
+      </w:r>
+      <w:r>
+        <w:rPr>
+          <w:color w:val="1F2933"/>
+          <w:sz w:val="22"/>
+          <w:szCs w:val="22"/>
+        </w:rPr>
+        <w:t xml:space="preserve"> decía “not enough lines to compute coverage”. Causas: el resumen mide el código </w:t>
+      </w:r>
+      <w:r>
+        <w:rPr>
+          <w:b/>
+          <w:bCs/>
+          <w:color w:val="1F2933"/>
+          <w:sz w:val="22"/>
+          <w:szCs w:val="22"/>
+        </w:rPr>
+        <w:t xml:space="preserve">nuevo</w:t>
+      </w:r>
+      <w:r>
+        <w:rPr>
+          <w:color w:val="1F2933"/>
+          <w:sz w:val="22"/>
+          <w:szCs w:val="22"/>
+        </w:rPr>
+        <w:t xml:space="preserve"> (un análisis sin cambios de código no tiene líneas nuevas) y </w:t>
       </w:r>
       <w:r>
         <w:rPr>
@@ -9843,7 +12180,7 @@
           <w:sz w:val="22"/>
           <w:szCs w:val="22"/>
         </w:rPr>
-        <w:t xml:space="preserve">, el análisis se guarda como rama corta y la principal queda sin analizar: </w:t>
+        <w:t xml:space="preserve"> era una rama corta, que no muestra *Overall Code*. Se corrigió publicando el análisis en la rama principal del proyecto (</w:t>
       </w:r>
       <w:r>
         <w:rPr>
@@ -9852,6 +12189,143 @@
           <w:sz w:val="20"/>
           <w:szCs w:val="20"/>
         </w:rPr>
+        <w:t xml:space="preserve">master</w:t>
+      </w:r>
+      <w:r>
+        <w:rPr>
+          <w:color w:val="1F2933"/>
+          <w:sz w:val="22"/>
+          <w:szCs w:val="22"/>
+        </w:rPr>
+        <w:t xml:space="preserve">) con </w:t>
+      </w:r>
+      <w:r>
+        <w:rPr>
+          <w:rFonts w:ascii="Consolas" w:cs="Consolas" w:eastAsia="Consolas" w:hAnsi="Consolas"/>
+          <w:color w:val="7A2E0E"/>
+          <w:sz w:val="20"/>
+          <w:szCs w:val="20"/>
+        </w:rPr>
+        <w:t xml:space="preserve">-Dsonar.branch.name</w:t>
+      </w:r>
+      <w:r>
+        <w:rPr>
+          <w:color w:val="1F2933"/>
+          <w:sz w:val="22"/>
+          <w:szCs w:val="22"/>
+        </w:rPr>
+        <w:t xml:space="preserve">.</w:t>
+      </w:r>
+    </w:p>
+    <w:p>
+      <w:pPr>
+        <w:pStyle w:val="ListParagraph"/>
+        <w:numPr>
+          <w:ilvl w:val="0"/>
+          <w:numId w:val="2"/>
+        </w:numPr>
+        <w:spacing w:after="60" w:line="276"/>
+      </w:pPr>
+      <w:r>
+        <w:rPr>
+          <w:color w:val="1F2933"/>
+          <w:sz w:val="22"/>
+          <w:szCs w:val="22"/>
+        </w:rPr>
+        <w:t xml:space="preserve">Un proyecto creado manualmente en SonarCloud nace con la rama principal </w:t>
+      </w:r>
+      <w:r>
+        <w:rPr>
+          <w:rFonts w:ascii="Consolas" w:cs="Consolas" w:eastAsia="Consolas" w:hAnsi="Consolas"/>
+          <w:color w:val="7A2E0E"/>
+          <w:sz w:val="20"/>
+          <w:szCs w:val="20"/>
+        </w:rPr>
+        <w:t xml:space="preserve">master</w:t>
+      </w:r>
+      <w:r>
+        <w:rPr>
+          <w:color w:val="1F2933"/>
+          <w:sz w:val="22"/>
+          <w:szCs w:val="22"/>
+        </w:rPr>
+        <w:t xml:space="preserve">. Si el repositorio usa </w:t>
+      </w:r>
+      <w:r>
+        <w:rPr>
+          <w:rFonts w:ascii="Consolas" w:cs="Consolas" w:eastAsia="Consolas" w:hAnsi="Consolas"/>
+          <w:color w:val="7A2E0E"/>
+          <w:sz w:val="20"/>
+          <w:szCs w:val="20"/>
+        </w:rPr>
+        <w:t xml:space="preserve">main</w:t>
+      </w:r>
+      <w:r>
+        <w:rPr>
+          <w:color w:val="1F2933"/>
+          <w:sz w:val="22"/>
+          <w:szCs w:val="22"/>
+        </w:rPr>
+        <w:t xml:space="preserve">, el análisis se guarda como rama corta y la principal queda sin analizar. Se resuelve de dos maneras: pasar </w:t>
+      </w:r>
+      <w:r>
+        <w:rPr>
+          <w:rFonts w:ascii="Consolas" w:cs="Consolas" w:eastAsia="Consolas" w:hAnsi="Consolas"/>
+          <w:color w:val="7A2E0E"/>
+          <w:sz w:val="20"/>
+          <w:szCs w:val="20"/>
+        </w:rPr>
+        <w:t xml:space="preserve">-Dsonar.branch.name=master</w:t>
+      </w:r>
+      <w:r>
+        <w:rPr>
+          <w:color w:val="1F2933"/>
+          <w:sz w:val="22"/>
+          <w:szCs w:val="22"/>
+        </w:rPr>
+        <w:t xml:space="preserve"> en el workflow (la elegida, sin borrar nada) o borrar la rama corta y renombrar </w:t>
+      </w:r>
+      <w:r>
+        <w:rPr>
+          <w:rFonts w:ascii="Consolas" w:cs="Consolas" w:eastAsia="Consolas" w:hAnsi="Consolas"/>
+          <w:color w:val="7A2E0E"/>
+          <w:sz w:val="20"/>
+          <w:szCs w:val="20"/>
+        </w:rPr>
+        <w:t xml:space="preserve">master</w:t>
+      </w:r>
+      <w:r>
+        <w:rPr>
+          <w:color w:val="1F2933"/>
+          <w:sz w:val="22"/>
+          <w:szCs w:val="22"/>
+        </w:rPr>
+        <w:t xml:space="preserve"> a </w:t>
+      </w:r>
+      <w:r>
+        <w:rPr>
+          <w:rFonts w:ascii="Consolas" w:cs="Consolas" w:eastAsia="Consolas" w:hAnsi="Consolas"/>
+          <w:color w:val="7A2E0E"/>
+          <w:sz w:val="20"/>
+          <w:szCs w:val="20"/>
+        </w:rPr>
+        <w:t xml:space="preserve">main</w:t>
+      </w:r>
+      <w:r>
+        <w:rPr>
+          <w:color w:val="1F2933"/>
+          <w:sz w:val="22"/>
+          <w:szCs w:val="22"/>
+        </w:rPr>
+        <w:t xml:space="preserve"> en SonarCloud. </w:t>
+      </w:r>
+      <w:r>
+        <w:rPr>
+          <w:rFonts w:ascii="Consolas" w:cs="Consolas" w:eastAsia="Consolas" w:hAnsi="Consolas"/>
+          <w:color w:val="7A2E0E"/>
+          <w:sz w:val="20"/>
+          <w:szCs w:val="20"/>
+        </w:rPr>
         <w:t xml:space="preserve">check-metrics.sh</w:t>
       </w:r>
       <w:r>
@@ -9860,7 +12334,7 @@
           <w:sz w:val="22"/>
           <w:szCs w:val="22"/>
         </w:rPr>
-        <w:t xml:space="preserve"> ahora recibe la rama (</w:t>
+        <w:t xml:space="preserve"> recibe la rama analizada (</w:t>
       </w:r>
       <w:r>
         <w:rPr>
@@ -9893,7 +12367,7 @@
           <w:sz w:val="32"/>
           <w:szCs w:val="32"/>
         </w:rPr>
-        <w:t xml:space="preserve">10. Riesgos y mitigaciones</w:t>
+        <w:t xml:space="preserve">11. Riesgos y mitigaciones</w:t>
       </w:r>
     </w:p>
     <w:tbl>
@@ -10537,7 +13011,7 @@
           <w:sz w:val="32"/>
           <w:szCs w:val="32"/>
         </w:rPr>
-        <w:t xml:space="preserve">11. Beneficios y próximos pasos</w:t>
+        <w:t xml:space="preserve">12. Beneficios y próximos pasos</w:t>
       </w:r>
     </w:p>
     <w:p>
@@ -10659,7 +13133,7 @@
           <w:sz w:val="22"/>
           <w:szCs w:val="22"/>
         </w:rPr>
-        <w:t xml:space="preserve">Borrar la rama corta </w:t>
+        <w:t xml:space="preserve">Opcional: borrar en SonarCloud la rama corta </w:t>
       </w:r>
       <w:r>
         <w:rPr>
@@ -10676,7 +13150,7 @@
           <w:sz w:val="22"/>
           <w:szCs w:val="22"/>
         </w:rPr>
-        <w:t xml:space="preserve"> de SonarCloud y renombrar </w:t>
+        <w:t xml:space="preserve"> (obsoleta) y, si se prefiere que la rama principal se llame </w:t>
       </w:r>
       <w:r>
         <w:rPr>
@@ -10685,15 +13159,15 @@
           <w:sz w:val="20"/>
           <w:szCs w:val="20"/>
         </w:rPr>
-        <w:t xml:space="preserve">master</w:t>
-      </w:r>
-      <w:r>
-        <w:rPr>
-          <w:color w:val="1F2933"/>
-          <w:sz w:val="22"/>
-          <w:szCs w:val="22"/>
-        </w:rPr>
-        <w:t xml:space="preserve"> a </w:t>
+        <w:t xml:space="preserve">main</w:t>
+      </w:r>
+      <w:r>
+        <w:rPr>
+          <w:color w:val="1F2933"/>
+          <w:sz w:val="22"/>
+          <w:szCs w:val="22"/>
+        </w:rPr>
+        <w:t xml:space="preserve">, renombrar </w:t>
       </w:r>
       <w:r>
         <w:rPr>
@@ -10702,15 +13176,32 @@
           <w:sz w:val="20"/>
           <w:szCs w:val="20"/>
         </w:rPr>
-        <w:t xml:space="preserve">main</w:t>
-      </w:r>
-      <w:r>
-        <w:rPr>
-          <w:color w:val="1F2933"/>
-          <w:sz w:val="22"/>
-          <w:szCs w:val="22"/>
-        </w:rPr>
-        <w:t xml:space="preserve">; volver a ejecutar el workflow para que el análisis quede en la rama principal.</w:t>
+        <w:t xml:space="preserve">master</w:t>
+      </w:r>
+      <w:r>
+        <w:rPr>
+          <w:color w:val="1F2933"/>
+          <w:sz w:val="22"/>
+          <w:szCs w:val="22"/>
+        </w:rPr>
+        <w:t xml:space="preserve"> y crear la variable de GitHub </w:t>
+      </w:r>
+      <w:r>
+        <w:rPr>
+          <w:rFonts w:ascii="Consolas" w:cs="Consolas" w:eastAsia="Consolas" w:hAnsi="Consolas"/>
+          <w:color w:val="7A2E0E"/>
+          <w:sz w:val="20"/>
+          <w:szCs w:val="20"/>
+        </w:rPr>
+        <w:t xml:space="preserve">SONAR_MAIN_BRANCH = main</w:t>
+      </w:r>
+      <w:r>
+        <w:rPr>
+          <w:color w:val="1F2933"/>
+          <w:sz w:val="22"/>
+          <w:szCs w:val="22"/>
+        </w:rPr>
+        <w:t xml:space="preserve">.</w:t>
       </w:r>
     </w:p>
     <w:p>
@@ -10814,7 +13305,7 @@
           <w:sz w:val="32"/>
           <w:szCs w:val="32"/>
         </w:rPr>
-        <w:t xml:space="preserve">12. Preguntas frecuentes</w:t>
+        <w:t xml:space="preserve">13. Preguntas frecuentes</w:t>
       </w:r>
     </w:p>
     <w:p>
@@ -10999,7 +13490,7 @@
           <w:sz w:val="32"/>
           <w:szCs w:val="32"/>
         </w:rPr>
-        <w:t xml:space="preserve">13. Glosario</w:t>
+        <w:t xml:space="preserve">14. Glosario</w:t>
       </w:r>
     </w:p>
     <w:tbl>
